--- a/shared/templates/Ornek_Sinav_Kagidi_Soru_Bazli_Puan_Cizelgesi.docx
+++ b/shared/templates/Ornek_Sinav_Kagidi_Soru_Bazli_Puan_Cizelgesi.docx
@@ -1,127 +1,684 @@
 
 <file path=word/document.xml><?xml version="1.0" encoding="utf-8"?>
-<w:document xmlns:wpc="http://schemas.microsoft.com/office/word/2010/wordprocessingCanvas" xmlns:cx="http://schemas.microsoft.com/office/drawing/2014/chartex" xmlns:cx1="http://schemas.microsoft.com/office/drawing/2015/9/8/chartex" xmlns:cx2="http://schemas.microsoft.com/office/drawing/2015/10/21/chartex" xmlns:cx3="http://schemas.microsoft.com/office/drawing/2016/5/9/chartex" xmlns:cx4="http://schemas.microsoft.com/office/drawing/2016/5/10/chartex" xmlns:cx5="http://schemas.microsoft.com/office/drawing/2016/5/11/chartex" xmlns:cx6="http://schemas.microsoft.com/office/drawing/2016/5/12/chartex" xmlns:cx7="http://schemas.microsoft.com/office/drawing/2016/5/13/chartex" xmlns:cx8="http://schemas.microsoft.com/office/drawing/2016/5/14/chartex" xmlns:mc="http://schemas.openxmlformats.org/markup-compatibility/2006" xmlns:aink="http://schemas.microsoft.com/office/drawing/2016/ink" xmlns:am3d="http://schemas.microsoft.com/office/drawing/2017/model3d" xmlns:o="urn:schemas-microsoft-com:office:office" xmlns:oel="http://schemas.microsoft.com/office/2019/extlst" xmlns:r="http://schemas.openxmlformats.org/officeDocument/2006/relationships" xmlns:m="http://schemas.openxmlformats.org/officeDocument/2006/math" xmlns:v="urn:schemas-microsoft-com:vml" xmlns:wp14="http://schemas.microsoft.com/office/word/2010/wordprocessingDrawing" xmlns:wp="http://schemas.openxmlformats.org/drawingml/2006/wordprocessingDrawing" xmlns:w10="urn:schemas-microsoft-com:office:word" xmlns:w="http://schemas.openxmlformats.org/wordprocessingml/2006/main" xmlns:w14="http://schemas.microsoft.com/office/word/2010/wordml" xmlns:w15="http://schemas.microsoft.com/office/word/2012/wordml" xmlns:w16cei="http://schemas.microsoft.com/office/word/2026/wordml/cei" xmlns:w16cex="http://schemas.microsoft.com/office/word/2018/wordml/cex" xmlns:w16cid="http://schemas.microsoft.com/office/word/2016/wordml/cid" xmlns:w16="http://schemas.microsoft.com/office/word/2018/wordml" xmlns:w16du="http://schemas.microsoft.com/office/word/2023/wordml/word16du" xmlns:w16sdtdh="http://schemas.microsoft.com/office/word/2020/wordml/sdtdatahash" xmlns:w16sdtfl="http://schemas.microsoft.com/office/word/2024/wordml/sdtformatlock" xmlns:w16se="http://schemas.microsoft.com/office/word/2015/wordml/symex" xmlns:wpg="http://schemas.microsoft.com/office/word/2010/wordprocessingGroup" xmlns:wpi="http://schemas.microsoft.com/office/word/2010/wordprocessingInk" xmlns:wne="http://schemas.microsoft.com/office/word/2006/wordml" xmlns:wps="http://schemas.microsoft.com/office/word/2010/wordprocessingShape" mc:Ignorable="w14 w15 w16se w16cid w16 w16cex w16sdtdh w16sdtfl w16du wp14">
+<w:document xmlns:wpc="http://schemas.microsoft.com/office/word/2010/wordprocessingCanvas" xmlns:cx="http://schemas.microsoft.com/office/drawing/2014/chartex" xmlns:cx1="http://schemas.microsoft.com/office/drawing/2015/9/8/chartex" xmlns:cx2="http://schemas.microsoft.com/office/drawing/2015/10/21/chartex" xmlns:cx3="http://schemas.microsoft.com/office/drawing/2016/5/9/chartex" xmlns:cx4="http://schemas.microsoft.com/office/drawing/2016/5/10/chartex" xmlns:cx5="http://schemas.microsoft.com/office/drawing/2016/5/11/chartex" xmlns:cx6="http://schemas.microsoft.com/office/drawing/2016/5/12/chartex" xmlns:cx7="http://schemas.microsoft.com/office/drawing/2016/5/13/chartex" xmlns:cx8="http://schemas.microsoft.com/office/drawing/2016/5/14/chartex" xmlns:mc="http://schemas.openxmlformats.org/markup-compatibility/2006" xmlns:aink="http://schemas.microsoft.com/office/drawing/2016/ink" xmlns:am3d="http://schemas.microsoft.com/office/drawing/2017/model3d" xmlns:o="urn:schemas-microsoft-com:office:office" xmlns:oel="http://schemas.microsoft.com/office/2019/extlst" xmlns:r="http://schemas.openxmlformats.org/officeDocument/2006/relationships" xmlns:m="http://schemas.openxmlformats.org/officeDocument/2006/math" xmlns:v="urn:schemas-microsoft-com:vml" xmlns:wp14="http://schemas.microsoft.com/office/word/2010/wordprocessingDrawing" xmlns:wp="http://schemas.openxmlformats.org/drawingml/2006/wordprocessingDrawing" xmlns:w10="urn:schemas-microsoft-com:office:word" xmlns:w="http://schemas.openxmlformats.org/wordprocessingml/2006/main" xmlns:w14="http://schemas.microsoft.com/office/word/2010/wordml" xmlns:w15="http://schemas.microsoft.com/office/word/2012/wordml" xmlns:w16cex="http://schemas.microsoft.com/office/word/2018/wordml/cex" xmlns:w16cid="http://schemas.microsoft.com/office/word/2016/wordml/cid" xmlns:w16="http://schemas.microsoft.com/office/word/2018/wordml" xmlns:w16du="http://schemas.microsoft.com/office/word/2023/wordml/word16du" xmlns:w16sdtdh="http://schemas.microsoft.com/office/word/2020/wordml/sdtdatahash" xmlns:w16sdtfl="http://schemas.microsoft.com/office/word/2024/wordml/sdtformatlock" xmlns:w16se="http://schemas.microsoft.com/office/word/2015/wordml/symex" xmlns:wpg="http://schemas.microsoft.com/office/word/2010/wordprocessingGroup" xmlns:wpi="http://schemas.microsoft.com/office/word/2010/wordprocessingInk" xmlns:wne="http://schemas.microsoft.com/office/word/2006/wordml" xmlns:wps="http://schemas.microsoft.com/office/word/2010/wordprocessingShape" mc:Ignorable="w14 w15 w16se w16cid w16 w16cex w16sdtdh w16sdtfl w16du wp14">
   <w:body>
     <w:p>
       <w:pPr>
+        <w:spacing w:after="0" w:line="240" w:lineRule="auto"/>
         <w:jc w:val="center"/>
         <w:rPr>
           <w:rFonts w:ascii="Times New Roman" w:hAnsi="Times New Roman" w:cs="Times New Roman"/>
+          <w:sz w:val="24"/>
+          <w:szCs w:val="24"/>
+        </w:rPr>
+      </w:pPr>
+      <w:r>
+        <w:rPr>
+          <w:rFonts w:ascii="Times New Roman" w:hAnsi="Times New Roman" w:cs="Times New Roman"/>
+          <w:b/>
+          <w:sz w:val="24"/>
+          <w:szCs w:val="24"/>
+        </w:rPr>
+        <w:t>T.C.</w:t>
+      </w:r>
+    </w:p>
+    <w:p>
+      <w:pPr>
+        <w:spacing w:after="0" w:line="240" w:lineRule="auto"/>
+        <w:jc w:val="center"/>
+        <w:rPr>
+          <w:rFonts w:ascii="Times New Roman" w:hAnsi="Times New Roman" w:cs="Times New Roman"/>
+          <w:sz w:val="24"/>
+          <w:szCs w:val="24"/>
+        </w:rPr>
+      </w:pPr>
+      <w:r>
+        <w:rPr>
+          <w:rFonts w:ascii="Times New Roman" w:hAnsi="Times New Roman" w:cs="Times New Roman"/>
+          <w:b/>
+          <w:sz w:val="24"/>
+          <w:szCs w:val="24"/>
+        </w:rPr>
+        <w:t>MİLLÎ EĞİTİM BAKANLIĞI</w:t>
+      </w:r>
+    </w:p>
+    <w:p>
+      <w:pPr>
+        <w:spacing w:after="0" w:line="240" w:lineRule="auto"/>
+        <w:jc w:val="center"/>
+        <w:rPr>
+          <w:rFonts w:ascii="Times New Roman" w:hAnsi="Times New Roman" w:cs="Times New Roman"/>
+          <w:sz w:val="24"/>
+          <w:szCs w:val="24"/>
+        </w:rPr>
+      </w:pPr>
+      <w:r>
+        <w:rPr>
+          <w:rFonts w:ascii="Times New Roman" w:hAnsi="Times New Roman" w:cs="Times New Roman"/>
+          <w:b/>
+          <w:sz w:val="24"/>
+          <w:szCs w:val="24"/>
+        </w:rPr>
+        <w:t>........................................................ OKULU MÜDÜRLÜĞÜ</w:t>
+      </w:r>
+    </w:p>
+    <w:p>
+      <w:pPr>
+        <w:spacing w:after="0" w:line="240" w:lineRule="auto"/>
+        <w:jc w:val="center"/>
+        <w:rPr>
+          <w:rFonts w:ascii="Times New Roman" w:hAnsi="Times New Roman" w:cs="Times New Roman"/>
+          <w:b/>
+          <w:sz w:val="24"/>
+          <w:szCs w:val="24"/>
+        </w:rPr>
+      </w:pPr>
+      <w:r>
+        <w:rPr>
+          <w:rFonts w:ascii="Times New Roman" w:hAnsi="Times New Roman" w:cs="Times New Roman"/>
+          <w:b/>
+          <w:sz w:val="24"/>
+          <w:szCs w:val="24"/>
+        </w:rPr>
+        <w:t>20....-20.... EĞİTİM VE ÖĞRETİM YILI</w:t>
+      </w:r>
+    </w:p>
+    <w:p>
+      <w:pPr>
+        <w:spacing w:after="0" w:line="240" w:lineRule="auto"/>
+        <w:jc w:val="center"/>
+        <w:rPr>
+          <w:rFonts w:ascii="Times New Roman" w:hAnsi="Times New Roman" w:cs="Times New Roman"/>
+          <w:b/>
+          <w:sz w:val="24"/>
+          <w:szCs w:val="24"/>
+        </w:rPr>
+      </w:pPr>
+      <w:r>
+        <w:rPr>
+          <w:rFonts w:ascii="Times New Roman" w:hAnsi="Times New Roman" w:cs="Times New Roman"/>
+          <w:b/>
+          <w:sz w:val="24"/>
+          <w:szCs w:val="24"/>
+        </w:rPr>
+        <w:t>… DÖNEM …SINAV</w:t>
+      </w:r>
+    </w:p>
+    <w:tbl>
+      <w:tblPr>
+        <w:tblpPr w:leftFromText="141" w:rightFromText="141" w:vertAnchor="text" w:horzAnchor="margin" w:tblpXSpec="center" w:tblpY="202"/>
+        <w:tblW w:w="4950" w:type="pct"/>
+        <w:tblBorders>
+          <w:top w:val="single" w:sz="5" w:space="0" w:color="7F8C8D"/>
+          <w:left w:val="single" w:sz="5" w:space="0" w:color="7F8C8D"/>
+          <w:bottom w:val="single" w:sz="5" w:space="0" w:color="7F8C8D"/>
+          <w:right w:val="single" w:sz="5" w:space="0" w:color="7F8C8D"/>
+          <w:insideH w:val="single" w:sz="5" w:space="0" w:color="7F8C8D"/>
+          <w:insideV w:val="single" w:sz="5" w:space="0" w:color="7F8C8D"/>
+        </w:tblBorders>
+        <w:tblLayout w:type="fixed"/>
+        <w:tblLook w:val="04A0" w:firstRow="1" w:lastRow="0" w:firstColumn="1" w:lastColumn="0" w:noHBand="0" w:noVBand="1"/>
+      </w:tblPr>
+      <w:tblGrid>
+        <w:gridCol w:w="1782"/>
+        <w:gridCol w:w="4395"/>
+        <w:gridCol w:w="1133"/>
+        <w:gridCol w:w="3259"/>
+      </w:tblGrid>
+      <w:tr>
+        <w:trPr>
+          <w:trHeight w:hRule="exact" w:val="249"/>
+        </w:trPr>
+        <w:tc>
+          <w:tcPr>
+            <w:tcW w:w="843" w:type="pct"/>
+            <w:shd w:val="clear" w:color="auto" w:fill="C6D9F1" w:themeFill="text2" w:themeFillTint="33"/>
+            <w:tcMar>
+              <w:top w:w="60" w:type="dxa"/>
+              <w:left w:w="80" w:type="dxa"/>
+              <w:bottom w:w="60" w:type="dxa"/>
+              <w:right w:w="80" w:type="dxa"/>
+            </w:tcMar>
+            <w:vAlign w:val="center"/>
+          </w:tcPr>
+          <w:p>
+            <w:pPr>
+              <w:spacing w:after="0" w:line="240" w:lineRule="auto"/>
+              <w:rPr>
+                <w:rFonts w:ascii="Times New Roman" w:hAnsi="Times New Roman" w:cs="Times New Roman"/>
+                <w:b/>
+                <w:sz w:val="16"/>
+                <w:szCs w:val="16"/>
+              </w:rPr>
+            </w:pPr>
+            <w:r>
+              <w:rPr>
+                <w:rFonts w:ascii="Times New Roman" w:hAnsi="Times New Roman" w:cs="Times New Roman"/>
+                <w:b/>
+                <w:sz w:val="16"/>
+                <w:szCs w:val="16"/>
+              </w:rPr>
+              <w:t>Öğrencinin Adı-Soyadı</w:t>
+            </w:r>
+          </w:p>
+        </w:tc>
+        <w:tc>
+          <w:tcPr>
+            <w:tcW w:w="2079" w:type="pct"/>
+            <w:tcMar>
+              <w:top w:w="60" w:type="dxa"/>
+              <w:left w:w="80" w:type="dxa"/>
+              <w:bottom w:w="60" w:type="dxa"/>
+              <w:right w:w="80" w:type="dxa"/>
+            </w:tcMar>
+            <w:vAlign w:val="center"/>
+          </w:tcPr>
+          <w:p>
+            <w:pPr>
+              <w:spacing w:after="0" w:line="240" w:lineRule="auto"/>
+              <w:rPr>
+                <w:rFonts w:ascii="Times New Roman" w:hAnsi="Times New Roman" w:cs="Times New Roman"/>
+                <w:b/>
+                <w:sz w:val="16"/>
+                <w:szCs w:val="16"/>
+              </w:rPr>
+            </w:pPr>
+          </w:p>
+        </w:tc>
+        <w:tc>
+          <w:tcPr>
+            <w:tcW w:w="536" w:type="pct"/>
+            <w:shd w:val="clear" w:color="auto" w:fill="C6D9F1" w:themeFill="text2" w:themeFillTint="33"/>
+            <w:vAlign w:val="center"/>
+          </w:tcPr>
+          <w:p>
+            <w:pPr>
+              <w:spacing w:after="0" w:line="240" w:lineRule="auto"/>
+              <w:rPr>
+                <w:rFonts w:ascii="Times New Roman" w:hAnsi="Times New Roman" w:cs="Times New Roman"/>
+                <w:b/>
+                <w:sz w:val="16"/>
+                <w:szCs w:val="16"/>
+              </w:rPr>
+            </w:pPr>
+            <w:r>
+              <w:rPr>
+                <w:rFonts w:ascii="Times New Roman" w:hAnsi="Times New Roman" w:cs="Times New Roman"/>
+                <w:b/>
+                <w:sz w:val="16"/>
+                <w:szCs w:val="16"/>
+              </w:rPr>
+              <w:t>Sınav Türü</w:t>
+            </w:r>
+          </w:p>
+        </w:tc>
+        <w:tc>
+          <w:tcPr>
+            <w:tcW w:w="1542" w:type="pct"/>
+            <w:vAlign w:val="center"/>
+          </w:tcPr>
+          <w:p>
+            <w:pPr>
+              <w:spacing w:after="0" w:line="240" w:lineRule="auto"/>
+              <w:rPr>
+                <w:rFonts w:ascii="Times New Roman" w:hAnsi="Times New Roman" w:cs="Times New Roman"/>
+                <w:b/>
+                <w:sz w:val="16"/>
+                <w:szCs w:val="16"/>
+              </w:rPr>
+            </w:pPr>
+            <w:r>
+              <w:rPr>
+                <w:rFonts w:ascii="Segoe UI Symbol" w:hAnsi="Segoe UI Symbol" w:cs="Segoe UI Symbol"/>
+                <w:b/>
+                <w:sz w:val="16"/>
+                <w:szCs w:val="16"/>
+              </w:rPr>
+              <w:t>☐</w:t>
+            </w:r>
+            <w:r>
+              <w:rPr>
+                <w:rFonts w:ascii="Times New Roman" w:hAnsi="Times New Roman" w:cs="Times New Roman"/>
+                <w:b/>
+                <w:sz w:val="16"/>
+                <w:szCs w:val="16"/>
+              </w:rPr>
+              <w:t xml:space="preserve"> Yazılı  </w:t>
+            </w:r>
+            <w:r>
+              <w:rPr>
+                <w:rFonts w:ascii="Segoe UI Symbol" w:hAnsi="Segoe UI Symbol" w:cs="Segoe UI Symbol"/>
+                <w:b/>
+                <w:sz w:val="16"/>
+                <w:szCs w:val="16"/>
+              </w:rPr>
+              <w:t>☐</w:t>
+            </w:r>
+            <w:r>
+              <w:rPr>
+                <w:rFonts w:ascii="Times New Roman" w:hAnsi="Times New Roman" w:cs="Times New Roman"/>
+                <w:b/>
+                <w:sz w:val="16"/>
+                <w:szCs w:val="16"/>
+              </w:rPr>
+              <w:t xml:space="preserve"> 2. Dinleme </w:t>
+            </w:r>
+            <w:r>
+              <w:rPr>
+                <w:rFonts w:ascii="Segoe UI Symbol" w:hAnsi="Segoe UI Symbol" w:cs="Segoe UI Symbol"/>
+                <w:b/>
+                <w:sz w:val="16"/>
+                <w:szCs w:val="16"/>
+              </w:rPr>
+              <w:t>☐</w:t>
+            </w:r>
+            <w:r>
+              <w:rPr>
+                <w:rFonts w:ascii="Times New Roman" w:hAnsi="Times New Roman" w:cs="Times New Roman"/>
+                <w:b/>
+                <w:sz w:val="16"/>
+                <w:szCs w:val="16"/>
+              </w:rPr>
+              <w:t xml:space="preserve"> Konuşma</w:t>
+            </w:r>
+          </w:p>
+        </w:tc>
+      </w:tr>
+      <w:tr>
+        <w:trPr>
+          <w:trHeight w:hRule="exact" w:val="249"/>
+        </w:trPr>
+        <w:tc>
+          <w:tcPr>
+            <w:tcW w:w="843" w:type="pct"/>
+            <w:shd w:val="clear" w:color="auto" w:fill="C6D9F1" w:themeFill="text2" w:themeFillTint="33"/>
+            <w:tcMar>
+              <w:top w:w="60" w:type="dxa"/>
+              <w:left w:w="80" w:type="dxa"/>
+              <w:bottom w:w="60" w:type="dxa"/>
+              <w:right w:w="80" w:type="dxa"/>
+            </w:tcMar>
+            <w:vAlign w:val="center"/>
+          </w:tcPr>
+          <w:p>
+            <w:pPr>
+              <w:spacing w:after="0" w:line="240" w:lineRule="auto"/>
+              <w:rPr>
+                <w:rFonts w:ascii="Times New Roman" w:hAnsi="Times New Roman" w:cs="Times New Roman"/>
+                <w:b/>
+                <w:sz w:val="16"/>
+                <w:szCs w:val="16"/>
+              </w:rPr>
+            </w:pPr>
+            <w:r>
+              <w:rPr>
+                <w:rFonts w:ascii="Times New Roman" w:hAnsi="Times New Roman" w:cs="Times New Roman"/>
+                <w:b/>
+                <w:sz w:val="16"/>
+                <w:szCs w:val="16"/>
+              </w:rPr>
+              <w:t>Öğrenci Okul No</w:t>
+            </w:r>
+          </w:p>
+        </w:tc>
+        <w:tc>
+          <w:tcPr>
+            <w:tcW w:w="2079" w:type="pct"/>
+            <w:tcMar>
+              <w:top w:w="60" w:type="dxa"/>
+              <w:left w:w="80" w:type="dxa"/>
+              <w:bottom w:w="60" w:type="dxa"/>
+              <w:right w:w="80" w:type="dxa"/>
+            </w:tcMar>
+            <w:vAlign w:val="center"/>
+          </w:tcPr>
+          <w:p>
+            <w:pPr>
+              <w:spacing w:after="0" w:line="240" w:lineRule="auto"/>
+              <w:rPr>
+                <w:rFonts w:ascii="Times New Roman" w:hAnsi="Times New Roman" w:cs="Times New Roman"/>
+                <w:b/>
+                <w:sz w:val="16"/>
+                <w:szCs w:val="16"/>
+              </w:rPr>
+            </w:pPr>
+          </w:p>
+        </w:tc>
+        <w:tc>
+          <w:tcPr>
+            <w:tcW w:w="536" w:type="pct"/>
+            <w:shd w:val="clear" w:color="auto" w:fill="C6D9F1" w:themeFill="text2" w:themeFillTint="33"/>
+            <w:vAlign w:val="center"/>
+          </w:tcPr>
+          <w:p>
+            <w:pPr>
+              <w:spacing w:after="0" w:line="240" w:lineRule="auto"/>
+              <w:rPr>
+                <w:rFonts w:ascii="Times New Roman" w:hAnsi="Times New Roman" w:cs="Times New Roman"/>
+                <w:b/>
+                <w:sz w:val="16"/>
+                <w:szCs w:val="16"/>
+              </w:rPr>
+            </w:pPr>
+            <w:r>
+              <w:rPr>
+                <w:rFonts w:ascii="Times New Roman" w:hAnsi="Times New Roman" w:cs="Times New Roman"/>
+                <w:b/>
+                <w:sz w:val="16"/>
+                <w:szCs w:val="16"/>
+              </w:rPr>
+              <w:t>Sınav Tarihi</w:t>
+            </w:r>
+          </w:p>
+        </w:tc>
+        <w:tc>
+          <w:tcPr>
+            <w:tcW w:w="1542" w:type="pct"/>
+            <w:vAlign w:val="center"/>
+          </w:tcPr>
+          <w:p>
+            <w:pPr>
+              <w:spacing w:after="0" w:line="240" w:lineRule="auto"/>
+              <w:rPr>
+                <w:rFonts w:ascii="Times New Roman" w:hAnsi="Times New Roman" w:cs="Times New Roman"/>
+                <w:b/>
+                <w:sz w:val="16"/>
+                <w:szCs w:val="16"/>
+              </w:rPr>
+            </w:pPr>
+            <w:r>
+              <w:rPr>
+                <w:rFonts w:ascii="Times New Roman" w:hAnsi="Times New Roman" w:cs="Times New Roman"/>
+                <w:b/>
+                <w:sz w:val="16"/>
+                <w:szCs w:val="16"/>
+              </w:rPr>
+              <w:t>.... / .... / 20....</w:t>
+            </w:r>
+          </w:p>
+        </w:tc>
+      </w:tr>
+      <w:tr>
+        <w:trPr>
+          <w:trHeight w:hRule="exact" w:val="249"/>
+        </w:trPr>
+        <w:tc>
+          <w:tcPr>
+            <w:tcW w:w="843" w:type="pct"/>
+            <w:shd w:val="clear" w:color="auto" w:fill="C6D9F1" w:themeFill="text2" w:themeFillTint="33"/>
+            <w:tcMar>
+              <w:top w:w="60" w:type="dxa"/>
+              <w:left w:w="80" w:type="dxa"/>
+              <w:bottom w:w="60" w:type="dxa"/>
+              <w:right w:w="80" w:type="dxa"/>
+            </w:tcMar>
+            <w:vAlign w:val="center"/>
+          </w:tcPr>
+          <w:p>
+            <w:pPr>
+              <w:spacing w:after="0" w:line="240" w:lineRule="auto"/>
+              <w:rPr>
+                <w:rFonts w:ascii="Times New Roman" w:hAnsi="Times New Roman" w:cs="Times New Roman"/>
+                <w:b/>
+                <w:sz w:val="16"/>
+                <w:szCs w:val="16"/>
+              </w:rPr>
+            </w:pPr>
+            <w:r>
+              <w:rPr>
+                <w:rFonts w:ascii="Times New Roman" w:hAnsi="Times New Roman" w:cs="Times New Roman"/>
+                <w:b/>
+                <w:sz w:val="16"/>
+                <w:szCs w:val="16"/>
+              </w:rPr>
+              <w:t>Sınıf/Şube</w:t>
+            </w:r>
+          </w:p>
+        </w:tc>
+        <w:tc>
+          <w:tcPr>
+            <w:tcW w:w="2079" w:type="pct"/>
+            <w:tcMar>
+              <w:top w:w="60" w:type="dxa"/>
+              <w:left w:w="80" w:type="dxa"/>
+              <w:bottom w:w="60" w:type="dxa"/>
+              <w:right w:w="80" w:type="dxa"/>
+            </w:tcMar>
+            <w:vAlign w:val="center"/>
+          </w:tcPr>
+          <w:p>
+            <w:pPr>
+              <w:spacing w:after="0" w:line="240" w:lineRule="auto"/>
+              <w:rPr>
+                <w:rFonts w:ascii="Times New Roman" w:hAnsi="Times New Roman" w:cs="Times New Roman"/>
+                <w:b/>
+                <w:sz w:val="16"/>
+                <w:szCs w:val="16"/>
+              </w:rPr>
+            </w:pPr>
+          </w:p>
+        </w:tc>
+        <w:tc>
+          <w:tcPr>
+            <w:tcW w:w="2078" w:type="pct"/>
+            <w:gridSpan w:val="2"/>
+            <w:vAlign w:val="center"/>
+          </w:tcPr>
+          <w:p>
+            <w:pPr>
+              <w:spacing w:after="0" w:line="240" w:lineRule="auto"/>
+              <w:jc w:val="center"/>
+              <w:rPr>
+                <w:rFonts w:ascii="Times New Roman" w:hAnsi="Times New Roman" w:cs="Times New Roman"/>
+                <w:b/>
+                <w:sz w:val="16"/>
+                <w:szCs w:val="16"/>
+              </w:rPr>
+            </w:pPr>
+            <w:r>
+              <w:rPr>
+                <w:rFonts w:ascii="Segoe UI Symbol" w:hAnsi="Segoe UI Symbol" w:cs="Segoe UI Symbol"/>
+                <w:b/>
+                <w:sz w:val="16"/>
+                <w:szCs w:val="16"/>
+              </w:rPr>
+              <w:t>☐</w:t>
+            </w:r>
+            <w:r>
+              <w:rPr>
+                <w:rFonts w:ascii="Times New Roman" w:hAnsi="Times New Roman" w:cs="Times New Roman"/>
+                <w:b/>
+                <w:sz w:val="16"/>
+                <w:szCs w:val="16"/>
+              </w:rPr>
+              <w:t xml:space="preserve"> 1. Dönem   </w:t>
+            </w:r>
+            <w:r>
+              <w:rPr>
+                <w:rFonts w:ascii="Segoe UI Symbol" w:hAnsi="Segoe UI Symbol" w:cs="Segoe UI Symbol"/>
+                <w:b/>
+                <w:sz w:val="16"/>
+                <w:szCs w:val="16"/>
+              </w:rPr>
+              <w:t>☐</w:t>
+            </w:r>
+            <w:r>
+              <w:rPr>
+                <w:rFonts w:ascii="Times New Roman" w:hAnsi="Times New Roman" w:cs="Times New Roman"/>
+                <w:b/>
+                <w:sz w:val="16"/>
+                <w:szCs w:val="16"/>
+              </w:rPr>
+              <w:t xml:space="preserve"> 2. Dönem</w:t>
+            </w:r>
+          </w:p>
+        </w:tc>
+      </w:tr>
+      <w:tr>
+        <w:trPr>
+          <w:trHeight w:hRule="exact" w:val="249"/>
+        </w:trPr>
+        <w:tc>
+          <w:tcPr>
+            <w:tcW w:w="843" w:type="pct"/>
+            <w:shd w:val="clear" w:color="auto" w:fill="C6D9F1" w:themeFill="text2" w:themeFillTint="33"/>
+            <w:tcMar>
+              <w:top w:w="60" w:type="dxa"/>
+              <w:left w:w="80" w:type="dxa"/>
+              <w:bottom w:w="60" w:type="dxa"/>
+              <w:right w:w="80" w:type="dxa"/>
+            </w:tcMar>
+            <w:vAlign w:val="center"/>
+          </w:tcPr>
+          <w:p>
+            <w:pPr>
+              <w:spacing w:after="0" w:line="240" w:lineRule="auto"/>
+              <w:rPr>
+                <w:rFonts w:ascii="Times New Roman" w:hAnsi="Times New Roman" w:cs="Times New Roman"/>
+                <w:b/>
+                <w:sz w:val="16"/>
+                <w:szCs w:val="16"/>
+              </w:rPr>
+            </w:pPr>
+            <w:r>
+              <w:rPr>
+                <w:rFonts w:ascii="Times New Roman" w:hAnsi="Times New Roman" w:cs="Times New Roman"/>
+                <w:b/>
+                <w:sz w:val="16"/>
+                <w:szCs w:val="16"/>
+              </w:rPr>
+              <w:t>Dersin Adı</w:t>
+            </w:r>
+          </w:p>
+        </w:tc>
+        <w:tc>
+          <w:tcPr>
+            <w:tcW w:w="2079" w:type="pct"/>
+            <w:tcMar>
+              <w:top w:w="60" w:type="dxa"/>
+              <w:left w:w="80" w:type="dxa"/>
+              <w:bottom w:w="60" w:type="dxa"/>
+              <w:right w:w="80" w:type="dxa"/>
+            </w:tcMar>
+            <w:vAlign w:val="center"/>
+          </w:tcPr>
+          <w:p>
+            <w:pPr>
+              <w:spacing w:after="0" w:line="240" w:lineRule="auto"/>
+              <w:rPr>
+                <w:rFonts w:ascii="Times New Roman" w:hAnsi="Times New Roman" w:cs="Times New Roman"/>
+                <w:b/>
+                <w:sz w:val="16"/>
+                <w:szCs w:val="16"/>
+              </w:rPr>
+            </w:pPr>
+          </w:p>
+        </w:tc>
+        <w:tc>
+          <w:tcPr>
+            <w:tcW w:w="2078" w:type="pct"/>
+            <w:gridSpan w:val="2"/>
+            <w:vAlign w:val="center"/>
+          </w:tcPr>
+          <w:p>
+            <w:pPr>
+              <w:spacing w:after="0" w:line="240" w:lineRule="auto"/>
+              <w:jc w:val="center"/>
+              <w:rPr>
+                <w:rFonts w:ascii="Times New Roman" w:hAnsi="Times New Roman" w:cs="Times New Roman"/>
+                <w:b/>
+                <w:sz w:val="16"/>
+                <w:szCs w:val="16"/>
+              </w:rPr>
+            </w:pPr>
+            <w:r>
+              <w:rPr>
+                <w:rFonts w:ascii="Segoe UI Symbol" w:hAnsi="Segoe UI Symbol" w:cs="Segoe UI Symbol"/>
+                <w:b/>
+                <w:sz w:val="16"/>
+                <w:szCs w:val="16"/>
+              </w:rPr>
+              <w:t>☐</w:t>
+            </w:r>
+            <w:r>
+              <w:rPr>
+                <w:rFonts w:ascii="Times New Roman" w:hAnsi="Times New Roman" w:cs="Times New Roman"/>
+                <w:b/>
+                <w:sz w:val="16"/>
+                <w:szCs w:val="16"/>
+              </w:rPr>
+              <w:t xml:space="preserve"> 1. Yazılı  </w:t>
+            </w:r>
+            <w:r>
+              <w:rPr>
+                <w:rFonts w:ascii="Segoe UI Symbol" w:hAnsi="Segoe UI Symbol" w:cs="Segoe UI Symbol"/>
+                <w:b/>
+                <w:sz w:val="16"/>
+                <w:szCs w:val="16"/>
+              </w:rPr>
+              <w:t>☐</w:t>
+            </w:r>
+            <w:r>
+              <w:rPr>
+                <w:rFonts w:ascii="Times New Roman" w:hAnsi="Times New Roman" w:cs="Times New Roman"/>
+                <w:b/>
+                <w:sz w:val="16"/>
+                <w:szCs w:val="16"/>
+              </w:rPr>
+              <w:t xml:space="preserve"> 2. Yazılı  </w:t>
+            </w:r>
+            <w:r>
+              <w:rPr>
+                <w:rFonts w:ascii="Segoe UI Symbol" w:hAnsi="Segoe UI Symbol" w:cs="Segoe UI Symbol"/>
+                <w:b/>
+                <w:sz w:val="16"/>
+                <w:szCs w:val="16"/>
+              </w:rPr>
+              <w:t>☐</w:t>
+            </w:r>
+            <w:r>
+              <w:rPr>
+                <w:rFonts w:ascii="Times New Roman" w:hAnsi="Times New Roman" w:cs="Times New Roman"/>
+                <w:b/>
+                <w:sz w:val="16"/>
+                <w:szCs w:val="16"/>
+              </w:rPr>
+              <w:t xml:space="preserve"> Diğer:</w:t>
+            </w:r>
+          </w:p>
+        </w:tc>
+      </w:tr>
+    </w:tbl>
+    <w:p>
+      <w:pPr>
+        <w:spacing w:after="0"/>
+        <w:rPr>
+          <w:rFonts w:ascii="Times New Roman" w:hAnsi="Times New Roman" w:cs="Times New Roman"/>
+          <w:b/>
+          <w:sz w:val="16"/>
+          <w:szCs w:val="16"/>
+        </w:rPr>
+      </w:pPr>
+    </w:p>
+    <w:p>
+      <w:pPr>
+        <w:spacing w:after="60" w:line="240" w:lineRule="auto"/>
+        <w:jc w:val="center"/>
+        <w:rPr>
+          <w:rFonts w:ascii="Times New Roman" w:hAnsi="Times New Roman" w:cs="Times New Roman"/>
+          <w:b/>
           <w:sz w:val="16"/>
           <w:szCs w:val="16"/>
         </w:rPr>
       </w:pPr>
       <w:r>
         <w:rPr>
-          <w:rFonts w:ascii="Times New Roman" w:eastAsia="Arial" w:hAnsi="Times New Roman" w:cs="Times New Roman"/>
+          <w:rFonts w:ascii="Times New Roman" w:hAnsi="Times New Roman" w:cs="Times New Roman"/>
           <w:b/>
-          <w:color w:val="000000"/>
           <w:sz w:val="16"/>
           <w:szCs w:val="16"/>
         </w:rPr>
-        <w:t>T.C.</w:t>
-      </w:r>
-    </w:p>
-    <w:p>
-      <w:pPr>
-        <w:jc w:val="center"/>
-        <w:rPr>
-          <w:rFonts w:ascii="Times New Roman" w:hAnsi="Times New Roman" w:cs="Times New Roman"/>
-          <w:sz w:val="16"/>
-          <w:szCs w:val="16"/>
-        </w:rPr>
-      </w:pPr>
-      <w:r>
-        <w:rPr>
-          <w:rFonts w:ascii="Times New Roman" w:eastAsia="Arial" w:hAnsi="Times New Roman" w:cs="Times New Roman"/>
-          <w:b/>
-          <w:color w:val="000000"/>
-          <w:sz w:val="16"/>
-          <w:szCs w:val="16"/>
-        </w:rPr>
-        <w:t>MİLLÎ EĞİTİM BAKANLIĞI</w:t>
-      </w:r>
-    </w:p>
-    <w:p>
-      <w:pPr>
-        <w:spacing w:after="40"/>
-        <w:jc w:val="center"/>
-        <w:rPr>
-          <w:rFonts w:ascii="Times New Roman" w:hAnsi="Times New Roman" w:cs="Times New Roman"/>
-          <w:sz w:val="16"/>
-          <w:szCs w:val="16"/>
-        </w:rPr>
-      </w:pPr>
-      <w:r>
-        <w:rPr>
-          <w:rFonts w:ascii="Times New Roman" w:eastAsia="Arial" w:hAnsi="Times New Roman" w:cs="Times New Roman"/>
-          <w:b/>
-          <w:color w:val="000000"/>
-          <w:sz w:val="16"/>
-          <w:szCs w:val="16"/>
-        </w:rPr>
-        <w:t>........................................................ OKULU MÜDÜRLÜĞÜ</w:t>
-      </w:r>
-    </w:p>
-    <w:p>
-      <w:pPr>
-        <w:jc w:val="center"/>
-        <w:rPr>
-          <w:rFonts w:ascii="Times New Roman" w:hAnsi="Times New Roman" w:cs="Times New Roman"/>
-          <w:sz w:val="16"/>
-          <w:szCs w:val="16"/>
-        </w:rPr>
-      </w:pPr>
-      <w:r>
-        <w:rPr>
-          <w:rFonts w:ascii="Times New Roman" w:eastAsia="Arial" w:hAnsi="Times New Roman" w:cs="Times New Roman"/>
-          <w:b/>
-          <w:color w:val="000000"/>
-          <w:sz w:val="16"/>
-          <w:szCs w:val="16"/>
-        </w:rPr>
-        <w:t>2025-2026 EĞİTİM VE ÖĞRETİM YILI</w:t>
-      </w:r>
-    </w:p>
-    <w:p>
-      <w:pPr>
-        <w:jc w:val="center"/>
-        <w:rPr>
-          <w:rFonts w:ascii="Times New Roman" w:hAnsi="Times New Roman" w:cs="Times New Roman"/>
-          <w:sz w:val="16"/>
-          <w:szCs w:val="16"/>
-        </w:rPr>
-      </w:pPr>
-      <w:r>
-        <w:rPr>
-          <w:rFonts w:ascii="Times New Roman" w:eastAsia="Arial" w:hAnsi="Times New Roman" w:cs="Times New Roman"/>
-          <w:b/>
-          <w:color w:val="000000"/>
-          <w:sz w:val="16"/>
-          <w:szCs w:val="16"/>
-        </w:rPr>
-        <w:t>II. DÖNEM II. YAZILI SINAVI</w:t>
-      </w:r>
-    </w:p>
-    <w:p>
-      <w:pPr>
-        <w:spacing w:after="140"/>
-        <w:jc w:val="center"/>
-        <w:rPr>
-          <w:rFonts w:ascii="Times New Roman" w:hAnsi="Times New Roman" w:cs="Times New Roman"/>
-          <w:sz w:val="16"/>
-          <w:szCs w:val="16"/>
-        </w:rPr>
-      </w:pPr>
-      <w:r>
-        <w:rPr>
-          <w:rFonts w:ascii="Times New Roman" w:eastAsia="Arial" w:hAnsi="Times New Roman" w:cs="Times New Roman"/>
-          <w:b/>
-          <w:color w:val="17365D"/>
-          <w:sz w:val="16"/>
-          <w:szCs w:val="16"/>
-        </w:rPr>
-        <w:t>TÜRK DİLİ VE EDEBİYATI - 9. SINIF</w:t>
+        <w:t>SORU BAZLI PUAN ÇİZELGESİ</w:t>
       </w:r>
     </w:p>
     <w:tbl>
@@ -132,414 +689,34 @@
         <w:tblLook w:val="04A0" w:firstRow="1" w:lastRow="0" w:firstColumn="1" w:lastColumn="0" w:noHBand="0" w:noVBand="1"/>
       </w:tblPr>
       <w:tblGrid>
-        <w:gridCol w:w="2055"/>
-        <w:gridCol w:w="5386"/>
+        <w:gridCol w:w="1807"/>
+        <w:gridCol w:w="349"/>
+        <w:gridCol w:w="349"/>
+        <w:gridCol w:w="349"/>
+        <w:gridCol w:w="349"/>
+        <w:gridCol w:w="349"/>
+        <w:gridCol w:w="349"/>
+        <w:gridCol w:w="349"/>
+        <w:gridCol w:w="349"/>
+        <w:gridCol w:w="349"/>
+        <w:gridCol w:w="429"/>
+        <w:gridCol w:w="714"/>
       </w:tblGrid>
       <w:tr>
         <w:trPr>
+          <w:trHeight w:val="20"/>
           <w:jc w:val="center"/>
         </w:trPr>
         <w:tc>
           <w:tcPr>
-            <w:tcW w:w="2055" w:type="dxa"/>
+            <w:tcW w:w="0" w:type="auto"/>
             <w:shd w:val="clear" w:color="auto" w:fill="C6D9F1" w:themeFill="text2" w:themeFillTint="33"/>
-          </w:tcPr>
-          <w:p>
-            <w:pPr>
-              <w:rPr>
-                <w:rFonts w:ascii="Times New Roman" w:hAnsi="Times New Roman" w:cs="Times New Roman"/>
-                <w:b/>
-                <w:bCs/>
-                <w:sz w:val="16"/>
-                <w:szCs w:val="16"/>
-              </w:rPr>
-            </w:pPr>
-            <w:proofErr w:type="spellStart"/>
-            <w:r>
-              <w:rPr>
-                <w:rFonts w:ascii="Times New Roman" w:hAnsi="Times New Roman" w:cs="Times New Roman"/>
-                <w:b/>
-                <w:bCs/>
-                <w:sz w:val="16"/>
-                <w:szCs w:val="16"/>
-              </w:rPr>
-              <w:t>Öğrencinin</w:t>
-            </w:r>
-            <w:proofErr w:type="spellEnd"/>
-            <w:r>
-              <w:rPr>
-                <w:rFonts w:ascii="Times New Roman" w:hAnsi="Times New Roman" w:cs="Times New Roman"/>
-                <w:b/>
-                <w:bCs/>
-                <w:sz w:val="16"/>
-                <w:szCs w:val="16"/>
-              </w:rPr>
-              <w:t xml:space="preserve"> </w:t>
-            </w:r>
-            <w:proofErr w:type="spellStart"/>
-            <w:r>
-              <w:rPr>
-                <w:rFonts w:ascii="Times New Roman" w:hAnsi="Times New Roman" w:cs="Times New Roman"/>
-                <w:b/>
-                <w:bCs/>
-                <w:sz w:val="16"/>
-                <w:szCs w:val="16"/>
-              </w:rPr>
-              <w:t>Adı</w:t>
-            </w:r>
-            <w:proofErr w:type="spellEnd"/>
-            <w:r>
-              <w:rPr>
-                <w:rFonts w:ascii="Times New Roman" w:hAnsi="Times New Roman" w:cs="Times New Roman"/>
-                <w:b/>
-                <w:bCs/>
-                <w:sz w:val="16"/>
-                <w:szCs w:val="16"/>
-              </w:rPr>
-              <w:t xml:space="preserve"> </w:t>
-            </w:r>
-            <w:proofErr w:type="spellStart"/>
-            <w:r>
-              <w:rPr>
-                <w:rFonts w:ascii="Times New Roman" w:hAnsi="Times New Roman" w:cs="Times New Roman"/>
-                <w:b/>
-                <w:bCs/>
-                <w:sz w:val="16"/>
-                <w:szCs w:val="16"/>
-              </w:rPr>
-              <w:t>ve</w:t>
-            </w:r>
-            <w:proofErr w:type="spellEnd"/>
-            <w:r>
-              <w:rPr>
-                <w:rFonts w:ascii="Times New Roman" w:hAnsi="Times New Roman" w:cs="Times New Roman"/>
-                <w:b/>
-                <w:bCs/>
-                <w:sz w:val="16"/>
-                <w:szCs w:val="16"/>
-              </w:rPr>
-              <w:t xml:space="preserve"> </w:t>
-            </w:r>
-            <w:proofErr w:type="spellStart"/>
-            <w:r>
-              <w:rPr>
-                <w:rFonts w:ascii="Times New Roman" w:hAnsi="Times New Roman" w:cs="Times New Roman"/>
-                <w:b/>
-                <w:bCs/>
-                <w:sz w:val="16"/>
-                <w:szCs w:val="16"/>
-              </w:rPr>
-              <w:t>Soyadı</w:t>
-            </w:r>
-            <w:proofErr w:type="spellEnd"/>
-          </w:p>
-        </w:tc>
-        <w:tc>
-          <w:tcPr>
-            <w:tcW w:w="5386" w:type="dxa"/>
-          </w:tcPr>
-          <w:p>
-            <w:pPr>
-              <w:jc w:val="center"/>
-              <w:rPr>
-                <w:rFonts w:ascii="Times New Roman" w:hAnsi="Times New Roman" w:cs="Times New Roman"/>
-                <w:sz w:val="16"/>
-                <w:szCs w:val="16"/>
-              </w:rPr>
-            </w:pPr>
-          </w:p>
-        </w:tc>
-      </w:tr>
-      <w:tr>
-        <w:trPr>
-          <w:jc w:val="center"/>
-        </w:trPr>
-        <w:tc>
-          <w:tcPr>
-            <w:tcW w:w="2055" w:type="dxa"/>
-            <w:shd w:val="clear" w:color="auto" w:fill="C6D9F1" w:themeFill="text2" w:themeFillTint="33"/>
-          </w:tcPr>
-          <w:p>
-            <w:pPr>
-              <w:rPr>
-                <w:rFonts w:ascii="Times New Roman" w:hAnsi="Times New Roman" w:cs="Times New Roman"/>
-                <w:b/>
-                <w:bCs/>
-                <w:sz w:val="16"/>
-                <w:szCs w:val="16"/>
-              </w:rPr>
-            </w:pPr>
-            <w:proofErr w:type="spellStart"/>
-            <w:r>
-              <w:rPr>
-                <w:rFonts w:ascii="Times New Roman" w:hAnsi="Times New Roman" w:cs="Times New Roman"/>
-                <w:b/>
-                <w:bCs/>
-                <w:sz w:val="16"/>
-                <w:szCs w:val="16"/>
-              </w:rPr>
-              <w:t>Sınıfı</w:t>
-            </w:r>
-            <w:proofErr w:type="spellEnd"/>
-            <w:r>
-              <w:rPr>
-                <w:rFonts w:ascii="Times New Roman" w:hAnsi="Times New Roman" w:cs="Times New Roman"/>
-                <w:b/>
-                <w:bCs/>
-                <w:sz w:val="16"/>
-                <w:szCs w:val="16"/>
-              </w:rPr>
-              <w:t xml:space="preserve"> / </w:t>
-            </w:r>
-            <w:proofErr w:type="spellStart"/>
-            <w:r>
-              <w:rPr>
-                <w:rFonts w:ascii="Times New Roman" w:hAnsi="Times New Roman" w:cs="Times New Roman"/>
-                <w:b/>
-                <w:bCs/>
-                <w:sz w:val="16"/>
-                <w:szCs w:val="16"/>
-              </w:rPr>
-              <w:t>Şubesi</w:t>
-            </w:r>
-            <w:proofErr w:type="spellEnd"/>
-          </w:p>
-        </w:tc>
-        <w:tc>
-          <w:tcPr>
-            <w:tcW w:w="5386" w:type="dxa"/>
-          </w:tcPr>
-          <w:p>
-            <w:pPr>
-              <w:jc w:val="center"/>
-              <w:rPr>
-                <w:rFonts w:ascii="Times New Roman" w:hAnsi="Times New Roman" w:cs="Times New Roman"/>
-                <w:sz w:val="16"/>
-                <w:szCs w:val="16"/>
-              </w:rPr>
-            </w:pPr>
-          </w:p>
-        </w:tc>
-      </w:tr>
-      <w:tr>
-        <w:trPr>
-          <w:jc w:val="center"/>
-        </w:trPr>
-        <w:tc>
-          <w:tcPr>
-            <w:tcW w:w="2055" w:type="dxa"/>
-            <w:shd w:val="clear" w:color="auto" w:fill="C6D9F1" w:themeFill="text2" w:themeFillTint="33"/>
-          </w:tcPr>
-          <w:p>
-            <w:pPr>
-              <w:rPr>
-                <w:rFonts w:ascii="Times New Roman" w:hAnsi="Times New Roman" w:cs="Times New Roman"/>
-                <w:b/>
-                <w:bCs/>
-                <w:sz w:val="16"/>
-                <w:szCs w:val="16"/>
-              </w:rPr>
-            </w:pPr>
-            <w:proofErr w:type="spellStart"/>
-            <w:proofErr w:type="gramStart"/>
-            <w:r>
-              <w:rPr>
-                <w:rFonts w:ascii="Times New Roman" w:hAnsi="Times New Roman" w:cs="Times New Roman"/>
-                <w:b/>
-                <w:bCs/>
-                <w:sz w:val="16"/>
-                <w:szCs w:val="16"/>
-              </w:rPr>
-              <w:t>Öğrenci</w:t>
-            </w:r>
-            <w:proofErr w:type="spellEnd"/>
-            <w:r>
-              <w:rPr>
-                <w:rFonts w:ascii="Times New Roman" w:hAnsi="Times New Roman" w:cs="Times New Roman"/>
-                <w:b/>
-                <w:bCs/>
-                <w:sz w:val="16"/>
-                <w:szCs w:val="16"/>
-              </w:rPr>
-              <w:t xml:space="preserve">  Okul</w:t>
-            </w:r>
-            <w:proofErr w:type="gramEnd"/>
-            <w:r>
-              <w:rPr>
-                <w:rFonts w:ascii="Times New Roman" w:hAnsi="Times New Roman" w:cs="Times New Roman"/>
-                <w:b/>
-                <w:bCs/>
-                <w:sz w:val="16"/>
-                <w:szCs w:val="16"/>
-              </w:rPr>
-              <w:t xml:space="preserve"> </w:t>
-            </w:r>
-            <w:proofErr w:type="spellStart"/>
-            <w:r>
-              <w:rPr>
-                <w:rFonts w:ascii="Times New Roman" w:hAnsi="Times New Roman" w:cs="Times New Roman"/>
-                <w:b/>
-                <w:bCs/>
-                <w:sz w:val="16"/>
-                <w:szCs w:val="16"/>
-              </w:rPr>
-              <w:t>Numarası</w:t>
-            </w:r>
-            <w:proofErr w:type="spellEnd"/>
-          </w:p>
-        </w:tc>
-        <w:tc>
-          <w:tcPr>
-            <w:tcW w:w="5386" w:type="dxa"/>
-          </w:tcPr>
-          <w:p>
-            <w:pPr>
-              <w:jc w:val="center"/>
-              <w:rPr>
-                <w:rFonts w:ascii="Times New Roman" w:hAnsi="Times New Roman" w:cs="Times New Roman"/>
-                <w:sz w:val="16"/>
-                <w:szCs w:val="16"/>
-              </w:rPr>
-            </w:pPr>
-          </w:p>
-        </w:tc>
-      </w:tr>
-      <w:tr>
-        <w:trPr>
-          <w:jc w:val="center"/>
-        </w:trPr>
-        <w:tc>
-          <w:tcPr>
-            <w:tcW w:w="2055" w:type="dxa"/>
-            <w:shd w:val="clear" w:color="auto" w:fill="C6D9F1" w:themeFill="text2" w:themeFillTint="33"/>
-          </w:tcPr>
-          <w:p>
-            <w:pPr>
-              <w:rPr>
-                <w:rFonts w:ascii="Times New Roman" w:hAnsi="Times New Roman" w:cs="Times New Roman"/>
-                <w:b/>
-                <w:bCs/>
-                <w:sz w:val="16"/>
-                <w:szCs w:val="16"/>
-              </w:rPr>
-            </w:pPr>
-            <w:proofErr w:type="spellStart"/>
-            <w:r>
-              <w:rPr>
-                <w:rFonts w:ascii="Times New Roman" w:hAnsi="Times New Roman" w:cs="Times New Roman"/>
-                <w:b/>
-                <w:bCs/>
-                <w:sz w:val="16"/>
-                <w:szCs w:val="16"/>
-              </w:rPr>
-              <w:t>Sınav</w:t>
-            </w:r>
-            <w:proofErr w:type="spellEnd"/>
-            <w:r>
-              <w:rPr>
-                <w:rFonts w:ascii="Times New Roman" w:hAnsi="Times New Roman" w:cs="Times New Roman"/>
-                <w:b/>
-                <w:bCs/>
-                <w:sz w:val="16"/>
-                <w:szCs w:val="16"/>
-              </w:rPr>
-              <w:t xml:space="preserve"> </w:t>
-            </w:r>
-            <w:proofErr w:type="spellStart"/>
-            <w:r>
-              <w:rPr>
-                <w:rFonts w:ascii="Times New Roman" w:hAnsi="Times New Roman" w:cs="Times New Roman"/>
-                <w:b/>
-                <w:bCs/>
-                <w:sz w:val="16"/>
-                <w:szCs w:val="16"/>
-              </w:rPr>
-              <w:t>Tarihi</w:t>
-            </w:r>
-            <w:proofErr w:type="spellEnd"/>
-          </w:p>
-        </w:tc>
-        <w:tc>
-          <w:tcPr>
-            <w:tcW w:w="5386" w:type="dxa"/>
-          </w:tcPr>
-          <w:p>
-            <w:pPr>
-              <w:jc w:val="center"/>
-              <w:rPr>
-                <w:rFonts w:ascii="Times New Roman" w:hAnsi="Times New Roman" w:cs="Times New Roman"/>
-                <w:sz w:val="16"/>
-                <w:szCs w:val="16"/>
-              </w:rPr>
-            </w:pPr>
-          </w:p>
-        </w:tc>
-      </w:tr>
-    </w:tbl>
-    <w:p>
-      <w:pPr>
-        <w:jc w:val="center"/>
-        <w:rPr>
-          <w:rFonts w:ascii="Times New Roman" w:eastAsia="Arial" w:hAnsi="Times New Roman" w:cs="Times New Roman"/>
-          <w:b/>
-          <w:color w:val="17365D"/>
-          <w:sz w:val="16"/>
-          <w:szCs w:val="16"/>
-        </w:rPr>
-      </w:pPr>
-    </w:p>
-    <w:p>
-      <w:pPr>
-        <w:jc w:val="center"/>
-        <w:rPr>
-          <w:rFonts w:ascii="Times New Roman" w:hAnsi="Times New Roman" w:cs="Times New Roman"/>
-          <w:b/>
-          <w:sz w:val="16"/>
-          <w:szCs w:val="16"/>
-        </w:rPr>
-      </w:pPr>
-      <w:r>
-        <w:rPr>
-          <w:rFonts w:ascii="Times New Roman" w:eastAsia="Arial" w:hAnsi="Times New Roman" w:cs="Times New Roman"/>
-          <w:b/>
-          <w:color w:val="17365D"/>
-          <w:sz w:val="16"/>
-          <w:szCs w:val="16"/>
-        </w:rPr>
-        <w:t>SORU BAZLI PUAN ÇİZELGESİ</w:t>
-      </w:r>
-    </w:p>
-    <w:tbl>
-      <w:tblPr>
-        <w:tblStyle w:val="TabloKlavuzu"/>
-        <w:tblW w:w="7513" w:type="dxa"/>
-        <w:jc w:val="center"/>
-        <w:tblLayout w:type="fixed"/>
-        <w:tblLook w:val="04A0" w:firstRow="1" w:lastRow="0" w:firstColumn="1" w:lastColumn="0" w:noHBand="0" w:noVBand="1"/>
-      </w:tblPr>
-      <w:tblGrid>
-        <w:gridCol w:w="992"/>
-        <w:gridCol w:w="1276"/>
-        <w:gridCol w:w="435"/>
-        <w:gridCol w:w="416"/>
-        <w:gridCol w:w="455"/>
-        <w:gridCol w:w="395"/>
-        <w:gridCol w:w="425"/>
-        <w:gridCol w:w="426"/>
-        <w:gridCol w:w="425"/>
-        <w:gridCol w:w="425"/>
-        <w:gridCol w:w="425"/>
-        <w:gridCol w:w="528"/>
-        <w:gridCol w:w="890"/>
-      </w:tblGrid>
-      <w:tr>
-        <w:trPr>
-          <w:jc w:val="center"/>
-        </w:trPr>
-        <w:tc>
-          <w:tcPr>
-            <w:tcW w:w="992" w:type="dxa"/>
-            <w:shd w:val="clear" w:color="auto" w:fill="FFFFFF" w:themeFill="background1"/>
+            <w:tcMar>
+              <w:top w:w="70" w:type="dxa"/>
+              <w:left w:w="90" w:type="dxa"/>
+              <w:bottom w:w="70" w:type="dxa"/>
+              <w:right w:w="90" w:type="dxa"/>
+            </w:tcMar>
             <w:vAlign w:val="center"/>
           </w:tcPr>
           <w:p>
@@ -552,7 +729,6 @@
                 <w:szCs w:val="16"/>
               </w:rPr>
             </w:pPr>
-            <w:proofErr w:type="spellStart"/>
             <w:r>
               <w:rPr>
                 <w:rFonts w:ascii="Times New Roman" w:hAnsi="Times New Roman" w:cs="Times New Roman"/>
@@ -560,42 +736,20 @@
                 <w:sz w:val="16"/>
                 <w:szCs w:val="16"/>
               </w:rPr>
-              <w:t>Okul</w:t>
-            </w:r>
-            <w:proofErr w:type="spellEnd"/>
-            <w:r>
-              <w:rPr>
-                <w:rFonts w:ascii="Times New Roman" w:hAnsi="Times New Roman" w:cs="Times New Roman"/>
-                <w:b/>
-                <w:sz w:val="16"/>
-                <w:szCs w:val="16"/>
-              </w:rPr>
-              <w:t xml:space="preserve"> No:</w:t>
+              <w:t>Sorular</w:t>
             </w:r>
           </w:p>
         </w:tc>
         <w:tc>
           <w:tcPr>
-            <w:tcW w:w="1276" w:type="dxa"/>
-            <w:shd w:val="clear" w:color="auto" w:fill="FFFFFF" w:themeFill="background1"/>
-            <w:vAlign w:val="center"/>
-          </w:tcPr>
-          <w:p>
-            <w:pPr>
-              <w:jc w:val="center"/>
-              <w:rPr>
-                <w:rFonts w:ascii="Times New Roman" w:hAnsi="Times New Roman" w:cs="Times New Roman"/>
-                <w:b/>
-                <w:sz w:val="16"/>
-                <w:szCs w:val="16"/>
-              </w:rPr>
-            </w:pPr>
-          </w:p>
-        </w:tc>
-        <w:tc>
-          <w:tcPr>
-            <w:tcW w:w="435" w:type="dxa"/>
+            <w:tcW w:w="0" w:type="auto"/>
             <w:shd w:val="clear" w:color="auto" w:fill="C6D9F1" w:themeFill="text2" w:themeFillTint="33"/>
+            <w:tcMar>
+              <w:top w:w="70" w:type="dxa"/>
+              <w:left w:w="90" w:type="dxa"/>
+              <w:bottom w:w="70" w:type="dxa"/>
+              <w:right w:w="90" w:type="dxa"/>
+            </w:tcMar>
             <w:vAlign w:val="center"/>
           </w:tcPr>
           <w:p>
@@ -621,8 +775,14 @@
         </w:tc>
         <w:tc>
           <w:tcPr>
-            <w:tcW w:w="416" w:type="dxa"/>
+            <w:tcW w:w="0" w:type="auto"/>
             <w:shd w:val="clear" w:color="auto" w:fill="C6D9F1" w:themeFill="text2" w:themeFillTint="33"/>
+            <w:tcMar>
+              <w:top w:w="70" w:type="dxa"/>
+              <w:left w:w="90" w:type="dxa"/>
+              <w:bottom w:w="70" w:type="dxa"/>
+              <w:right w:w="90" w:type="dxa"/>
+            </w:tcMar>
             <w:vAlign w:val="center"/>
           </w:tcPr>
           <w:p>
@@ -648,8 +808,14 @@
         </w:tc>
         <w:tc>
           <w:tcPr>
-            <w:tcW w:w="455" w:type="dxa"/>
+            <w:tcW w:w="0" w:type="auto"/>
             <w:shd w:val="clear" w:color="auto" w:fill="C6D9F1" w:themeFill="text2" w:themeFillTint="33"/>
+            <w:tcMar>
+              <w:top w:w="70" w:type="dxa"/>
+              <w:left w:w="90" w:type="dxa"/>
+              <w:bottom w:w="70" w:type="dxa"/>
+              <w:right w:w="90" w:type="dxa"/>
+            </w:tcMar>
             <w:vAlign w:val="center"/>
           </w:tcPr>
           <w:p>
@@ -675,8 +841,14 @@
         </w:tc>
         <w:tc>
           <w:tcPr>
-            <w:tcW w:w="395" w:type="dxa"/>
+            <w:tcW w:w="0" w:type="auto"/>
             <w:shd w:val="clear" w:color="auto" w:fill="C6D9F1" w:themeFill="text2" w:themeFillTint="33"/>
+            <w:tcMar>
+              <w:top w:w="70" w:type="dxa"/>
+              <w:left w:w="90" w:type="dxa"/>
+              <w:bottom w:w="70" w:type="dxa"/>
+              <w:right w:w="90" w:type="dxa"/>
+            </w:tcMar>
             <w:vAlign w:val="center"/>
           </w:tcPr>
           <w:p>
@@ -702,8 +874,14 @@
         </w:tc>
         <w:tc>
           <w:tcPr>
-            <w:tcW w:w="425" w:type="dxa"/>
+            <w:tcW w:w="0" w:type="auto"/>
             <w:shd w:val="clear" w:color="auto" w:fill="C6D9F1" w:themeFill="text2" w:themeFillTint="33"/>
+            <w:tcMar>
+              <w:top w:w="70" w:type="dxa"/>
+              <w:left w:w="90" w:type="dxa"/>
+              <w:bottom w:w="70" w:type="dxa"/>
+              <w:right w:w="90" w:type="dxa"/>
+            </w:tcMar>
             <w:vAlign w:val="center"/>
           </w:tcPr>
           <w:p>
@@ -729,8 +907,14 @@
         </w:tc>
         <w:tc>
           <w:tcPr>
-            <w:tcW w:w="426" w:type="dxa"/>
+            <w:tcW w:w="0" w:type="auto"/>
             <w:shd w:val="clear" w:color="auto" w:fill="C6D9F1" w:themeFill="text2" w:themeFillTint="33"/>
+            <w:tcMar>
+              <w:top w:w="70" w:type="dxa"/>
+              <w:left w:w="90" w:type="dxa"/>
+              <w:bottom w:w="70" w:type="dxa"/>
+              <w:right w:w="90" w:type="dxa"/>
+            </w:tcMar>
             <w:vAlign w:val="center"/>
           </w:tcPr>
           <w:p>
@@ -756,8 +940,14 @@
         </w:tc>
         <w:tc>
           <w:tcPr>
-            <w:tcW w:w="425" w:type="dxa"/>
+            <w:tcW w:w="0" w:type="auto"/>
             <w:shd w:val="clear" w:color="auto" w:fill="C6D9F1" w:themeFill="text2" w:themeFillTint="33"/>
+            <w:tcMar>
+              <w:top w:w="70" w:type="dxa"/>
+              <w:left w:w="90" w:type="dxa"/>
+              <w:bottom w:w="70" w:type="dxa"/>
+              <w:right w:w="90" w:type="dxa"/>
+            </w:tcMar>
             <w:vAlign w:val="center"/>
           </w:tcPr>
           <w:p>
@@ -783,8 +973,14 @@
         </w:tc>
         <w:tc>
           <w:tcPr>
-            <w:tcW w:w="425" w:type="dxa"/>
+            <w:tcW w:w="0" w:type="auto"/>
             <w:shd w:val="clear" w:color="auto" w:fill="C6D9F1" w:themeFill="text2" w:themeFillTint="33"/>
+            <w:tcMar>
+              <w:top w:w="70" w:type="dxa"/>
+              <w:left w:w="90" w:type="dxa"/>
+              <w:bottom w:w="70" w:type="dxa"/>
+              <w:right w:w="90" w:type="dxa"/>
+            </w:tcMar>
             <w:vAlign w:val="center"/>
           </w:tcPr>
           <w:p>
@@ -810,8 +1006,14 @@
         </w:tc>
         <w:tc>
           <w:tcPr>
-            <w:tcW w:w="425" w:type="dxa"/>
+            <w:tcW w:w="0" w:type="auto"/>
             <w:shd w:val="clear" w:color="auto" w:fill="C6D9F1" w:themeFill="text2" w:themeFillTint="33"/>
+            <w:tcMar>
+              <w:top w:w="70" w:type="dxa"/>
+              <w:left w:w="90" w:type="dxa"/>
+              <w:bottom w:w="70" w:type="dxa"/>
+              <w:right w:w="90" w:type="dxa"/>
+            </w:tcMar>
             <w:vAlign w:val="center"/>
           </w:tcPr>
           <w:p>
@@ -837,8 +1039,14 @@
         </w:tc>
         <w:tc>
           <w:tcPr>
-            <w:tcW w:w="528" w:type="dxa"/>
+            <w:tcW w:w="0" w:type="auto"/>
             <w:shd w:val="clear" w:color="auto" w:fill="C6D9F1" w:themeFill="text2" w:themeFillTint="33"/>
+            <w:tcMar>
+              <w:top w:w="70" w:type="dxa"/>
+              <w:left w:w="90" w:type="dxa"/>
+              <w:bottom w:w="70" w:type="dxa"/>
+              <w:right w:w="90" w:type="dxa"/>
+            </w:tcMar>
             <w:vAlign w:val="center"/>
           </w:tcPr>
           <w:p>
@@ -864,8 +1072,14 @@
         </w:tc>
         <w:tc>
           <w:tcPr>
-            <w:tcW w:w="890" w:type="dxa"/>
+            <w:tcW w:w="0" w:type="auto"/>
             <w:shd w:val="clear" w:color="auto" w:fill="C6D9F1" w:themeFill="text2" w:themeFillTint="33"/>
+            <w:tcMar>
+              <w:top w:w="70" w:type="dxa"/>
+              <w:left w:w="90" w:type="dxa"/>
+              <w:bottom w:w="70" w:type="dxa"/>
+              <w:right w:w="90" w:type="dxa"/>
+            </w:tcMar>
             <w:vAlign w:val="center"/>
           </w:tcPr>
           <w:p>
@@ -878,7 +1092,6 @@
                 <w:szCs w:val="16"/>
               </w:rPr>
             </w:pPr>
-            <w:proofErr w:type="spellStart"/>
             <w:r>
               <w:rPr>
                 <w:rFonts w:ascii="Times New Roman" w:hAnsi="Times New Roman" w:cs="Times New Roman"/>
@@ -888,19 +1101,23 @@
               </w:rPr>
               <w:t>Toplam</w:t>
             </w:r>
-            <w:proofErr w:type="spellEnd"/>
           </w:p>
         </w:tc>
       </w:tr>
       <w:tr>
         <w:trPr>
+          <w:trHeight w:val="133"/>
           <w:jc w:val="center"/>
         </w:trPr>
         <w:tc>
           <w:tcPr>
-            <w:tcW w:w="2268" w:type="dxa"/>
-            <w:gridSpan w:val="2"/>
-            <w:shd w:val="clear" w:color="auto" w:fill="C6D9F1" w:themeFill="text2" w:themeFillTint="33"/>
+            <w:tcW w:w="0" w:type="auto"/>
+            <w:tcMar>
+              <w:top w:w="70" w:type="dxa"/>
+              <w:left w:w="90" w:type="dxa"/>
+              <w:bottom w:w="70" w:type="dxa"/>
+              <w:right w:w="90" w:type="dxa"/>
+            </w:tcMar>
             <w:vAlign w:val="center"/>
           </w:tcPr>
           <w:p>
@@ -926,7 +1143,13 @@
         </w:tc>
         <w:tc>
           <w:tcPr>
-            <w:tcW w:w="435" w:type="dxa"/>
+            <w:tcW w:w="0" w:type="auto"/>
+            <w:tcMar>
+              <w:top w:w="70" w:type="dxa"/>
+              <w:left w:w="90" w:type="dxa"/>
+              <w:bottom w:w="70" w:type="dxa"/>
+              <w:right w:w="90" w:type="dxa"/>
+            </w:tcMar>
             <w:vAlign w:val="center"/>
           </w:tcPr>
           <w:p>
@@ -946,13 +1169,19 @@
                 <w:sz w:val="16"/>
                 <w:szCs w:val="16"/>
               </w:rPr>
-              <w:t>30</w:t>
+              <w:t>10</w:t>
             </w:r>
           </w:p>
         </w:tc>
         <w:tc>
           <w:tcPr>
-            <w:tcW w:w="416" w:type="dxa"/>
+            <w:tcW w:w="0" w:type="auto"/>
+            <w:tcMar>
+              <w:top w:w="70" w:type="dxa"/>
+              <w:left w:w="90" w:type="dxa"/>
+              <w:bottom w:w="70" w:type="dxa"/>
+              <w:right w:w="90" w:type="dxa"/>
+            </w:tcMar>
             <w:vAlign w:val="center"/>
           </w:tcPr>
           <w:p>
@@ -972,13 +1201,19 @@
                 <w:sz w:val="16"/>
                 <w:szCs w:val="16"/>
               </w:rPr>
-              <w:t>35</w:t>
+              <w:t>10</w:t>
             </w:r>
           </w:p>
         </w:tc>
         <w:tc>
           <w:tcPr>
-            <w:tcW w:w="455" w:type="dxa"/>
+            <w:tcW w:w="0" w:type="auto"/>
+            <w:tcMar>
+              <w:top w:w="70" w:type="dxa"/>
+              <w:left w:w="90" w:type="dxa"/>
+              <w:bottom w:w="70" w:type="dxa"/>
+              <w:right w:w="90" w:type="dxa"/>
+            </w:tcMar>
             <w:vAlign w:val="center"/>
           </w:tcPr>
           <w:p>
@@ -998,13 +1233,19 @@
                 <w:sz w:val="16"/>
                 <w:szCs w:val="16"/>
               </w:rPr>
-              <w:t>35</w:t>
+              <w:t>10</w:t>
             </w:r>
           </w:p>
         </w:tc>
         <w:tc>
           <w:tcPr>
-            <w:tcW w:w="395" w:type="dxa"/>
+            <w:tcW w:w="0" w:type="auto"/>
+            <w:tcMar>
+              <w:top w:w="70" w:type="dxa"/>
+              <w:left w:w="90" w:type="dxa"/>
+              <w:bottom w:w="70" w:type="dxa"/>
+              <w:right w:w="90" w:type="dxa"/>
+            </w:tcMar>
             <w:vAlign w:val="center"/>
           </w:tcPr>
           <w:p>
@@ -1017,11 +1258,26 @@
                 <w:szCs w:val="16"/>
               </w:rPr>
             </w:pPr>
+            <w:r>
+              <w:rPr>
+                <w:rFonts w:ascii="Times New Roman" w:hAnsi="Times New Roman" w:cs="Times New Roman"/>
+                <w:b/>
+                <w:sz w:val="16"/>
+                <w:szCs w:val="16"/>
+              </w:rPr>
+              <w:t>10</w:t>
+            </w:r>
           </w:p>
         </w:tc>
         <w:tc>
           <w:tcPr>
-            <w:tcW w:w="425" w:type="dxa"/>
+            <w:tcW w:w="0" w:type="auto"/>
+            <w:tcMar>
+              <w:top w:w="70" w:type="dxa"/>
+              <w:left w:w="90" w:type="dxa"/>
+              <w:bottom w:w="70" w:type="dxa"/>
+              <w:right w:w="90" w:type="dxa"/>
+            </w:tcMar>
             <w:vAlign w:val="center"/>
           </w:tcPr>
           <w:p>
@@ -1034,11 +1290,26 @@
                 <w:szCs w:val="16"/>
               </w:rPr>
             </w:pPr>
+            <w:r>
+              <w:rPr>
+                <w:rFonts w:ascii="Times New Roman" w:hAnsi="Times New Roman" w:cs="Times New Roman"/>
+                <w:b/>
+                <w:sz w:val="16"/>
+                <w:szCs w:val="16"/>
+              </w:rPr>
+              <w:t>10</w:t>
+            </w:r>
           </w:p>
         </w:tc>
         <w:tc>
           <w:tcPr>
-            <w:tcW w:w="426" w:type="dxa"/>
+            <w:tcW w:w="0" w:type="auto"/>
+            <w:tcMar>
+              <w:top w:w="70" w:type="dxa"/>
+              <w:left w:w="90" w:type="dxa"/>
+              <w:bottom w:w="70" w:type="dxa"/>
+              <w:right w:w="90" w:type="dxa"/>
+            </w:tcMar>
             <w:vAlign w:val="center"/>
           </w:tcPr>
           <w:p>
@@ -1051,11 +1322,26 @@
                 <w:szCs w:val="16"/>
               </w:rPr>
             </w:pPr>
+            <w:r>
+              <w:rPr>
+                <w:rFonts w:ascii="Times New Roman" w:hAnsi="Times New Roman" w:cs="Times New Roman"/>
+                <w:b/>
+                <w:sz w:val="16"/>
+                <w:szCs w:val="16"/>
+              </w:rPr>
+              <w:t>10</w:t>
+            </w:r>
           </w:p>
         </w:tc>
         <w:tc>
           <w:tcPr>
-            <w:tcW w:w="425" w:type="dxa"/>
+            <w:tcW w:w="0" w:type="auto"/>
+            <w:tcMar>
+              <w:top w:w="70" w:type="dxa"/>
+              <w:left w:w="90" w:type="dxa"/>
+              <w:bottom w:w="70" w:type="dxa"/>
+              <w:right w:w="90" w:type="dxa"/>
+            </w:tcMar>
             <w:vAlign w:val="center"/>
           </w:tcPr>
           <w:p>
@@ -1068,11 +1354,26 @@
                 <w:szCs w:val="16"/>
               </w:rPr>
             </w:pPr>
+            <w:r>
+              <w:rPr>
+                <w:rFonts w:ascii="Times New Roman" w:hAnsi="Times New Roman" w:cs="Times New Roman"/>
+                <w:b/>
+                <w:sz w:val="16"/>
+                <w:szCs w:val="16"/>
+              </w:rPr>
+              <w:t>10</w:t>
+            </w:r>
           </w:p>
         </w:tc>
         <w:tc>
           <w:tcPr>
-            <w:tcW w:w="425" w:type="dxa"/>
+            <w:tcW w:w="0" w:type="auto"/>
+            <w:tcMar>
+              <w:top w:w="70" w:type="dxa"/>
+              <w:left w:w="90" w:type="dxa"/>
+              <w:bottom w:w="70" w:type="dxa"/>
+              <w:right w:w="90" w:type="dxa"/>
+            </w:tcMar>
             <w:vAlign w:val="center"/>
           </w:tcPr>
           <w:p>
@@ -1085,11 +1386,26 @@
                 <w:szCs w:val="16"/>
               </w:rPr>
             </w:pPr>
+            <w:r>
+              <w:rPr>
+                <w:rFonts w:ascii="Times New Roman" w:hAnsi="Times New Roman" w:cs="Times New Roman"/>
+                <w:b/>
+                <w:sz w:val="16"/>
+                <w:szCs w:val="16"/>
+              </w:rPr>
+              <w:t>10</w:t>
+            </w:r>
           </w:p>
         </w:tc>
         <w:tc>
           <w:tcPr>
-            <w:tcW w:w="425" w:type="dxa"/>
+            <w:tcW w:w="0" w:type="auto"/>
+            <w:tcMar>
+              <w:top w:w="70" w:type="dxa"/>
+              <w:left w:w="90" w:type="dxa"/>
+              <w:bottom w:w="70" w:type="dxa"/>
+              <w:right w:w="90" w:type="dxa"/>
+            </w:tcMar>
             <w:vAlign w:val="center"/>
           </w:tcPr>
           <w:p>
@@ -1102,11 +1418,26 @@
                 <w:szCs w:val="16"/>
               </w:rPr>
             </w:pPr>
+            <w:r>
+              <w:rPr>
+                <w:rFonts w:ascii="Times New Roman" w:hAnsi="Times New Roman" w:cs="Times New Roman"/>
+                <w:b/>
+                <w:sz w:val="16"/>
+                <w:szCs w:val="16"/>
+              </w:rPr>
+              <w:t>10</w:t>
+            </w:r>
           </w:p>
         </w:tc>
         <w:tc>
           <w:tcPr>
-            <w:tcW w:w="528" w:type="dxa"/>
+            <w:tcW w:w="0" w:type="auto"/>
+            <w:tcMar>
+              <w:top w:w="70" w:type="dxa"/>
+              <w:left w:w="90" w:type="dxa"/>
+              <w:bottom w:w="70" w:type="dxa"/>
+              <w:right w:w="90" w:type="dxa"/>
+            </w:tcMar>
             <w:vAlign w:val="center"/>
           </w:tcPr>
           <w:p>
@@ -1119,11 +1450,26 @@
                 <w:szCs w:val="16"/>
               </w:rPr>
             </w:pPr>
+            <w:r>
+              <w:rPr>
+                <w:rFonts w:ascii="Times New Roman" w:hAnsi="Times New Roman" w:cs="Times New Roman"/>
+                <w:b/>
+                <w:sz w:val="16"/>
+                <w:szCs w:val="16"/>
+              </w:rPr>
+              <w:t>10</w:t>
+            </w:r>
           </w:p>
         </w:tc>
         <w:tc>
           <w:tcPr>
-            <w:tcW w:w="890" w:type="dxa"/>
+            <w:tcW w:w="0" w:type="auto"/>
+            <w:tcMar>
+              <w:top w:w="70" w:type="dxa"/>
+              <w:left w:w="90" w:type="dxa"/>
+              <w:bottom w:w="70" w:type="dxa"/>
+              <w:right w:w="90" w:type="dxa"/>
+            </w:tcMar>
             <w:vAlign w:val="center"/>
           </w:tcPr>
           <w:p>
@@ -1154,9 +1500,13 @@
         </w:trPr>
         <w:tc>
           <w:tcPr>
-            <w:tcW w:w="2268" w:type="dxa"/>
-            <w:gridSpan w:val="2"/>
-            <w:shd w:val="clear" w:color="auto" w:fill="C6D9F1" w:themeFill="text2" w:themeFillTint="33"/>
+            <w:tcW w:w="0" w:type="auto"/>
+            <w:tcMar>
+              <w:top w:w="70" w:type="dxa"/>
+              <w:left w:w="90" w:type="dxa"/>
+              <w:bottom w:w="70" w:type="dxa"/>
+              <w:right w:w="90" w:type="dxa"/>
+            </w:tcMar>
             <w:vAlign w:val="center"/>
           </w:tcPr>
           <w:p>
@@ -1169,7 +1519,6 @@
                 <w:szCs w:val="16"/>
               </w:rPr>
             </w:pPr>
-            <w:proofErr w:type="spellStart"/>
             <w:r>
               <w:rPr>
                 <w:rFonts w:ascii="Times New Roman" w:hAnsi="Times New Roman" w:cs="Times New Roman"/>
@@ -1177,23 +1526,19 @@
                 <w:sz w:val="16"/>
                 <w:szCs w:val="16"/>
               </w:rPr>
-              <w:t>Öğrencinin</w:t>
-            </w:r>
-            <w:proofErr w:type="spellEnd"/>
-            <w:r>
-              <w:rPr>
-                <w:rFonts w:ascii="Times New Roman" w:hAnsi="Times New Roman" w:cs="Times New Roman"/>
-                <w:b/>
-                <w:sz w:val="16"/>
-                <w:szCs w:val="16"/>
-              </w:rPr>
-              <w:t xml:space="preserve"> Aldığı Puan</w:t>
+              <w:t>Öğrencinin Aldığı Puan</w:t>
             </w:r>
           </w:p>
         </w:tc>
         <w:tc>
           <w:tcPr>
-            <w:tcW w:w="435" w:type="dxa"/>
+            <w:tcW w:w="0" w:type="auto"/>
+            <w:tcMar>
+              <w:top w:w="70" w:type="dxa"/>
+              <w:left w:w="90" w:type="dxa"/>
+              <w:bottom w:w="70" w:type="dxa"/>
+              <w:right w:w="90" w:type="dxa"/>
+            </w:tcMar>
             <w:vAlign w:val="center"/>
           </w:tcPr>
           <w:p>
@@ -1210,7 +1555,13 @@
         </w:tc>
         <w:tc>
           <w:tcPr>
-            <w:tcW w:w="416" w:type="dxa"/>
+            <w:tcW w:w="0" w:type="auto"/>
+            <w:tcMar>
+              <w:top w:w="70" w:type="dxa"/>
+              <w:left w:w="90" w:type="dxa"/>
+              <w:bottom w:w="70" w:type="dxa"/>
+              <w:right w:w="90" w:type="dxa"/>
+            </w:tcMar>
             <w:vAlign w:val="center"/>
           </w:tcPr>
           <w:p>
@@ -1218,7 +1569,7 @@
               <w:jc w:val="center"/>
               <w:rPr>
                 <w:rFonts w:ascii="Times New Roman" w:hAnsi="Times New Roman" w:cs="Times New Roman"/>
-                <w:b/>
+                <w:bCs/>
                 <w:sz w:val="16"/>
                 <w:szCs w:val="16"/>
               </w:rPr>
@@ -1227,7 +1578,13 @@
         </w:tc>
         <w:tc>
           <w:tcPr>
-            <w:tcW w:w="455" w:type="dxa"/>
+            <w:tcW w:w="0" w:type="auto"/>
+            <w:tcMar>
+              <w:top w:w="70" w:type="dxa"/>
+              <w:left w:w="90" w:type="dxa"/>
+              <w:bottom w:w="70" w:type="dxa"/>
+              <w:right w:w="90" w:type="dxa"/>
+            </w:tcMar>
             <w:vAlign w:val="center"/>
           </w:tcPr>
           <w:p>
@@ -1235,7 +1592,7 @@
               <w:jc w:val="center"/>
               <w:rPr>
                 <w:rFonts w:ascii="Times New Roman" w:hAnsi="Times New Roman" w:cs="Times New Roman"/>
-                <w:b/>
+                <w:bCs/>
                 <w:sz w:val="16"/>
                 <w:szCs w:val="16"/>
               </w:rPr>
@@ -1244,7 +1601,13 @@
         </w:tc>
         <w:tc>
           <w:tcPr>
-            <w:tcW w:w="395" w:type="dxa"/>
+            <w:tcW w:w="0" w:type="auto"/>
+            <w:tcMar>
+              <w:top w:w="70" w:type="dxa"/>
+              <w:left w:w="90" w:type="dxa"/>
+              <w:bottom w:w="70" w:type="dxa"/>
+              <w:right w:w="90" w:type="dxa"/>
+            </w:tcMar>
             <w:vAlign w:val="center"/>
           </w:tcPr>
           <w:p>
@@ -1252,7 +1615,7 @@
               <w:jc w:val="center"/>
               <w:rPr>
                 <w:rFonts w:ascii="Times New Roman" w:hAnsi="Times New Roman" w:cs="Times New Roman"/>
-                <w:b/>
+                <w:bCs/>
                 <w:sz w:val="16"/>
                 <w:szCs w:val="16"/>
               </w:rPr>
@@ -1261,7 +1624,13 @@
         </w:tc>
         <w:tc>
           <w:tcPr>
-            <w:tcW w:w="425" w:type="dxa"/>
+            <w:tcW w:w="0" w:type="auto"/>
+            <w:tcMar>
+              <w:top w:w="70" w:type="dxa"/>
+              <w:left w:w="90" w:type="dxa"/>
+              <w:bottom w:w="70" w:type="dxa"/>
+              <w:right w:w="90" w:type="dxa"/>
+            </w:tcMar>
             <w:vAlign w:val="center"/>
           </w:tcPr>
           <w:p>
@@ -1269,7 +1638,7 @@
               <w:jc w:val="center"/>
               <w:rPr>
                 <w:rFonts w:ascii="Times New Roman" w:hAnsi="Times New Roman" w:cs="Times New Roman"/>
-                <w:b/>
+                <w:bCs/>
                 <w:sz w:val="16"/>
                 <w:szCs w:val="16"/>
               </w:rPr>
@@ -1278,7 +1647,13 @@
         </w:tc>
         <w:tc>
           <w:tcPr>
-            <w:tcW w:w="426" w:type="dxa"/>
+            <w:tcW w:w="0" w:type="auto"/>
+            <w:tcMar>
+              <w:top w:w="70" w:type="dxa"/>
+              <w:left w:w="90" w:type="dxa"/>
+              <w:bottom w:w="70" w:type="dxa"/>
+              <w:right w:w="90" w:type="dxa"/>
+            </w:tcMar>
             <w:vAlign w:val="center"/>
           </w:tcPr>
           <w:p>
@@ -1286,7 +1661,7 @@
               <w:jc w:val="center"/>
               <w:rPr>
                 <w:rFonts w:ascii="Times New Roman" w:hAnsi="Times New Roman" w:cs="Times New Roman"/>
-                <w:b/>
+                <w:bCs/>
                 <w:sz w:val="16"/>
                 <w:szCs w:val="16"/>
               </w:rPr>
@@ -1295,7 +1670,13 @@
         </w:tc>
         <w:tc>
           <w:tcPr>
-            <w:tcW w:w="425" w:type="dxa"/>
+            <w:tcW w:w="0" w:type="auto"/>
+            <w:tcMar>
+              <w:top w:w="70" w:type="dxa"/>
+              <w:left w:w="90" w:type="dxa"/>
+              <w:bottom w:w="70" w:type="dxa"/>
+              <w:right w:w="90" w:type="dxa"/>
+            </w:tcMar>
             <w:vAlign w:val="center"/>
           </w:tcPr>
           <w:p>
@@ -1303,7 +1684,7 @@
               <w:jc w:val="center"/>
               <w:rPr>
                 <w:rFonts w:ascii="Times New Roman" w:hAnsi="Times New Roman" w:cs="Times New Roman"/>
-                <w:b/>
+                <w:bCs/>
                 <w:sz w:val="16"/>
                 <w:szCs w:val="16"/>
               </w:rPr>
@@ -1312,7 +1693,13 @@
         </w:tc>
         <w:tc>
           <w:tcPr>
-            <w:tcW w:w="425" w:type="dxa"/>
+            <w:tcW w:w="0" w:type="auto"/>
+            <w:tcMar>
+              <w:top w:w="70" w:type="dxa"/>
+              <w:left w:w="90" w:type="dxa"/>
+              <w:bottom w:w="70" w:type="dxa"/>
+              <w:right w:w="90" w:type="dxa"/>
+            </w:tcMar>
             <w:vAlign w:val="center"/>
           </w:tcPr>
           <w:p>
@@ -1320,7 +1707,7 @@
               <w:jc w:val="center"/>
               <w:rPr>
                 <w:rFonts w:ascii="Times New Roman" w:hAnsi="Times New Roman" w:cs="Times New Roman"/>
-                <w:b/>
+                <w:bCs/>
                 <w:sz w:val="16"/>
                 <w:szCs w:val="16"/>
               </w:rPr>
@@ -1329,7 +1716,13 @@
         </w:tc>
         <w:tc>
           <w:tcPr>
-            <w:tcW w:w="425" w:type="dxa"/>
+            <w:tcW w:w="0" w:type="auto"/>
+            <w:tcMar>
+              <w:top w:w="70" w:type="dxa"/>
+              <w:left w:w="90" w:type="dxa"/>
+              <w:bottom w:w="70" w:type="dxa"/>
+              <w:right w:w="90" w:type="dxa"/>
+            </w:tcMar>
             <w:vAlign w:val="center"/>
           </w:tcPr>
           <w:p>
@@ -1337,7 +1730,7 @@
               <w:jc w:val="center"/>
               <w:rPr>
                 <w:rFonts w:ascii="Times New Roman" w:hAnsi="Times New Roman" w:cs="Times New Roman"/>
-                <w:b/>
+                <w:bCs/>
                 <w:sz w:val="16"/>
                 <w:szCs w:val="16"/>
               </w:rPr>
@@ -1346,7 +1739,13 @@
         </w:tc>
         <w:tc>
           <w:tcPr>
-            <w:tcW w:w="528" w:type="dxa"/>
+            <w:tcW w:w="0" w:type="auto"/>
+            <w:tcMar>
+              <w:top w:w="70" w:type="dxa"/>
+              <w:left w:w="90" w:type="dxa"/>
+              <w:bottom w:w="70" w:type="dxa"/>
+              <w:right w:w="90" w:type="dxa"/>
+            </w:tcMar>
             <w:vAlign w:val="center"/>
           </w:tcPr>
           <w:p>
@@ -1354,7 +1753,7 @@
               <w:jc w:val="center"/>
               <w:rPr>
                 <w:rFonts w:ascii="Times New Roman" w:hAnsi="Times New Roman" w:cs="Times New Roman"/>
-                <w:b/>
+                <w:bCs/>
                 <w:sz w:val="16"/>
                 <w:szCs w:val="16"/>
               </w:rPr>
@@ -1363,7 +1762,13 @@
         </w:tc>
         <w:tc>
           <w:tcPr>
-            <w:tcW w:w="890" w:type="dxa"/>
+            <w:tcW w:w="0" w:type="auto"/>
+            <w:tcMar>
+              <w:top w:w="70" w:type="dxa"/>
+              <w:left w:w="90" w:type="dxa"/>
+              <w:bottom w:w="70" w:type="dxa"/>
+              <w:right w:w="90" w:type="dxa"/>
+            </w:tcMar>
             <w:vAlign w:val="center"/>
           </w:tcPr>
           <w:p>
@@ -1371,7 +1776,7 @@
               <w:jc w:val="center"/>
               <w:rPr>
                 <w:rFonts w:ascii="Times New Roman" w:hAnsi="Times New Roman" w:cs="Times New Roman"/>
-                <w:b/>
+                <w:bCs/>
                 <w:sz w:val="16"/>
                 <w:szCs w:val="16"/>
               </w:rPr>
@@ -1382,29 +1787,57 @@
     </w:tbl>
     <w:p>
       <w:pPr>
-        <w:spacing w:before="100"/>
+        <w:spacing w:before="120" w:after="0"/>
         <w:jc w:val="center"/>
         <w:rPr>
           <w:rFonts w:ascii="Times New Roman" w:hAnsi="Times New Roman" w:cs="Times New Roman"/>
-          <w:sz w:val="16"/>
-          <w:szCs w:val="16"/>
+          <w:b/>
+          <w:sz w:val="24"/>
+          <w:szCs w:val="24"/>
         </w:rPr>
       </w:pPr>
       <w:r>
         <w:rPr>
           <w:rFonts w:ascii="Times New Roman" w:hAnsi="Times New Roman" w:cs="Times New Roman"/>
           <w:b/>
-          <w:bCs/>
-          <w:sz w:val="16"/>
-          <w:szCs w:val="16"/>
+          <w:sz w:val="24"/>
+          <w:szCs w:val="24"/>
         </w:rPr>
         <w:t>SORULAR</w:t>
       </w:r>
     </w:p>
+    <w:p>
+      <w:pPr>
+        <w:spacing w:before="120" w:after="0"/>
+        <w:rPr>
+          <w:rFonts w:ascii="Times New Roman" w:hAnsi="Times New Roman" w:cs="Times New Roman"/>
+          <w:b/>
+          <w:sz w:val="24"/>
+          <w:szCs w:val="24"/>
+        </w:rPr>
+      </w:pPr>
+      <w:r>
+        <w:rPr>
+          <w:rFonts w:ascii="Times New Roman" w:hAnsi="Times New Roman" w:cs="Times New Roman"/>
+          <w:b/>
+          <w:sz w:val="24"/>
+          <w:szCs w:val="24"/>
+        </w:rPr>
+        <w:t>S1</w:t>
+      </w:r>
+      <w:r>
+        <w:rPr>
+          <w:rFonts w:ascii="Times New Roman" w:hAnsi="Times New Roman" w:cs="Times New Roman"/>
+          <w:b/>
+          <w:sz w:val="24"/>
+          <w:szCs w:val="24"/>
+        </w:rPr>
+        <w:t>….</w:t>
+      </w:r>
+    </w:p>
     <w:sectPr>
-      <w:footerReference w:type="default" r:id="rId8"/>
       <w:pgSz w:w="11906" w:h="16838"/>
-      <w:pgMar w:top="720" w:right="720" w:bottom="720" w:left="720" w:header="340" w:footer="340" w:gutter="0"/>
+      <w:pgMar w:top="652" w:right="709" w:bottom="652" w:left="709" w:header="720" w:footer="720" w:gutter="0"/>
       <w:cols w:space="720"/>
       <w:docGrid w:linePitch="360"/>
     </w:sectPr>
@@ -1412,165 +1845,8 @@
 </w:document>
 </file>
 
-<file path=word/endnotes.xml><?xml version="1.0" encoding="utf-8"?>
-<w:endnotes xmlns:wpc="http://schemas.microsoft.com/office/word/2010/wordprocessingCanvas" xmlns:cx="http://schemas.microsoft.com/office/drawing/2014/chartex" xmlns:cx1="http://schemas.microsoft.com/office/drawing/2015/9/8/chartex" xmlns:cx2="http://schemas.microsoft.com/office/drawing/2015/10/21/chartex" xmlns:cx3="http://schemas.microsoft.com/office/drawing/2016/5/9/chartex" xmlns:cx4="http://schemas.microsoft.com/office/drawing/2016/5/10/chartex" xmlns:cx5="http://schemas.microsoft.com/office/drawing/2016/5/11/chartex" xmlns:cx6="http://schemas.microsoft.com/office/drawing/2016/5/12/chartex" xmlns:cx7="http://schemas.microsoft.com/office/drawing/2016/5/13/chartex" xmlns:cx8="http://schemas.microsoft.com/office/drawing/2016/5/14/chartex" xmlns:mc="http://schemas.openxmlformats.org/markup-compatibility/2006" xmlns:aink="http://schemas.microsoft.com/office/drawing/2016/ink" xmlns:am3d="http://schemas.microsoft.com/office/drawing/2017/model3d" xmlns:o="urn:schemas-microsoft-com:office:office" xmlns:oel="http://schemas.microsoft.com/office/2019/extlst" xmlns:r="http://schemas.openxmlformats.org/officeDocument/2006/relationships" xmlns:m="http://schemas.openxmlformats.org/officeDocument/2006/math" xmlns:v="urn:schemas-microsoft-com:vml" xmlns:wp14="http://schemas.microsoft.com/office/word/2010/wordprocessingDrawing" xmlns:wp="http://schemas.openxmlformats.org/drawingml/2006/wordprocessingDrawing" xmlns:w10="urn:schemas-microsoft-com:office:word" xmlns:w="http://schemas.openxmlformats.org/wordprocessingml/2006/main" xmlns:w14="http://schemas.microsoft.com/office/word/2010/wordml" xmlns:w15="http://schemas.microsoft.com/office/word/2012/wordml" xmlns:w16cei="http://schemas.microsoft.com/office/word/2026/wordml/cei" xmlns:w16cex="http://schemas.microsoft.com/office/word/2018/wordml/cex" xmlns:w16cid="http://schemas.microsoft.com/office/word/2016/wordml/cid" xmlns:w16="http://schemas.microsoft.com/office/word/2018/wordml" xmlns:w16du="http://schemas.microsoft.com/office/word/2023/wordml/word16du" xmlns:w16sdtdh="http://schemas.microsoft.com/office/word/2020/wordml/sdtdatahash" xmlns:w16sdtfl="http://schemas.microsoft.com/office/word/2024/wordml/sdtformatlock" xmlns:w16se="http://schemas.microsoft.com/office/word/2015/wordml/symex" xmlns:wpg="http://schemas.microsoft.com/office/word/2010/wordprocessingGroup" xmlns:wpi="http://schemas.microsoft.com/office/word/2010/wordprocessingInk" xmlns:wne="http://schemas.microsoft.com/office/word/2006/wordml" xmlns:wps="http://schemas.microsoft.com/office/word/2010/wordprocessingShape" mc:Ignorable="w14 w15 w16se w16cid w16 w16cex w16sdtdh w16sdtfl w16du wp14">
-  <w:endnote w:type="separator" w:id="-1">
-    <w:p>
-      <w:r>
-        <w:separator/>
-      </w:r>
-    </w:p>
-  </w:endnote>
-  <w:endnote w:type="continuationSeparator" w:id="0">
-    <w:p>
-      <w:r>
-        <w:continuationSeparator/>
-      </w:r>
-    </w:p>
-  </w:endnote>
-</w:endnotes>
-</file>
-
-<file path=word/footer1.xml><?xml version="1.0" encoding="utf-8"?>
-<w:ftr xmlns:wpc="http://schemas.microsoft.com/office/word/2010/wordprocessingCanvas" xmlns:cx="http://schemas.microsoft.com/office/drawing/2014/chartex" xmlns:cx1="http://schemas.microsoft.com/office/drawing/2015/9/8/chartex" xmlns:cx2="http://schemas.microsoft.com/office/drawing/2015/10/21/chartex" xmlns:cx3="http://schemas.microsoft.com/office/drawing/2016/5/9/chartex" xmlns:cx4="http://schemas.microsoft.com/office/drawing/2016/5/10/chartex" xmlns:cx5="http://schemas.microsoft.com/office/drawing/2016/5/11/chartex" xmlns:cx6="http://schemas.microsoft.com/office/drawing/2016/5/12/chartex" xmlns:cx7="http://schemas.microsoft.com/office/drawing/2016/5/13/chartex" xmlns:cx8="http://schemas.microsoft.com/office/drawing/2016/5/14/chartex" xmlns:mc="http://schemas.openxmlformats.org/markup-compatibility/2006" xmlns:aink="http://schemas.microsoft.com/office/drawing/2016/ink" xmlns:am3d="http://schemas.microsoft.com/office/drawing/2017/model3d" xmlns:o="urn:schemas-microsoft-com:office:office" xmlns:oel="http://schemas.microsoft.com/office/2019/extlst" xmlns:r="http://schemas.openxmlformats.org/officeDocument/2006/relationships" xmlns:m="http://schemas.openxmlformats.org/officeDocument/2006/math" xmlns:v="urn:schemas-microsoft-com:vml" xmlns:wp14="http://schemas.microsoft.com/office/word/2010/wordprocessingDrawing" xmlns:wp="http://schemas.openxmlformats.org/drawingml/2006/wordprocessingDrawing" xmlns:w10="urn:schemas-microsoft-com:office:word" xmlns:w="http://schemas.openxmlformats.org/wordprocessingml/2006/main" xmlns:w14="http://schemas.microsoft.com/office/word/2010/wordml" xmlns:w15="http://schemas.microsoft.com/office/word/2012/wordml" xmlns:w16cei="http://schemas.microsoft.com/office/word/2026/wordml/cei" xmlns:w16cex="http://schemas.microsoft.com/office/word/2018/wordml/cex" xmlns:w16cid="http://schemas.microsoft.com/office/word/2016/wordml/cid" xmlns:w16="http://schemas.microsoft.com/office/word/2018/wordml" xmlns:w16du="http://schemas.microsoft.com/office/word/2023/wordml/word16du" xmlns:w16sdtdh="http://schemas.microsoft.com/office/word/2020/wordml/sdtdatahash" xmlns:w16sdtfl="http://schemas.microsoft.com/office/word/2024/wordml/sdtformatlock" xmlns:w16se="http://schemas.microsoft.com/office/word/2015/wordml/symex" xmlns:wpg="http://schemas.microsoft.com/office/word/2010/wordprocessingGroup" xmlns:wpi="http://schemas.microsoft.com/office/word/2010/wordprocessingInk" xmlns:wne="http://schemas.microsoft.com/office/word/2006/wordml" xmlns:wps="http://schemas.microsoft.com/office/word/2010/wordprocessingShape" mc:Ignorable="w14 w15 w16se w16cid w16 w16cex w16sdtdh w16sdtfl w16du wp14">
-  <w:p>
-    <w:pPr>
-      <w:pStyle w:val="AltBilgi"/>
-      <w:jc w:val="center"/>
-    </w:pPr>
-    <w:r>
-      <w:rPr>
-        <w:rFonts w:eastAsia="Arial"/>
-        <w:color w:val="666666"/>
-        <w:sz w:val="16"/>
-      </w:rPr>
-      <w:t xml:space="preserve">Örnek </w:t>
-    </w:r>
-    <w:proofErr w:type="spellStart"/>
-    <w:r>
-      <w:rPr>
-        <w:rFonts w:eastAsia="Arial"/>
-        <w:color w:val="666666"/>
-        <w:sz w:val="16"/>
-      </w:rPr>
-      <w:t>sınav</w:t>
-    </w:r>
-    <w:proofErr w:type="spellEnd"/>
-    <w:r>
-      <w:rPr>
-        <w:rFonts w:eastAsia="Arial"/>
-        <w:color w:val="666666"/>
-        <w:sz w:val="16"/>
-      </w:rPr>
-      <w:t xml:space="preserve"> </w:t>
-    </w:r>
-    <w:proofErr w:type="spellStart"/>
-    <w:r>
-      <w:rPr>
-        <w:rFonts w:eastAsia="Arial"/>
-        <w:color w:val="666666"/>
-        <w:sz w:val="16"/>
-      </w:rPr>
-      <w:t>kâğıdı</w:t>
-    </w:r>
-    <w:proofErr w:type="spellEnd"/>
-    <w:r>
-      <w:rPr>
-        <w:rFonts w:eastAsia="Arial"/>
-        <w:color w:val="666666"/>
-        <w:sz w:val="16"/>
-      </w:rPr>
-      <w:t xml:space="preserve"> - </w:t>
-    </w:r>
-    <w:proofErr w:type="spellStart"/>
-    <w:r>
-      <w:rPr>
-        <w:rFonts w:eastAsia="Arial"/>
-        <w:color w:val="666666"/>
-        <w:sz w:val="16"/>
-      </w:rPr>
-      <w:t>soru</w:t>
-    </w:r>
-    <w:proofErr w:type="spellEnd"/>
-    <w:r>
-      <w:rPr>
-        <w:rFonts w:eastAsia="Arial"/>
-        <w:color w:val="666666"/>
-        <w:sz w:val="16"/>
-      </w:rPr>
-      <w:t xml:space="preserve"> </w:t>
-    </w:r>
-    <w:proofErr w:type="spellStart"/>
-    <w:r>
-      <w:rPr>
-        <w:rFonts w:eastAsia="Arial"/>
-        <w:color w:val="666666"/>
-        <w:sz w:val="16"/>
-      </w:rPr>
-      <w:t>bazlı</w:t>
-    </w:r>
-    <w:proofErr w:type="spellEnd"/>
-    <w:r>
-      <w:rPr>
-        <w:rFonts w:eastAsia="Arial"/>
-        <w:color w:val="666666"/>
-        <w:sz w:val="16"/>
-      </w:rPr>
-      <w:t xml:space="preserve"> </w:t>
-    </w:r>
-    <w:proofErr w:type="spellStart"/>
-    <w:r>
-      <w:rPr>
-        <w:rFonts w:eastAsia="Arial"/>
-        <w:color w:val="666666"/>
-        <w:sz w:val="16"/>
-      </w:rPr>
-      <w:t>puan</w:t>
-    </w:r>
-    <w:proofErr w:type="spellEnd"/>
-    <w:r>
-      <w:rPr>
-        <w:rFonts w:eastAsia="Arial"/>
-        <w:color w:val="666666"/>
-        <w:sz w:val="16"/>
-      </w:rPr>
-      <w:t xml:space="preserve"> </w:t>
-    </w:r>
-    <w:proofErr w:type="spellStart"/>
-    <w:r>
-      <w:rPr>
-        <w:rFonts w:eastAsia="Arial"/>
-        <w:color w:val="666666"/>
-        <w:sz w:val="16"/>
-      </w:rPr>
-      <w:t>çizelgesi</w:t>
-    </w:r>
-    <w:proofErr w:type="spellEnd"/>
-  </w:p>
-</w:ftr>
-</file>
-
-<file path=word/footnotes.xml><?xml version="1.0" encoding="utf-8"?>
-<w:footnotes xmlns:wpc="http://schemas.microsoft.com/office/word/2010/wordprocessingCanvas" xmlns:cx="http://schemas.microsoft.com/office/drawing/2014/chartex" xmlns:cx1="http://schemas.microsoft.com/office/drawing/2015/9/8/chartex" xmlns:cx2="http://schemas.microsoft.com/office/drawing/2015/10/21/chartex" xmlns:cx3="http://schemas.microsoft.com/office/drawing/2016/5/9/chartex" xmlns:cx4="http://schemas.microsoft.com/office/drawing/2016/5/10/chartex" xmlns:cx5="http://schemas.microsoft.com/office/drawing/2016/5/11/chartex" xmlns:cx6="http://schemas.microsoft.com/office/drawing/2016/5/12/chartex" xmlns:cx7="http://schemas.microsoft.com/office/drawing/2016/5/13/chartex" xmlns:cx8="http://schemas.microsoft.com/office/drawing/2016/5/14/chartex" xmlns:mc="http://schemas.openxmlformats.org/markup-compatibility/2006" xmlns:aink="http://schemas.microsoft.com/office/drawing/2016/ink" xmlns:am3d="http://schemas.microsoft.com/office/drawing/2017/model3d" xmlns:o="urn:schemas-microsoft-com:office:office" xmlns:oel="http://schemas.microsoft.com/office/2019/extlst" xmlns:r="http://schemas.openxmlformats.org/officeDocument/2006/relationships" xmlns:m="http://schemas.openxmlformats.org/officeDocument/2006/math" xmlns:v="urn:schemas-microsoft-com:vml" xmlns:wp14="http://schemas.microsoft.com/office/word/2010/wordprocessingDrawing" xmlns:wp="http://schemas.openxmlformats.org/drawingml/2006/wordprocessingDrawing" xmlns:w10="urn:schemas-microsoft-com:office:word" xmlns:w="http://schemas.openxmlformats.org/wordprocessingml/2006/main" xmlns:w14="http://schemas.microsoft.com/office/word/2010/wordml" xmlns:w15="http://schemas.microsoft.com/office/word/2012/wordml" xmlns:w16cei="http://schemas.microsoft.com/office/word/2026/wordml/cei" xmlns:w16cex="http://schemas.microsoft.com/office/word/2018/wordml/cex" xmlns:w16cid="http://schemas.microsoft.com/office/word/2016/wordml/cid" xmlns:w16="http://schemas.microsoft.com/office/word/2018/wordml" xmlns:w16du="http://schemas.microsoft.com/office/word/2023/wordml/word16du" xmlns:w16sdtdh="http://schemas.microsoft.com/office/word/2020/wordml/sdtdatahash" xmlns:w16sdtfl="http://schemas.microsoft.com/office/word/2024/wordml/sdtformatlock" xmlns:w16se="http://schemas.microsoft.com/office/word/2015/wordml/symex" xmlns:wpg="http://schemas.microsoft.com/office/word/2010/wordprocessingGroup" xmlns:wpi="http://schemas.microsoft.com/office/word/2010/wordprocessingInk" xmlns:wne="http://schemas.microsoft.com/office/word/2006/wordml" xmlns:wps="http://schemas.microsoft.com/office/word/2010/wordprocessingShape" mc:Ignorable="w14 w15 w16se w16cid w16 w16cex w16sdtdh w16sdtfl w16du wp14">
-  <w:footnote w:type="separator" w:id="-1">
-    <w:p>
-      <w:r>
-        <w:separator/>
-      </w:r>
-    </w:p>
-  </w:footnote>
-  <w:footnote w:type="continuationSeparator" w:id="0">
-    <w:p>
-      <w:r>
-        <w:continuationSeparator/>
-      </w:r>
-    </w:p>
-  </w:footnote>
-</w:footnotes>
-</file>
-
 <file path=word/numbering.xml><?xml version="1.0" encoding="utf-8"?>
-<w:numbering xmlns:wpc="http://schemas.microsoft.com/office/word/2010/wordprocessingCanvas" xmlns:cx="http://schemas.microsoft.com/office/drawing/2014/chartex" xmlns:cx1="http://schemas.microsoft.com/office/drawing/2015/9/8/chartex" xmlns:cx2="http://schemas.microsoft.com/office/drawing/2015/10/21/chartex" xmlns:cx3="http://schemas.microsoft.com/office/drawing/2016/5/9/chartex" xmlns:cx4="http://schemas.microsoft.com/office/drawing/2016/5/10/chartex" xmlns:cx5="http://schemas.microsoft.com/office/drawing/2016/5/11/chartex" xmlns:cx6="http://schemas.microsoft.com/office/drawing/2016/5/12/chartex" xmlns:cx7="http://schemas.microsoft.com/office/drawing/2016/5/13/chartex" xmlns:cx8="http://schemas.microsoft.com/office/drawing/2016/5/14/chartex" xmlns:mc="http://schemas.openxmlformats.org/markup-compatibility/2006" xmlns:aink="http://schemas.microsoft.com/office/drawing/2016/ink" xmlns:am3d="http://schemas.microsoft.com/office/drawing/2017/model3d" xmlns:o="urn:schemas-microsoft-com:office:office" xmlns:oel="http://schemas.microsoft.com/office/2019/extlst" xmlns:r="http://schemas.openxmlformats.org/officeDocument/2006/relationships" xmlns:m="http://schemas.openxmlformats.org/officeDocument/2006/math" xmlns:v="urn:schemas-microsoft-com:vml" xmlns:wp14="http://schemas.microsoft.com/office/word/2010/wordprocessingDrawing" xmlns:wp="http://schemas.openxmlformats.org/drawingml/2006/wordprocessingDrawing" xmlns:w10="urn:schemas-microsoft-com:office:word" xmlns:w="http://schemas.openxmlformats.org/wordprocessingml/2006/main" xmlns:w14="http://schemas.microsoft.com/office/word/2010/wordml" xmlns:w15="http://schemas.microsoft.com/office/word/2012/wordml" xmlns:w16cei="http://schemas.microsoft.com/office/word/2026/wordml/cei" xmlns:w16cex="http://schemas.microsoft.com/office/word/2018/wordml/cex" xmlns:w16cid="http://schemas.microsoft.com/office/word/2016/wordml/cid" xmlns:w16="http://schemas.microsoft.com/office/word/2018/wordml" xmlns:w16du="http://schemas.microsoft.com/office/word/2023/wordml/word16du" xmlns:w16sdtdh="http://schemas.microsoft.com/office/word/2020/wordml/sdtdatahash" xmlns:w16sdtfl="http://schemas.microsoft.com/office/word/2024/wordml/sdtformatlock" xmlns:w16se="http://schemas.microsoft.com/office/word/2015/wordml/symex" xmlns:wpg="http://schemas.microsoft.com/office/word/2010/wordprocessingGroup" xmlns:wpi="http://schemas.microsoft.com/office/word/2010/wordprocessingInk" xmlns:wne="http://schemas.microsoft.com/office/word/2006/wordml" xmlns:wps="http://schemas.microsoft.com/office/word/2010/wordprocessingShape" mc:Ignorable="w14 w15 w16se w16cid w16 w16cex w16sdtdh w16sdtfl w16du wp14">
+<w:numbering xmlns:wpc="http://schemas.microsoft.com/office/word/2010/wordprocessingCanvas" xmlns:cx="http://schemas.microsoft.com/office/drawing/2014/chartex" xmlns:cx1="http://schemas.microsoft.com/office/drawing/2015/9/8/chartex" xmlns:cx2="http://schemas.microsoft.com/office/drawing/2015/10/21/chartex" xmlns:cx3="http://schemas.microsoft.com/office/drawing/2016/5/9/chartex" xmlns:cx4="http://schemas.microsoft.com/office/drawing/2016/5/10/chartex" xmlns:cx5="http://schemas.microsoft.com/office/drawing/2016/5/11/chartex" xmlns:cx6="http://schemas.microsoft.com/office/drawing/2016/5/12/chartex" xmlns:cx7="http://schemas.microsoft.com/office/drawing/2016/5/13/chartex" xmlns:cx8="http://schemas.microsoft.com/office/drawing/2016/5/14/chartex" xmlns:mc="http://schemas.openxmlformats.org/markup-compatibility/2006" xmlns:aink="http://schemas.microsoft.com/office/drawing/2016/ink" xmlns:am3d="http://schemas.microsoft.com/office/drawing/2017/model3d" xmlns:o="urn:schemas-microsoft-com:office:office" xmlns:oel="http://schemas.microsoft.com/office/2019/extlst" xmlns:r="http://schemas.openxmlformats.org/officeDocument/2006/relationships" xmlns:m="http://schemas.openxmlformats.org/officeDocument/2006/math" xmlns:v="urn:schemas-microsoft-com:vml" xmlns:wp14="http://schemas.microsoft.com/office/word/2010/wordprocessingDrawing" xmlns:wp="http://schemas.openxmlformats.org/drawingml/2006/wordprocessingDrawing" xmlns:w10="urn:schemas-microsoft-com:office:word" xmlns:w="http://schemas.openxmlformats.org/wordprocessingml/2006/main" xmlns:w14="http://schemas.microsoft.com/office/word/2010/wordml" xmlns:w15="http://schemas.microsoft.com/office/word/2012/wordml" xmlns:w16cex="http://schemas.microsoft.com/office/word/2018/wordml/cex" xmlns:w16cid="http://schemas.microsoft.com/office/word/2016/wordml/cid" xmlns:w16="http://schemas.microsoft.com/office/word/2018/wordml" xmlns:w16du="http://schemas.microsoft.com/office/word/2023/wordml/word16du" xmlns:w16sdtdh="http://schemas.microsoft.com/office/word/2020/wordml/sdtdatahash" xmlns:w16sdtfl="http://schemas.microsoft.com/office/word/2024/wordml/sdtformatlock" xmlns:w16se="http://schemas.microsoft.com/office/word/2015/wordml/symex" xmlns:wpg="http://schemas.microsoft.com/office/word/2010/wordprocessingGroup" xmlns:wpi="http://schemas.microsoft.com/office/word/2010/wordprocessingInk" xmlns:wne="http://schemas.microsoft.com/office/word/2006/wordml" xmlns:wps="http://schemas.microsoft.com/office/word/2010/wordprocessingShape" mc:Ignorable="w14 w15 w16se w16cid w16 w16cex w16sdtdh w16sdtfl w16du wp14">
   <w:abstractNum w:abstractNumId="0" w15:restartNumberingAfterBreak="0">
     <w:nsid w:val="FFFFFF7C"/>
     <w:multiLevelType w:val="singleLevel"/>
@@ -1742,31 +2018,31 @@
       </w:rPr>
     </w:lvl>
   </w:abstractNum>
-  <w:num w:numId="1" w16cid:durableId="1737124665">
+  <w:num w:numId="1" w16cid:durableId="683362405">
     <w:abstractNumId w:val="8"/>
   </w:num>
-  <w:num w:numId="2" w16cid:durableId="1470709890">
+  <w:num w:numId="2" w16cid:durableId="2041735251">
     <w:abstractNumId w:val="6"/>
   </w:num>
-  <w:num w:numId="3" w16cid:durableId="80030962">
+  <w:num w:numId="3" w16cid:durableId="309333637">
     <w:abstractNumId w:val="5"/>
   </w:num>
-  <w:num w:numId="4" w16cid:durableId="1589077902">
+  <w:num w:numId="4" w16cid:durableId="1967544876">
     <w:abstractNumId w:val="4"/>
   </w:num>
-  <w:num w:numId="5" w16cid:durableId="2008484100">
+  <w:num w:numId="5" w16cid:durableId="107283661">
     <w:abstractNumId w:val="7"/>
   </w:num>
-  <w:num w:numId="6" w16cid:durableId="716590870">
+  <w:num w:numId="6" w16cid:durableId="646933833">
     <w:abstractNumId w:val="3"/>
   </w:num>
-  <w:num w:numId="7" w16cid:durableId="1124079981">
+  <w:num w:numId="7" w16cid:durableId="600726106">
     <w:abstractNumId w:val="2"/>
   </w:num>
-  <w:num w:numId="8" w16cid:durableId="1349526870">
+  <w:num w:numId="8" w16cid:durableId="2323886">
     <w:abstractNumId w:val="1"/>
   </w:num>
-  <w:num w:numId="9" w16cid:durableId="2121336198">
+  <w:num w:numId="9" w16cid:durableId="1007441429">
     <w:abstractNumId w:val="0"/>
   </w:num>
 </w:numbering>
@@ -2162,12 +2438,9 @@
     <w:name w:val="Normal"/>
     <w:qFormat/>
     <w:rsid w:val="00FC693F"/>
-    <w:pPr>
-      <w:spacing w:after="0" w:line="240" w:lineRule="auto"/>
-    </w:pPr>
     <w:rPr>
       <w:rFonts w:ascii="Arial" w:hAnsi="Arial"/>
-      <w:sz w:val="20"/>
+      <w:sz w:val="18"/>
     </w:rPr>
   </w:style>
   <w:style w:type="paragraph" w:styleId="Balk1">
@@ -2181,7 +2454,7 @@
     <w:pPr>
       <w:keepNext/>
       <w:keepLines/>
-      <w:spacing w:before="480"/>
+      <w:spacing w:before="480" w:after="0"/>
       <w:outlineLvl w:val="0"/>
     </w:pPr>
     <w:rPr>
@@ -2205,7 +2478,7 @@
     <w:pPr>
       <w:keepNext/>
       <w:keepLines/>
-      <w:spacing w:before="200"/>
+      <w:spacing w:before="200" w:after="0"/>
       <w:outlineLvl w:val="1"/>
     </w:pPr>
     <w:rPr>
@@ -2229,7 +2502,7 @@
     <w:pPr>
       <w:keepNext/>
       <w:keepLines/>
-      <w:spacing w:before="200"/>
+      <w:spacing w:before="200" w:after="0"/>
       <w:outlineLvl w:val="2"/>
     </w:pPr>
     <w:rPr>
@@ -2252,7 +2525,7 @@
     <w:pPr>
       <w:keepNext/>
       <w:keepLines/>
-      <w:spacing w:before="200"/>
+      <w:spacing w:before="200" w:after="0"/>
       <w:outlineLvl w:val="3"/>
     </w:pPr>
     <w:rPr>
@@ -2277,7 +2550,7 @@
     <w:pPr>
       <w:keepNext/>
       <w:keepLines/>
-      <w:spacing w:before="200"/>
+      <w:spacing w:before="200" w:after="0"/>
       <w:outlineLvl w:val="4"/>
     </w:pPr>
     <w:rPr>
@@ -2298,7 +2571,7 @@
     <w:pPr>
       <w:keepNext/>
       <w:keepLines/>
-      <w:spacing w:before="200"/>
+      <w:spacing w:before="200" w:after="0"/>
       <w:outlineLvl w:val="5"/>
     </w:pPr>
     <w:rPr>
@@ -2321,7 +2594,7 @@
     <w:pPr>
       <w:keepNext/>
       <w:keepLines/>
-      <w:spacing w:before="200"/>
+      <w:spacing w:before="200" w:after="0"/>
       <w:outlineLvl w:val="6"/>
     </w:pPr>
     <w:rPr>
@@ -2344,12 +2617,13 @@
     <w:pPr>
       <w:keepNext/>
       <w:keepLines/>
-      <w:spacing w:before="200"/>
+      <w:spacing w:before="200" w:after="0"/>
       <w:outlineLvl w:val="7"/>
     </w:pPr>
     <w:rPr>
       <w:rFonts w:asciiTheme="majorHAnsi" w:eastAsiaTheme="majorEastAsia" w:hAnsiTheme="majorHAnsi" w:cstheme="majorBidi"/>
       <w:color w:val="4F81BD" w:themeColor="accent1"/>
+      <w:sz w:val="20"/>
       <w:szCs w:val="20"/>
     </w:rPr>
   </w:style>
@@ -2366,7 +2640,7 @@
     <w:pPr>
       <w:keepNext/>
       <w:keepLines/>
-      <w:spacing w:before="200"/>
+      <w:spacing w:before="200" w:after="0"/>
       <w:outlineLvl w:val="8"/>
     </w:pPr>
     <w:rPr>
@@ -2374,6 +2648,7 @@
       <w:i/>
       <w:iCs/>
       <w:color w:val="404040" w:themeColor="text1" w:themeTint="BF"/>
+      <w:sz w:val="20"/>
       <w:szCs w:val="20"/>
     </w:rPr>
   </w:style>
@@ -2416,6 +2691,7 @@
         <w:tab w:val="center" w:pos="4680"/>
         <w:tab w:val="right" w:pos="9360"/>
       </w:tabs>
+      <w:spacing w:after="0" w:line="240" w:lineRule="auto"/>
     </w:pPr>
   </w:style>
   <w:style w:type="character" w:customStyle="1" w:styleId="stBilgiChar">
@@ -2437,6 +2713,7 @@
         <w:tab w:val="center" w:pos="4680"/>
         <w:tab w:val="right" w:pos="9360"/>
       </w:tabs>
+      <w:spacing w:after="0" w:line="240" w:lineRule="auto"/>
     </w:pPr>
   </w:style>
   <w:style w:type="character" w:customStyle="1" w:styleId="AltBilgiChar">
@@ -2510,7 +2787,7 @@
       <w:pBdr>
         <w:bottom w:val="single" w:sz="8" w:space="4" w:color="4F81BD" w:themeColor="accent1"/>
       </w:pBdr>
-      <w:spacing w:after="300"/>
+      <w:spacing w:after="300" w:line="240" w:lineRule="auto"/>
       <w:contextualSpacing/>
     </w:pPr>
     <w:rPr>
@@ -2952,11 +3229,13 @@
     <w:unhideWhenUsed/>
     <w:qFormat/>
     <w:rsid w:val="00FC693F"/>
+    <w:pPr>
+      <w:spacing w:line="240" w:lineRule="auto"/>
+    </w:pPr>
     <w:rPr>
       <w:b/>
       <w:bCs/>
       <w:color w:val="4F81BD" w:themeColor="accent1"/>
-      <w:sz w:val="18"/>
       <w:szCs w:val="18"/>
     </w:rPr>
   </w:style>

--- a/shared/templates/Ornek_Sinav_Kagidi_Soru_Bazli_Puan_Cizelgesi.docx
+++ b/shared/templates/Ornek_Sinav_Kagidi_Soru_Bazli_Puan_Cizelgesi.docx
@@ -80,7 +80,27 @@
           <w:sz w:val="24"/>
           <w:szCs w:val="24"/>
         </w:rPr>
-        <w:t>20....-20.... EĞİTİM VE ÖĞRETİM YILI</w:t>
+        <w:t>20</w:t>
+      </w:r>
+      <w:proofErr w:type="gramStart"/>
+      <w:r>
+        <w:rPr>
+          <w:rFonts w:ascii="Times New Roman" w:hAnsi="Times New Roman" w:cs="Times New Roman"/>
+          <w:b/>
+          <w:sz w:val="24"/>
+          <w:szCs w:val="24"/>
+        </w:rPr>
+        <w:t>....-</w:t>
+      </w:r>
+      <w:proofErr w:type="gramEnd"/>
+      <w:r>
+        <w:rPr>
+          <w:rFonts w:ascii="Times New Roman" w:hAnsi="Times New Roman" w:cs="Times New Roman"/>
+          <w:b/>
+          <w:sz w:val="24"/>
+          <w:szCs w:val="24"/>
+        </w:rPr>
+        <w:t>20.... EĞİTİM VE ÖĞRETİM YILI</w:t>
       </w:r>
     </w:p>
     <w:p>
@@ -151,6 +171,7 @@
                 <w:szCs w:val="16"/>
               </w:rPr>
             </w:pPr>
+            <w:proofErr w:type="spellStart"/>
             <w:r>
               <w:rPr>
                 <w:rFonts w:ascii="Times New Roman" w:hAnsi="Times New Roman" w:cs="Times New Roman"/>
@@ -158,7 +179,272 @@
                 <w:sz w:val="16"/>
                 <w:szCs w:val="16"/>
               </w:rPr>
-              <w:t>Öğrencinin Adı-Soyadı</w:t>
+              <w:t>Öğrencinin</w:t>
+            </w:r>
+            <w:proofErr w:type="spellEnd"/>
+            <w:r>
+              <w:rPr>
+                <w:rFonts w:ascii="Times New Roman" w:hAnsi="Times New Roman" w:cs="Times New Roman"/>
+                <w:b/>
+                <w:sz w:val="16"/>
+                <w:szCs w:val="16"/>
+              </w:rPr>
+              <w:t xml:space="preserve"> </w:t>
+            </w:r>
+            <w:proofErr w:type="spellStart"/>
+            <w:r>
+              <w:rPr>
+                <w:rFonts w:ascii="Times New Roman" w:hAnsi="Times New Roman" w:cs="Times New Roman"/>
+                <w:b/>
+                <w:sz w:val="16"/>
+                <w:szCs w:val="16"/>
+              </w:rPr>
+              <w:t>Adı-Soyadı</w:t>
+            </w:r>
+            <w:proofErr w:type="spellEnd"/>
+          </w:p>
+        </w:tc>
+        <w:tc>
+          <w:tcPr>
+            <w:tcW w:w="2079" w:type="pct"/>
+            <w:tcMar>
+              <w:top w:w="60" w:type="dxa"/>
+              <w:left w:w="80" w:type="dxa"/>
+              <w:bottom w:w="60" w:type="dxa"/>
+              <w:right w:w="80" w:type="dxa"/>
+            </w:tcMar>
+            <w:vAlign w:val="center"/>
+          </w:tcPr>
+          <w:p>
+            <w:pPr>
+              <w:spacing w:after="0" w:line="240" w:lineRule="auto"/>
+              <w:rPr>
+                <w:rFonts w:ascii="Times New Roman" w:hAnsi="Times New Roman" w:cs="Times New Roman"/>
+                <w:b/>
+                <w:sz w:val="16"/>
+                <w:szCs w:val="16"/>
+              </w:rPr>
+            </w:pPr>
+          </w:p>
+        </w:tc>
+        <w:tc>
+          <w:tcPr>
+            <w:tcW w:w="536" w:type="pct"/>
+            <w:shd w:val="clear" w:color="auto" w:fill="C6D9F1" w:themeFill="text2" w:themeFillTint="33"/>
+            <w:vAlign w:val="center"/>
+          </w:tcPr>
+          <w:p>
+            <w:pPr>
+              <w:rPr>
+                <w:rFonts w:ascii="Times New Roman" w:hAnsi="Times New Roman" w:cs="Times New Roman"/>
+                <w:b/>
+                <w:sz w:val="16"/>
+                <w:szCs w:val="16"/>
+              </w:rPr>
+            </w:pPr>
+            <w:proofErr w:type="spellStart"/>
+            <w:r>
+              <w:rPr>
+                <w:rFonts w:ascii="Times New Roman" w:hAnsi="Times New Roman" w:cs="Times New Roman"/>
+                <w:b/>
+                <w:sz w:val="16"/>
+                <w:szCs w:val="16"/>
+              </w:rPr>
+              <w:t>Sınav</w:t>
+            </w:r>
+            <w:proofErr w:type="spellEnd"/>
+            <w:r>
+              <w:rPr>
+                <w:rFonts w:ascii="Times New Roman" w:hAnsi="Times New Roman" w:cs="Times New Roman"/>
+                <w:b/>
+                <w:sz w:val="16"/>
+                <w:szCs w:val="16"/>
+              </w:rPr>
+              <w:t xml:space="preserve"> </w:t>
+            </w:r>
+            <w:proofErr w:type="spellStart"/>
+            <w:r>
+              <w:rPr>
+                <w:rFonts w:ascii="Times New Roman" w:hAnsi="Times New Roman" w:cs="Times New Roman"/>
+                <w:b/>
+                <w:sz w:val="16"/>
+                <w:szCs w:val="16"/>
+              </w:rPr>
+              <w:t>Türü</w:t>
+            </w:r>
+            <w:proofErr w:type="spellEnd"/>
+          </w:p>
+        </w:tc>
+        <w:tc>
+          <w:tcPr>
+            <w:tcW w:w="1542" w:type="pct"/>
+            <w:vAlign w:val="center"/>
+          </w:tcPr>
+          <w:p>
+            <w:pPr>
+              <w:spacing w:after="0" w:line="240" w:lineRule="auto"/>
+              <w:rPr>
+                <w:rFonts w:ascii="Times New Roman" w:hAnsi="Times New Roman" w:cs="Times New Roman"/>
+                <w:b/>
+                <w:sz w:val="16"/>
+                <w:szCs w:val="16"/>
+              </w:rPr>
+            </w:pPr>
+            <w:r>
+              <w:rPr>
+                <w:rFonts w:ascii="Segoe UI Symbol" w:hAnsi="Segoe UI Symbol" w:cs="Segoe UI Symbol"/>
+                <w:b/>
+                <w:sz w:val="16"/>
+                <w:szCs w:val="16"/>
+              </w:rPr>
+              <w:t>☐</w:t>
+            </w:r>
+            <w:r>
+              <w:rPr>
+                <w:rFonts w:ascii="Times New Roman" w:hAnsi="Times New Roman" w:cs="Times New Roman"/>
+                <w:b/>
+                <w:sz w:val="16"/>
+                <w:szCs w:val="16"/>
+              </w:rPr>
+              <w:t xml:space="preserve"> </w:t>
+            </w:r>
+            <w:proofErr w:type="spellStart"/>
+            <w:proofErr w:type="gramStart"/>
+            <w:r>
+              <w:rPr>
+                <w:rFonts w:ascii="Times New Roman" w:hAnsi="Times New Roman" w:cs="Times New Roman"/>
+                <w:b/>
+                <w:sz w:val="16"/>
+                <w:szCs w:val="16"/>
+              </w:rPr>
+              <w:t>Yazılı</w:t>
+            </w:r>
+            <w:proofErr w:type="spellEnd"/>
+            <w:r>
+              <w:rPr>
+                <w:rFonts w:ascii="Times New Roman" w:hAnsi="Times New Roman" w:cs="Times New Roman"/>
+                <w:b/>
+                <w:sz w:val="16"/>
+                <w:szCs w:val="16"/>
+              </w:rPr>
+              <w:t xml:space="preserve">  </w:t>
+            </w:r>
+            <w:r>
+              <w:rPr>
+                <w:rFonts w:ascii="Segoe UI Symbol" w:hAnsi="Segoe UI Symbol" w:cs="Segoe UI Symbol"/>
+                <w:b/>
+                <w:sz w:val="16"/>
+                <w:szCs w:val="16"/>
+              </w:rPr>
+              <w:t>☐</w:t>
+            </w:r>
+            <w:proofErr w:type="gramEnd"/>
+            <w:r>
+              <w:rPr>
+                <w:rFonts w:ascii="Times New Roman" w:hAnsi="Times New Roman" w:cs="Times New Roman"/>
+                <w:b/>
+                <w:sz w:val="16"/>
+                <w:szCs w:val="16"/>
+              </w:rPr>
+              <w:t xml:space="preserve"> 2. </w:t>
+            </w:r>
+            <w:proofErr w:type="spellStart"/>
+            <w:r>
+              <w:rPr>
+                <w:rFonts w:ascii="Times New Roman" w:hAnsi="Times New Roman" w:cs="Times New Roman"/>
+                <w:b/>
+                <w:sz w:val="16"/>
+                <w:szCs w:val="16"/>
+              </w:rPr>
+              <w:t>Dinleme</w:t>
+            </w:r>
+            <w:proofErr w:type="spellEnd"/>
+            <w:r>
+              <w:rPr>
+                <w:rFonts w:ascii="Times New Roman" w:hAnsi="Times New Roman" w:cs="Times New Roman"/>
+                <w:b/>
+                <w:sz w:val="16"/>
+                <w:szCs w:val="16"/>
+              </w:rPr>
+              <w:t xml:space="preserve"> </w:t>
+            </w:r>
+            <w:r>
+              <w:rPr>
+                <w:rFonts w:ascii="Segoe UI Symbol" w:hAnsi="Segoe UI Symbol" w:cs="Segoe UI Symbol"/>
+                <w:b/>
+                <w:sz w:val="16"/>
+                <w:szCs w:val="16"/>
+              </w:rPr>
+              <w:t>☐</w:t>
+            </w:r>
+            <w:r>
+              <w:rPr>
+                <w:rFonts w:ascii="Times New Roman" w:hAnsi="Times New Roman" w:cs="Times New Roman"/>
+                <w:b/>
+                <w:sz w:val="16"/>
+                <w:szCs w:val="16"/>
+              </w:rPr>
+              <w:t xml:space="preserve"> </w:t>
+            </w:r>
+            <w:proofErr w:type="spellStart"/>
+            <w:r>
+              <w:rPr>
+                <w:rFonts w:ascii="Times New Roman" w:hAnsi="Times New Roman" w:cs="Times New Roman"/>
+                <w:b/>
+                <w:sz w:val="16"/>
+                <w:szCs w:val="16"/>
+              </w:rPr>
+              <w:t>Konuşma</w:t>
+            </w:r>
+            <w:proofErr w:type="spellEnd"/>
+          </w:p>
+        </w:tc>
+      </w:tr>
+      <w:tr>
+        <w:trPr>
+          <w:trHeight w:hRule="exact" w:val="249"/>
+        </w:trPr>
+        <w:tc>
+          <w:tcPr>
+            <w:tcW w:w="843" w:type="pct"/>
+            <w:shd w:val="clear" w:color="auto" w:fill="C6D9F1" w:themeFill="text2" w:themeFillTint="33"/>
+            <w:tcMar>
+              <w:top w:w="60" w:type="dxa"/>
+              <w:left w:w="80" w:type="dxa"/>
+              <w:bottom w:w="60" w:type="dxa"/>
+              <w:right w:w="80" w:type="dxa"/>
+            </w:tcMar>
+            <w:vAlign w:val="center"/>
+          </w:tcPr>
+          <w:p>
+            <w:pPr>
+              <w:spacing w:after="0" w:line="240" w:lineRule="auto"/>
+              <w:rPr>
+                <w:rFonts w:ascii="Times New Roman" w:hAnsi="Times New Roman" w:cs="Times New Roman"/>
+                <w:b/>
+                <w:sz w:val="16"/>
+                <w:szCs w:val="16"/>
+              </w:rPr>
+            </w:pPr>
+            <w:proofErr w:type="spellStart"/>
+            <w:r>
+              <w:rPr>
+                <w:rFonts w:ascii="Times New Roman" w:hAnsi="Times New Roman" w:cs="Times New Roman"/>
+                <w:b/>
+                <w:sz w:val="16"/>
+                <w:szCs w:val="16"/>
+              </w:rPr>
+              <w:t>Öğrenci</w:t>
+            </w:r>
+            <w:proofErr w:type="spellEnd"/>
+            <w:r>
+              <w:rPr>
+                <w:rFonts w:ascii="Times New Roman" w:hAnsi="Times New Roman" w:cs="Times New Roman"/>
+                <w:b/>
+                <w:sz w:val="16"/>
+                <w:szCs w:val="16"/>
+              </w:rPr>
+              <w:t xml:space="preserve"> Okul No</w:t>
             </w:r>
           </w:p>
         </w:tc>
@@ -201,6 +487,7 @@
                 <w:szCs w:val="16"/>
               </w:rPr>
             </w:pPr>
+            <w:proofErr w:type="spellStart"/>
             <w:r>
               <w:rPr>
                 <w:rFonts w:ascii="Times New Roman" w:hAnsi="Times New Roman" w:cs="Times New Roman"/>
@@ -208,34 +495,9 @@
                 <w:sz w:val="16"/>
                 <w:szCs w:val="16"/>
               </w:rPr>
-              <w:t>Sınav Türü</w:t>
+              <w:t>Sınav</w:t>
             </w:r>
-          </w:p>
-        </w:tc>
-        <w:tc>
-          <w:tcPr>
-            <w:tcW w:w="1542" w:type="pct"/>
-            <w:vAlign w:val="center"/>
-          </w:tcPr>
-          <w:p>
-            <w:pPr>
-              <w:spacing w:after="0" w:line="240" w:lineRule="auto"/>
-              <w:rPr>
-                <w:rFonts w:ascii="Times New Roman" w:hAnsi="Times New Roman" w:cs="Times New Roman"/>
-                <w:b/>
-                <w:sz w:val="16"/>
-                <w:szCs w:val="16"/>
-              </w:rPr>
-            </w:pPr>
-            <w:r>
-              <w:rPr>
-                <w:rFonts w:ascii="Segoe UI Symbol" w:hAnsi="Segoe UI Symbol" w:cs="Segoe UI Symbol"/>
-                <w:b/>
-                <w:sz w:val="16"/>
-                <w:szCs w:val="16"/>
-              </w:rPr>
-              <w:t>☐</w:t>
-            </w:r>
+            <w:proofErr w:type="spellEnd"/>
             <w:r>
               <w:rPr>
                 <w:rFonts w:ascii="Times New Roman" w:hAnsi="Times New Roman" w:cs="Times New Roman"/>
@@ -243,17 +505,9 @@
                 <w:sz w:val="16"/>
                 <w:szCs w:val="16"/>
               </w:rPr>
-              <w:t xml:space="preserve"> Yazılı  </w:t>
+              <w:t xml:space="preserve"> </w:t>
             </w:r>
-            <w:r>
-              <w:rPr>
-                <w:rFonts w:ascii="Segoe UI Symbol" w:hAnsi="Segoe UI Symbol" w:cs="Segoe UI Symbol"/>
-                <w:b/>
-                <w:sz w:val="16"/>
-                <w:szCs w:val="16"/>
-              </w:rPr>
-              <w:t>☐</w:t>
-            </w:r>
+            <w:proofErr w:type="spellStart"/>
             <w:r>
               <w:rPr>
                 <w:rFonts w:ascii="Times New Roman" w:hAnsi="Times New Roman" w:cs="Times New Roman"/>
@@ -261,114 +515,9 @@
                 <w:sz w:val="16"/>
                 <w:szCs w:val="16"/>
               </w:rPr>
-              <w:t xml:space="preserve"> 2. Dinleme </w:t>
+              <w:t>Tarihi</w:t>
             </w:r>
-            <w:r>
-              <w:rPr>
-                <w:rFonts w:ascii="Segoe UI Symbol" w:hAnsi="Segoe UI Symbol" w:cs="Segoe UI Symbol"/>
-                <w:b/>
-                <w:sz w:val="16"/>
-                <w:szCs w:val="16"/>
-              </w:rPr>
-              <w:t>☐</w:t>
-            </w:r>
-            <w:r>
-              <w:rPr>
-                <w:rFonts w:ascii="Times New Roman" w:hAnsi="Times New Roman" w:cs="Times New Roman"/>
-                <w:b/>
-                <w:sz w:val="16"/>
-                <w:szCs w:val="16"/>
-              </w:rPr>
-              <w:t xml:space="preserve"> Konuşma</w:t>
-            </w:r>
-          </w:p>
-        </w:tc>
-      </w:tr>
-      <w:tr>
-        <w:trPr>
-          <w:trHeight w:hRule="exact" w:val="249"/>
-        </w:trPr>
-        <w:tc>
-          <w:tcPr>
-            <w:tcW w:w="843" w:type="pct"/>
-            <w:shd w:val="clear" w:color="auto" w:fill="C6D9F1" w:themeFill="text2" w:themeFillTint="33"/>
-            <w:tcMar>
-              <w:top w:w="60" w:type="dxa"/>
-              <w:left w:w="80" w:type="dxa"/>
-              <w:bottom w:w="60" w:type="dxa"/>
-              <w:right w:w="80" w:type="dxa"/>
-            </w:tcMar>
-            <w:vAlign w:val="center"/>
-          </w:tcPr>
-          <w:p>
-            <w:pPr>
-              <w:spacing w:after="0" w:line="240" w:lineRule="auto"/>
-              <w:rPr>
-                <w:rFonts w:ascii="Times New Roman" w:hAnsi="Times New Roman" w:cs="Times New Roman"/>
-                <w:b/>
-                <w:sz w:val="16"/>
-                <w:szCs w:val="16"/>
-              </w:rPr>
-            </w:pPr>
-            <w:r>
-              <w:rPr>
-                <w:rFonts w:ascii="Times New Roman" w:hAnsi="Times New Roman" w:cs="Times New Roman"/>
-                <w:b/>
-                <w:sz w:val="16"/>
-                <w:szCs w:val="16"/>
-              </w:rPr>
-              <w:t>Öğrenci Okul No</w:t>
-            </w:r>
-          </w:p>
-        </w:tc>
-        <w:tc>
-          <w:tcPr>
-            <w:tcW w:w="2079" w:type="pct"/>
-            <w:tcMar>
-              <w:top w:w="60" w:type="dxa"/>
-              <w:left w:w="80" w:type="dxa"/>
-              <w:bottom w:w="60" w:type="dxa"/>
-              <w:right w:w="80" w:type="dxa"/>
-            </w:tcMar>
-            <w:vAlign w:val="center"/>
-          </w:tcPr>
-          <w:p>
-            <w:pPr>
-              <w:spacing w:after="0" w:line="240" w:lineRule="auto"/>
-              <w:rPr>
-                <w:rFonts w:ascii="Times New Roman" w:hAnsi="Times New Roman" w:cs="Times New Roman"/>
-                <w:b/>
-                <w:sz w:val="16"/>
-                <w:szCs w:val="16"/>
-              </w:rPr>
-            </w:pPr>
-          </w:p>
-        </w:tc>
-        <w:tc>
-          <w:tcPr>
-            <w:tcW w:w="536" w:type="pct"/>
-            <w:shd w:val="clear" w:color="auto" w:fill="C6D9F1" w:themeFill="text2" w:themeFillTint="33"/>
-            <w:vAlign w:val="center"/>
-          </w:tcPr>
-          <w:p>
-            <w:pPr>
-              <w:spacing w:after="0" w:line="240" w:lineRule="auto"/>
-              <w:rPr>
-                <w:rFonts w:ascii="Times New Roman" w:hAnsi="Times New Roman" w:cs="Times New Roman"/>
-                <w:b/>
-                <w:sz w:val="16"/>
-                <w:szCs w:val="16"/>
-              </w:rPr>
-            </w:pPr>
-            <w:r>
-              <w:rPr>
-                <w:rFonts w:ascii="Times New Roman" w:hAnsi="Times New Roman" w:cs="Times New Roman"/>
-                <w:b/>
-                <w:sz w:val="16"/>
-                <w:szCs w:val="16"/>
-              </w:rPr>
-              <w:t>Sınav Tarihi</w:t>
-            </w:r>
+            <w:proofErr w:type="spellEnd"/>
           </w:p>
         </w:tc>
         <w:tc>
@@ -416,7 +565,6 @@
           </w:tcPr>
           <w:p>
             <w:pPr>
-              <w:spacing w:after="0" w:line="240" w:lineRule="auto"/>
               <w:rPr>
                 <w:rFonts w:ascii="Times New Roman" w:hAnsi="Times New Roman" w:cs="Times New Roman"/>
                 <w:b/>
@@ -424,6 +572,7 @@
                 <w:szCs w:val="16"/>
               </w:rPr>
             </w:pPr>
+            <w:proofErr w:type="spellStart"/>
             <w:r>
               <w:rPr>
                 <w:rFonts w:ascii="Times New Roman" w:hAnsi="Times New Roman" w:cs="Times New Roman"/>
@@ -431,8 +580,29 @@
                 <w:sz w:val="16"/>
                 <w:szCs w:val="16"/>
               </w:rPr>
-              <w:t>Sınıf/Şube</w:t>
+              <w:t>Sınıf</w:t>
             </w:r>
+            <w:proofErr w:type="spellEnd"/>
+            <w:r>
+              <w:rPr>
+                <w:rFonts w:ascii="Times New Roman" w:hAnsi="Times New Roman" w:cs="Times New Roman"/>
+                <w:b/>
+                <w:sz w:val="16"/>
+                <w:szCs w:val="16"/>
+              </w:rPr>
+              <w:t>/</w:t>
+            </w:r>
+            <w:proofErr w:type="spellStart"/>
+            <w:r>
+              <w:rPr>
+                <w:rFonts w:ascii="Times New Roman" w:hAnsi="Times New Roman" w:cs="Times New Roman"/>
+                <w:b/>
+                <w:sz w:val="16"/>
+                <w:szCs w:val="16"/>
+              </w:rPr>
+              <w:t>Şube</w:t>
+            </w:r>
+            <w:proofErr w:type="spellEnd"/>
           </w:p>
         </w:tc>
         <w:tc>
@@ -491,7 +661,27 @@
                 <w:sz w:val="16"/>
                 <w:szCs w:val="16"/>
               </w:rPr>
-              <w:t xml:space="preserve"> 1. Dönem   </w:t>
+              <w:t xml:space="preserve"> 1. </w:t>
+            </w:r>
+            <w:proofErr w:type="spellStart"/>
+            <w:r>
+              <w:rPr>
+                <w:rFonts w:ascii="Times New Roman" w:hAnsi="Times New Roman" w:cs="Times New Roman"/>
+                <w:b/>
+                <w:sz w:val="16"/>
+                <w:szCs w:val="16"/>
+              </w:rPr>
+              <w:t>Dönem</w:t>
+            </w:r>
+            <w:proofErr w:type="spellEnd"/>
+            <w:r>
+              <w:rPr>
+                <w:rFonts w:ascii="Times New Roman" w:hAnsi="Times New Roman" w:cs="Times New Roman"/>
+                <w:b/>
+                <w:sz w:val="16"/>
+                <w:szCs w:val="16"/>
+              </w:rPr>
+              <w:t xml:space="preserve">   </w:t>
             </w:r>
             <w:r>
               <w:rPr>
@@ -509,8 +699,19 @@
                 <w:sz w:val="16"/>
                 <w:szCs w:val="16"/>
               </w:rPr>
-              <w:t xml:space="preserve"> 2. Dönem</w:t>
+              <w:t xml:space="preserve"> 2. </w:t>
             </w:r>
+            <w:proofErr w:type="spellStart"/>
+            <w:r>
+              <w:rPr>
+                <w:rFonts w:ascii="Times New Roman" w:hAnsi="Times New Roman" w:cs="Times New Roman"/>
+                <w:b/>
+                <w:sz w:val="16"/>
+                <w:szCs w:val="16"/>
+              </w:rPr>
+              <w:t>Dönem</w:t>
+            </w:r>
+            <w:proofErr w:type="spellEnd"/>
           </w:p>
         </w:tc>
       </w:tr>
@@ -540,6 +741,7 @@
                 <w:szCs w:val="16"/>
               </w:rPr>
             </w:pPr>
+            <w:proofErr w:type="spellStart"/>
             <w:r>
               <w:rPr>
                 <w:rFonts w:ascii="Times New Roman" w:hAnsi="Times New Roman" w:cs="Times New Roman"/>
@@ -547,8 +749,29 @@
                 <w:sz w:val="16"/>
                 <w:szCs w:val="16"/>
               </w:rPr>
-              <w:t>Dersin Adı</w:t>
+              <w:t>Dersin</w:t>
             </w:r>
+            <w:proofErr w:type="spellEnd"/>
+            <w:r>
+              <w:rPr>
+                <w:rFonts w:ascii="Times New Roman" w:hAnsi="Times New Roman" w:cs="Times New Roman"/>
+                <w:b/>
+                <w:sz w:val="16"/>
+                <w:szCs w:val="16"/>
+              </w:rPr>
+              <w:t xml:space="preserve"> </w:t>
+            </w:r>
+            <w:proofErr w:type="spellStart"/>
+            <w:r>
+              <w:rPr>
+                <w:rFonts w:ascii="Times New Roman" w:hAnsi="Times New Roman" w:cs="Times New Roman"/>
+                <w:b/>
+                <w:sz w:val="16"/>
+                <w:szCs w:val="16"/>
+              </w:rPr>
+              <w:t>Adı</w:t>
+            </w:r>
+            <w:proofErr w:type="spellEnd"/>
           </w:p>
         </w:tc>
         <w:tc>
@@ -607,7 +830,28 @@
                 <w:sz w:val="16"/>
                 <w:szCs w:val="16"/>
               </w:rPr>
-              <w:t xml:space="preserve"> 1. Yazılı  </w:t>
+              <w:t xml:space="preserve"> 1. </w:t>
+            </w:r>
+            <w:proofErr w:type="spellStart"/>
+            <w:proofErr w:type="gramStart"/>
+            <w:r>
+              <w:rPr>
+                <w:rFonts w:ascii="Times New Roman" w:hAnsi="Times New Roman" w:cs="Times New Roman"/>
+                <w:b/>
+                <w:sz w:val="16"/>
+                <w:szCs w:val="16"/>
+              </w:rPr>
+              <w:t>Yazılı</w:t>
+            </w:r>
+            <w:proofErr w:type="spellEnd"/>
+            <w:r>
+              <w:rPr>
+                <w:rFonts w:ascii="Times New Roman" w:hAnsi="Times New Roman" w:cs="Times New Roman"/>
+                <w:b/>
+                <w:sz w:val="16"/>
+                <w:szCs w:val="16"/>
+              </w:rPr>
+              <w:t xml:space="preserve">  </w:t>
             </w:r>
             <w:r>
               <w:rPr>
@@ -618,6 +862,7 @@
               </w:rPr>
               <w:t>☐</w:t>
             </w:r>
+            <w:proofErr w:type="gramEnd"/>
             <w:r>
               <w:rPr>
                 <w:rFonts w:ascii="Times New Roman" w:hAnsi="Times New Roman" w:cs="Times New Roman"/>
@@ -625,7 +870,28 @@
                 <w:sz w:val="16"/>
                 <w:szCs w:val="16"/>
               </w:rPr>
-              <w:t xml:space="preserve"> 2. Yazılı  </w:t>
+              <w:t xml:space="preserve"> 2. </w:t>
+            </w:r>
+            <w:proofErr w:type="spellStart"/>
+            <w:proofErr w:type="gramStart"/>
+            <w:r>
+              <w:rPr>
+                <w:rFonts w:ascii="Times New Roman" w:hAnsi="Times New Roman" w:cs="Times New Roman"/>
+                <w:b/>
+                <w:sz w:val="16"/>
+                <w:szCs w:val="16"/>
+              </w:rPr>
+              <w:t>Yazılı</w:t>
+            </w:r>
+            <w:proofErr w:type="spellEnd"/>
+            <w:r>
+              <w:rPr>
+                <w:rFonts w:ascii="Times New Roman" w:hAnsi="Times New Roman" w:cs="Times New Roman"/>
+                <w:b/>
+                <w:sz w:val="16"/>
+                <w:szCs w:val="16"/>
+              </w:rPr>
+              <w:t xml:space="preserve">  </w:t>
             </w:r>
             <w:r>
               <w:rPr>
@@ -636,6 +902,7 @@
               </w:rPr>
               <w:t>☐</w:t>
             </w:r>
+            <w:proofErr w:type="gramEnd"/>
             <w:r>
               <w:rPr>
                 <w:rFonts w:ascii="Times New Roman" w:hAnsi="Times New Roman" w:cs="Times New Roman"/>
@@ -643,7 +910,27 @@
                 <w:sz w:val="16"/>
                 <w:szCs w:val="16"/>
               </w:rPr>
-              <w:t xml:space="preserve"> Diğer:</w:t>
+              <w:t xml:space="preserve"> </w:t>
+            </w:r>
+            <w:proofErr w:type="spellStart"/>
+            <w:r>
+              <w:rPr>
+                <w:rFonts w:ascii="Times New Roman" w:hAnsi="Times New Roman" w:cs="Times New Roman"/>
+                <w:b/>
+                <w:sz w:val="16"/>
+                <w:szCs w:val="16"/>
+              </w:rPr>
+              <w:t>Diğer</w:t>
+            </w:r>
+            <w:proofErr w:type="spellEnd"/>
+            <w:r>
+              <w:rPr>
+                <w:rFonts w:ascii="Times New Roman" w:hAnsi="Times New Roman" w:cs="Times New Roman"/>
+                <w:b/>
+                <w:sz w:val="16"/>
+                <w:szCs w:val="16"/>
+              </w:rPr>
+              <w:t>:</w:t>
             </w:r>
           </w:p>
         </w:tc>
@@ -651,7 +938,8 @@
     </w:tbl>
     <w:p>
       <w:pPr>
-        <w:spacing w:after="0"/>
+        <w:spacing w:after="80"/>
+        <w:jc w:val="center"/>
         <w:rPr>
           <w:rFonts w:ascii="Times New Roman" w:hAnsi="Times New Roman" w:cs="Times New Roman"/>
           <w:b/>
@@ -659,6 +947,174 @@
           <w:szCs w:val="16"/>
         </w:rPr>
       </w:pPr>
+      <w:proofErr w:type="spellStart"/>
+      <w:r>
+        <w:rPr>
+          <w:b/>
+        </w:rPr>
+        <w:t>Sınıf</w:t>
+      </w:r>
+      <w:proofErr w:type="spellEnd"/>
+      <w:r>
+        <w:rPr>
+          <w:b/>
+        </w:rPr>
+        <w:t>/</w:t>
+      </w:r>
+      <w:proofErr w:type="spellStart"/>
+      <w:r>
+        <w:rPr>
+          <w:b/>
+        </w:rPr>
+        <w:t>şube</w:t>
+      </w:r>
+      <w:proofErr w:type="spellEnd"/>
+      <w:r>
+        <w:rPr>
+          <w:b/>
+        </w:rPr>
+        <w:t xml:space="preserve"> (</w:t>
+      </w:r>
+      <w:proofErr w:type="spellStart"/>
+      <w:r>
+        <w:rPr>
+          <w:b/>
+        </w:rPr>
+        <w:t>örn</w:t>
+      </w:r>
+      <w:proofErr w:type="spellEnd"/>
+      <w:r>
+        <w:rPr>
+          <w:b/>
+        </w:rPr>
+        <w:t xml:space="preserve">. 9-A) </w:t>
+      </w:r>
+      <w:proofErr w:type="spellStart"/>
+      <w:r>
+        <w:rPr>
+          <w:b/>
+        </w:rPr>
+        <w:t>ve</w:t>
+      </w:r>
+      <w:proofErr w:type="spellEnd"/>
+      <w:r>
+        <w:rPr>
+          <w:b/>
+        </w:rPr>
+        <w:t xml:space="preserve"> </w:t>
+      </w:r>
+      <w:proofErr w:type="spellStart"/>
+      <w:r>
+        <w:rPr>
+          <w:b/>
+        </w:rPr>
+        <w:t>sınav</w:t>
+      </w:r>
+      <w:proofErr w:type="spellEnd"/>
+      <w:r>
+        <w:rPr>
+          <w:b/>
+        </w:rPr>
+        <w:t xml:space="preserve"> </w:t>
+      </w:r>
+      <w:proofErr w:type="spellStart"/>
+      <w:r>
+        <w:rPr>
+          <w:b/>
+        </w:rPr>
+        <w:t>türü</w:t>
+      </w:r>
+      <w:proofErr w:type="spellEnd"/>
+      <w:r>
+        <w:rPr>
+          <w:b/>
+        </w:rPr>
+        <w:t xml:space="preserve"> (</w:t>
+      </w:r>
+      <w:proofErr w:type="spellStart"/>
+      <w:r>
+        <w:rPr>
+          <w:b/>
+        </w:rPr>
+        <w:t>Yazılı</w:t>
+      </w:r>
+      <w:proofErr w:type="spellEnd"/>
+      <w:r>
+        <w:rPr>
+          <w:b/>
+        </w:rPr>
+        <w:t xml:space="preserve">, </w:t>
+      </w:r>
+      <w:proofErr w:type="spellStart"/>
+      <w:r>
+        <w:rPr>
+          <w:b/>
+        </w:rPr>
+        <w:t>Dinleme</w:t>
+      </w:r>
+      <w:proofErr w:type="spellEnd"/>
+      <w:r>
+        <w:rPr>
+          <w:b/>
+        </w:rPr>
+        <w:t xml:space="preserve"> </w:t>
+      </w:r>
+      <w:proofErr w:type="spellStart"/>
+      <w:r>
+        <w:rPr>
+          <w:b/>
+        </w:rPr>
+        <w:t>veya</w:t>
+      </w:r>
+      <w:proofErr w:type="spellEnd"/>
+      <w:r>
+        <w:rPr>
+          <w:b/>
+        </w:rPr>
+        <w:t xml:space="preserve"> </w:t>
+      </w:r>
+      <w:proofErr w:type="spellStart"/>
+      <w:r>
+        <w:rPr>
+          <w:b/>
+        </w:rPr>
+        <w:t>Konuşma</w:t>
+      </w:r>
+      <w:proofErr w:type="spellEnd"/>
+      <w:r>
+        <w:rPr>
+          <w:b/>
+        </w:rPr>
+        <w:t xml:space="preserve">) </w:t>
+      </w:r>
+      <w:proofErr w:type="spellStart"/>
+      <w:r>
+        <w:rPr>
+          <w:b/>
+        </w:rPr>
+        <w:t>mutlaka</w:t>
+      </w:r>
+      <w:proofErr w:type="spellEnd"/>
+      <w:r>
+        <w:rPr>
+          <w:b/>
+        </w:rPr>
+        <w:t xml:space="preserve"> </w:t>
+      </w:r>
+      <w:proofErr w:type="spellStart"/>
+      <w:r>
+        <w:rPr>
+          <w:b/>
+        </w:rPr>
+        <w:t>belirtilmelidir</w:t>
+      </w:r>
+      <w:proofErr w:type="spellEnd"/>
+      <w:r>
+        <w:rPr>
+          <w:b/>
+        </w:rPr>
+        <w:t>.</w:t>
+      </w:r>
     </w:p>
     <w:p>
       <w:pPr>
@@ -729,6 +1185,7 @@
                 <w:szCs w:val="16"/>
               </w:rPr>
             </w:pPr>
+            <w:proofErr w:type="spellStart"/>
             <w:r>
               <w:rPr>
                 <w:rFonts w:ascii="Times New Roman" w:hAnsi="Times New Roman" w:cs="Times New Roman"/>
@@ -738,6 +1195,7 @@
               </w:rPr>
               <w:t>Sorular</w:t>
             </w:r>
+            <w:proofErr w:type="spellEnd"/>
           </w:p>
         </w:tc>
         <w:tc>
@@ -1519,6 +1977,7 @@
                 <w:szCs w:val="16"/>
               </w:rPr>
             </w:pPr>
+            <w:proofErr w:type="spellStart"/>
             <w:r>
               <w:rPr>
                 <w:rFonts w:ascii="Times New Roman" w:hAnsi="Times New Roman" w:cs="Times New Roman"/>
@@ -1526,7 +1985,37 @@
                 <w:sz w:val="16"/>
                 <w:szCs w:val="16"/>
               </w:rPr>
-              <w:t>Öğrencinin Aldığı Puan</w:t>
+              <w:t>Öğrencinin</w:t>
+            </w:r>
+            <w:proofErr w:type="spellEnd"/>
+            <w:r>
+              <w:rPr>
+                <w:rFonts w:ascii="Times New Roman" w:hAnsi="Times New Roman" w:cs="Times New Roman"/>
+                <w:b/>
+                <w:sz w:val="16"/>
+                <w:szCs w:val="16"/>
+              </w:rPr>
+              <w:t xml:space="preserve"> </w:t>
+            </w:r>
+            <w:proofErr w:type="spellStart"/>
+            <w:r>
+              <w:rPr>
+                <w:rFonts w:ascii="Times New Roman" w:hAnsi="Times New Roman" w:cs="Times New Roman"/>
+                <w:b/>
+                <w:sz w:val="16"/>
+                <w:szCs w:val="16"/>
+              </w:rPr>
+              <w:t>Aldığı</w:t>
+            </w:r>
+            <w:proofErr w:type="spellEnd"/>
+            <w:r>
+              <w:rPr>
+                <w:rFonts w:ascii="Times New Roman" w:hAnsi="Times New Roman" w:cs="Times New Roman"/>
+                <w:b/>
+                <w:sz w:val="16"/>
+                <w:szCs w:val="16"/>
+              </w:rPr>
+              <w:t xml:space="preserve"> Puan</w:t>
             </w:r>
           </w:p>
         </w:tc>

--- a/shared/templates/Ornek_Sinav_Kagidi_Soru_Bazli_Puan_Cizelgesi.docx
+++ b/shared/templates/Ornek_Sinav_Kagidi_Soru_Bazli_Puan_Cizelgesi.docx
@@ -8,6 +8,7 @@
         <w:jc w:val="center"/>
         <w:rPr>
           <w:rFonts w:ascii="Times New Roman" w:hAnsi="Times New Roman" w:cs="Times New Roman"/>
+          <w:b/>
           <w:sz w:val="24"/>
           <w:szCs w:val="24"/>
         </w:rPr>
@@ -28,6 +29,7 @@
         <w:jc w:val="center"/>
         <w:rPr>
           <w:rFonts w:ascii="Times New Roman" w:hAnsi="Times New Roman" w:cs="Times New Roman"/>
+          <w:b/>
           <w:sz w:val="24"/>
           <w:szCs w:val="24"/>
         </w:rPr>
@@ -48,6 +50,7 @@
         <w:jc w:val="center"/>
         <w:rPr>
           <w:rFonts w:ascii="Times New Roman" w:hAnsi="Times New Roman" w:cs="Times New Roman"/>
+          <w:b/>
           <w:sz w:val="24"/>
           <w:szCs w:val="24"/>
         </w:rPr>
@@ -127,7 +130,7 @@
     <w:tbl>
       <w:tblPr>
         <w:tblpPr w:leftFromText="141" w:rightFromText="141" w:vertAnchor="text" w:horzAnchor="margin" w:tblpXSpec="center" w:tblpY="202"/>
-        <w:tblW w:w="4950" w:type="pct"/>
+        <w:tblW w:w="4546" w:type="pct"/>
         <w:tblBorders>
           <w:top w:val="single" w:sz="5" w:space="0" w:color="7F8C8D"/>
           <w:left w:val="single" w:sz="5" w:space="0" w:color="7F8C8D"/>
@@ -140,18 +143,16 @@
         <w:tblLook w:val="04A0" w:firstRow="1" w:lastRow="0" w:firstColumn="1" w:lastColumn="0" w:noHBand="0" w:noVBand="1"/>
       </w:tblPr>
       <w:tblGrid>
-        <w:gridCol w:w="1782"/>
-        <w:gridCol w:w="4395"/>
-        <w:gridCol w:w="1133"/>
-        <w:gridCol w:w="3259"/>
+        <w:gridCol w:w="3363"/>
+        <w:gridCol w:w="6318"/>
       </w:tblGrid>
       <w:tr>
         <w:trPr>
-          <w:trHeight w:hRule="exact" w:val="249"/>
+          <w:trHeight w:hRule="exact" w:val="262"/>
         </w:trPr>
         <w:tc>
           <w:tcPr>
-            <w:tcW w:w="843" w:type="pct"/>
+            <w:tcW w:w="1737" w:type="pct"/>
             <w:shd w:val="clear" w:color="auto" w:fill="C6D9F1" w:themeFill="text2" w:themeFillTint="33"/>
             <w:tcMar>
               <w:top w:w="60" w:type="dxa"/>
@@ -167,8 +168,8 @@
               <w:rPr>
                 <w:rFonts w:ascii="Times New Roman" w:hAnsi="Times New Roman" w:cs="Times New Roman"/>
                 <w:b/>
-                <w:sz w:val="16"/>
-                <w:szCs w:val="16"/>
+                <w:sz w:val="20"/>
+                <w:szCs w:val="20"/>
               </w:rPr>
             </w:pPr>
             <w:proofErr w:type="spellStart"/>
@@ -176,8 +177,8 @@
               <w:rPr>
                 <w:rFonts w:ascii="Times New Roman" w:hAnsi="Times New Roman" w:cs="Times New Roman"/>
                 <w:b/>
-                <w:sz w:val="16"/>
-                <w:szCs w:val="16"/>
+                <w:sz w:val="20"/>
+                <w:szCs w:val="20"/>
               </w:rPr>
               <w:t>Öğrencinin</w:t>
             </w:r>
@@ -186,8 +187,8 @@
               <w:rPr>
                 <w:rFonts w:ascii="Times New Roman" w:hAnsi="Times New Roman" w:cs="Times New Roman"/>
                 <w:b/>
-                <w:sz w:val="16"/>
-                <w:szCs w:val="16"/>
+                <w:sz w:val="20"/>
+                <w:szCs w:val="20"/>
               </w:rPr>
               <w:t xml:space="preserve"> </w:t>
             </w:r>
@@ -196,8 +197,8 @@
               <w:rPr>
                 <w:rFonts w:ascii="Times New Roman" w:hAnsi="Times New Roman" w:cs="Times New Roman"/>
                 <w:b/>
-                <w:sz w:val="16"/>
-                <w:szCs w:val="16"/>
+                <w:sz w:val="20"/>
+                <w:szCs w:val="20"/>
               </w:rPr>
               <w:t>Adı-Soyadı</w:t>
             </w:r>
@@ -206,7 +207,7 @@
         </w:tc>
         <w:tc>
           <w:tcPr>
-            <w:tcW w:w="2079" w:type="pct"/>
+            <w:tcW w:w="3263" w:type="pct"/>
             <w:tcMar>
               <w:top w:w="60" w:type="dxa"/>
               <w:left w:w="80" w:type="dxa"/>
@@ -221,192 +222,20 @@
               <w:rPr>
                 <w:rFonts w:ascii="Times New Roman" w:hAnsi="Times New Roman" w:cs="Times New Roman"/>
                 <w:b/>
-                <w:sz w:val="16"/>
-                <w:szCs w:val="16"/>
+                <w:sz w:val="14"/>
+                <w:szCs w:val="14"/>
               </w:rPr>
             </w:pPr>
-          </w:p>
-        </w:tc>
-        <w:tc>
-          <w:tcPr>
-            <w:tcW w:w="536" w:type="pct"/>
-            <w:shd w:val="clear" w:color="auto" w:fill="C6D9F1" w:themeFill="text2" w:themeFillTint="33"/>
-            <w:vAlign w:val="center"/>
-          </w:tcPr>
-          <w:p>
-            <w:pPr>
-              <w:rPr>
-                <w:rFonts w:ascii="Times New Roman" w:hAnsi="Times New Roman" w:cs="Times New Roman"/>
-                <w:b/>
-                <w:sz w:val="16"/>
-                <w:szCs w:val="16"/>
-              </w:rPr>
-            </w:pPr>
-            <w:proofErr w:type="spellStart"/>
-            <w:r>
-              <w:rPr>
-                <w:rFonts w:ascii="Times New Roman" w:hAnsi="Times New Roman" w:cs="Times New Roman"/>
-                <w:b/>
-                <w:sz w:val="16"/>
-                <w:szCs w:val="16"/>
-              </w:rPr>
-              <w:t>Sınav</w:t>
-            </w:r>
-            <w:proofErr w:type="spellEnd"/>
-            <w:r>
-              <w:rPr>
-                <w:rFonts w:ascii="Times New Roman" w:hAnsi="Times New Roman" w:cs="Times New Roman"/>
-                <w:b/>
-                <w:sz w:val="16"/>
-                <w:szCs w:val="16"/>
-              </w:rPr>
-              <w:t xml:space="preserve"> </w:t>
-            </w:r>
-            <w:proofErr w:type="spellStart"/>
-            <w:r>
-              <w:rPr>
-                <w:rFonts w:ascii="Times New Roman" w:hAnsi="Times New Roman" w:cs="Times New Roman"/>
-                <w:b/>
-                <w:sz w:val="16"/>
-                <w:szCs w:val="16"/>
-              </w:rPr>
-              <w:t>Türü</w:t>
-            </w:r>
-            <w:proofErr w:type="spellEnd"/>
-          </w:p>
-        </w:tc>
-        <w:tc>
-          <w:tcPr>
-            <w:tcW w:w="1542" w:type="pct"/>
-            <w:vAlign w:val="center"/>
-          </w:tcPr>
-          <w:p>
-            <w:pPr>
-              <w:spacing w:after="0" w:line="240" w:lineRule="auto"/>
-              <w:rPr>
-                <w:rFonts w:ascii="Times New Roman" w:hAnsi="Times New Roman" w:cs="Times New Roman"/>
-                <w:b/>
-                <w:sz w:val="16"/>
-                <w:szCs w:val="16"/>
-              </w:rPr>
-            </w:pPr>
-            <w:r>
-              <w:rPr>
-                <w:rFonts w:ascii="Segoe UI Symbol" w:hAnsi="Segoe UI Symbol" w:cs="Segoe UI Symbol"/>
-                <w:b/>
-                <w:sz w:val="16"/>
-                <w:szCs w:val="16"/>
-              </w:rPr>
-              <w:t>☐</w:t>
-            </w:r>
-            <w:r>
-              <w:rPr>
-                <w:rFonts w:ascii="Times New Roman" w:hAnsi="Times New Roman" w:cs="Times New Roman"/>
-                <w:b/>
-                <w:sz w:val="16"/>
-                <w:szCs w:val="16"/>
-              </w:rPr>
-              <w:t xml:space="preserve"> </w:t>
-            </w:r>
-            <w:proofErr w:type="spellStart"/>
-            <w:proofErr w:type="gramStart"/>
-            <w:r>
-              <w:rPr>
-                <w:rFonts w:ascii="Times New Roman" w:hAnsi="Times New Roman" w:cs="Times New Roman"/>
-                <w:b/>
-                <w:sz w:val="16"/>
-                <w:szCs w:val="16"/>
-              </w:rPr>
-              <w:t>Yazılı</w:t>
-            </w:r>
-            <w:proofErr w:type="spellEnd"/>
-            <w:r>
-              <w:rPr>
-                <w:rFonts w:ascii="Times New Roman" w:hAnsi="Times New Roman" w:cs="Times New Roman"/>
-                <w:b/>
-                <w:sz w:val="16"/>
-                <w:szCs w:val="16"/>
-              </w:rPr>
-              <w:t xml:space="preserve">  </w:t>
-            </w:r>
-            <w:r>
-              <w:rPr>
-                <w:rFonts w:ascii="Segoe UI Symbol" w:hAnsi="Segoe UI Symbol" w:cs="Segoe UI Symbol"/>
-                <w:b/>
-                <w:sz w:val="16"/>
-                <w:szCs w:val="16"/>
-              </w:rPr>
-              <w:t>☐</w:t>
-            </w:r>
-            <w:proofErr w:type="gramEnd"/>
-            <w:r>
-              <w:rPr>
-                <w:rFonts w:ascii="Times New Roman" w:hAnsi="Times New Roman" w:cs="Times New Roman"/>
-                <w:b/>
-                <w:sz w:val="16"/>
-                <w:szCs w:val="16"/>
-              </w:rPr>
-              <w:t xml:space="preserve"> 2. </w:t>
-            </w:r>
-            <w:proofErr w:type="spellStart"/>
-            <w:r>
-              <w:rPr>
-                <w:rFonts w:ascii="Times New Roman" w:hAnsi="Times New Roman" w:cs="Times New Roman"/>
-                <w:b/>
-                <w:sz w:val="16"/>
-                <w:szCs w:val="16"/>
-              </w:rPr>
-              <w:t>Dinleme</w:t>
-            </w:r>
-            <w:proofErr w:type="spellEnd"/>
-            <w:r>
-              <w:rPr>
-                <w:rFonts w:ascii="Times New Roman" w:hAnsi="Times New Roman" w:cs="Times New Roman"/>
-                <w:b/>
-                <w:sz w:val="16"/>
-                <w:szCs w:val="16"/>
-              </w:rPr>
-              <w:t xml:space="preserve"> </w:t>
-            </w:r>
-            <w:r>
-              <w:rPr>
-                <w:rFonts w:ascii="Segoe UI Symbol" w:hAnsi="Segoe UI Symbol" w:cs="Segoe UI Symbol"/>
-                <w:b/>
-                <w:sz w:val="16"/>
-                <w:szCs w:val="16"/>
-              </w:rPr>
-              <w:t>☐</w:t>
-            </w:r>
-            <w:r>
-              <w:rPr>
-                <w:rFonts w:ascii="Times New Roman" w:hAnsi="Times New Roman" w:cs="Times New Roman"/>
-                <w:b/>
-                <w:sz w:val="16"/>
-                <w:szCs w:val="16"/>
-              </w:rPr>
-              <w:t xml:space="preserve"> </w:t>
-            </w:r>
-            <w:proofErr w:type="spellStart"/>
-            <w:r>
-              <w:rPr>
-                <w:rFonts w:ascii="Times New Roman" w:hAnsi="Times New Roman" w:cs="Times New Roman"/>
-                <w:b/>
-                <w:sz w:val="16"/>
-                <w:szCs w:val="16"/>
-              </w:rPr>
-              <w:t>Konuşma</w:t>
-            </w:r>
-            <w:proofErr w:type="spellEnd"/>
           </w:p>
         </w:tc>
       </w:tr>
       <w:tr>
         <w:trPr>
-          <w:trHeight w:hRule="exact" w:val="249"/>
+          <w:trHeight w:hRule="exact" w:val="262"/>
         </w:trPr>
         <w:tc>
           <w:tcPr>
-            <w:tcW w:w="843" w:type="pct"/>
+            <w:tcW w:w="1737" w:type="pct"/>
             <w:shd w:val="clear" w:color="auto" w:fill="C6D9F1" w:themeFill="text2" w:themeFillTint="33"/>
             <w:tcMar>
               <w:top w:w="60" w:type="dxa"/>
@@ -422,8 +251,8 @@
               <w:rPr>
                 <w:rFonts w:ascii="Times New Roman" w:hAnsi="Times New Roman" w:cs="Times New Roman"/>
                 <w:b/>
-                <w:sz w:val="16"/>
-                <w:szCs w:val="16"/>
+                <w:sz w:val="20"/>
+                <w:szCs w:val="20"/>
               </w:rPr>
             </w:pPr>
             <w:proofErr w:type="spellStart"/>
@@ -431,8 +260,8 @@
               <w:rPr>
                 <w:rFonts w:ascii="Times New Roman" w:hAnsi="Times New Roman" w:cs="Times New Roman"/>
                 <w:b/>
-                <w:sz w:val="16"/>
-                <w:szCs w:val="16"/>
+                <w:sz w:val="20"/>
+                <w:szCs w:val="20"/>
               </w:rPr>
               <w:t>Öğrenci</w:t>
             </w:r>
@@ -441,8 +270,8 @@
               <w:rPr>
                 <w:rFonts w:ascii="Times New Roman" w:hAnsi="Times New Roman" w:cs="Times New Roman"/>
                 <w:b/>
-                <w:sz w:val="16"/>
-                <w:szCs w:val="16"/>
+                <w:sz w:val="20"/>
+                <w:szCs w:val="20"/>
               </w:rPr>
               <w:t xml:space="preserve"> Okul No</w:t>
             </w:r>
@@ -450,7 +279,7 @@
         </w:tc>
         <w:tc>
           <w:tcPr>
-            <w:tcW w:w="2079" w:type="pct"/>
+            <w:tcW w:w="3263" w:type="pct"/>
             <w:tcMar>
               <w:top w:w="60" w:type="dxa"/>
               <w:left w:w="80" w:type="dxa"/>
@@ -465,263 +294,20 @@
               <w:rPr>
                 <w:rFonts w:ascii="Times New Roman" w:hAnsi="Times New Roman" w:cs="Times New Roman"/>
                 <w:b/>
-                <w:sz w:val="16"/>
-                <w:szCs w:val="16"/>
+                <w:sz w:val="14"/>
+                <w:szCs w:val="14"/>
               </w:rPr>
             </w:pPr>
-          </w:p>
-        </w:tc>
-        <w:tc>
-          <w:tcPr>
-            <w:tcW w:w="536" w:type="pct"/>
-            <w:shd w:val="clear" w:color="auto" w:fill="C6D9F1" w:themeFill="text2" w:themeFillTint="33"/>
-            <w:vAlign w:val="center"/>
-          </w:tcPr>
-          <w:p>
-            <w:pPr>
-              <w:spacing w:after="0" w:line="240" w:lineRule="auto"/>
-              <w:rPr>
-                <w:rFonts w:ascii="Times New Roman" w:hAnsi="Times New Roman" w:cs="Times New Roman"/>
-                <w:b/>
-                <w:sz w:val="16"/>
-                <w:szCs w:val="16"/>
-              </w:rPr>
-            </w:pPr>
-            <w:proofErr w:type="spellStart"/>
-            <w:r>
-              <w:rPr>
-                <w:rFonts w:ascii="Times New Roman" w:hAnsi="Times New Roman" w:cs="Times New Roman"/>
-                <w:b/>
-                <w:sz w:val="16"/>
-                <w:szCs w:val="16"/>
-              </w:rPr>
-              <w:t>Sınav</w:t>
-            </w:r>
-            <w:proofErr w:type="spellEnd"/>
-            <w:r>
-              <w:rPr>
-                <w:rFonts w:ascii="Times New Roman" w:hAnsi="Times New Roman" w:cs="Times New Roman"/>
-                <w:b/>
-                <w:sz w:val="16"/>
-                <w:szCs w:val="16"/>
-              </w:rPr>
-              <w:t xml:space="preserve"> </w:t>
-            </w:r>
-            <w:proofErr w:type="spellStart"/>
-            <w:r>
-              <w:rPr>
-                <w:rFonts w:ascii="Times New Roman" w:hAnsi="Times New Roman" w:cs="Times New Roman"/>
-                <w:b/>
-                <w:sz w:val="16"/>
-                <w:szCs w:val="16"/>
-              </w:rPr>
-              <w:t>Tarihi</w:t>
-            </w:r>
-            <w:proofErr w:type="spellEnd"/>
-          </w:p>
-        </w:tc>
-        <w:tc>
-          <w:tcPr>
-            <w:tcW w:w="1542" w:type="pct"/>
-            <w:vAlign w:val="center"/>
-          </w:tcPr>
-          <w:p>
-            <w:pPr>
-              <w:spacing w:after="0" w:line="240" w:lineRule="auto"/>
-              <w:rPr>
-                <w:rFonts w:ascii="Times New Roman" w:hAnsi="Times New Roman" w:cs="Times New Roman"/>
-                <w:b/>
-                <w:sz w:val="16"/>
-                <w:szCs w:val="16"/>
-              </w:rPr>
-            </w:pPr>
-            <w:r>
-              <w:rPr>
-                <w:rFonts w:ascii="Times New Roman" w:hAnsi="Times New Roman" w:cs="Times New Roman"/>
-                <w:b/>
-                <w:sz w:val="16"/>
-                <w:szCs w:val="16"/>
-              </w:rPr>
-              <w:t>.... / .... / 20....</w:t>
-            </w:r>
           </w:p>
         </w:tc>
       </w:tr>
       <w:tr>
         <w:trPr>
-          <w:trHeight w:hRule="exact" w:val="249"/>
+          <w:trHeight w:hRule="exact" w:val="262"/>
         </w:trPr>
         <w:tc>
           <w:tcPr>
-            <w:tcW w:w="843" w:type="pct"/>
-            <w:shd w:val="clear" w:color="auto" w:fill="C6D9F1" w:themeFill="text2" w:themeFillTint="33"/>
-            <w:tcMar>
-              <w:top w:w="60" w:type="dxa"/>
-              <w:left w:w="80" w:type="dxa"/>
-              <w:bottom w:w="60" w:type="dxa"/>
-              <w:right w:w="80" w:type="dxa"/>
-            </w:tcMar>
-            <w:vAlign w:val="center"/>
-          </w:tcPr>
-          <w:p>
-            <w:pPr>
-              <w:rPr>
-                <w:rFonts w:ascii="Times New Roman" w:hAnsi="Times New Roman" w:cs="Times New Roman"/>
-                <w:b/>
-                <w:sz w:val="16"/>
-                <w:szCs w:val="16"/>
-              </w:rPr>
-            </w:pPr>
-            <w:proofErr w:type="spellStart"/>
-            <w:r>
-              <w:rPr>
-                <w:rFonts w:ascii="Times New Roman" w:hAnsi="Times New Roman" w:cs="Times New Roman"/>
-                <w:b/>
-                <w:sz w:val="16"/>
-                <w:szCs w:val="16"/>
-              </w:rPr>
-              <w:t>Sınıf</w:t>
-            </w:r>
-            <w:proofErr w:type="spellEnd"/>
-            <w:r>
-              <w:rPr>
-                <w:rFonts w:ascii="Times New Roman" w:hAnsi="Times New Roman" w:cs="Times New Roman"/>
-                <w:b/>
-                <w:sz w:val="16"/>
-                <w:szCs w:val="16"/>
-              </w:rPr>
-              <w:t>/</w:t>
-            </w:r>
-            <w:proofErr w:type="spellStart"/>
-            <w:r>
-              <w:rPr>
-                <w:rFonts w:ascii="Times New Roman" w:hAnsi="Times New Roman" w:cs="Times New Roman"/>
-                <w:b/>
-                <w:sz w:val="16"/>
-                <w:szCs w:val="16"/>
-              </w:rPr>
-              <w:t>Şube</w:t>
-            </w:r>
-            <w:proofErr w:type="spellEnd"/>
-          </w:p>
-        </w:tc>
-        <w:tc>
-          <w:tcPr>
-            <w:tcW w:w="2079" w:type="pct"/>
-            <w:tcMar>
-              <w:top w:w="60" w:type="dxa"/>
-              <w:left w:w="80" w:type="dxa"/>
-              <w:bottom w:w="60" w:type="dxa"/>
-              <w:right w:w="80" w:type="dxa"/>
-            </w:tcMar>
-            <w:vAlign w:val="center"/>
-          </w:tcPr>
-          <w:p>
-            <w:pPr>
-              <w:spacing w:after="0" w:line="240" w:lineRule="auto"/>
-              <w:rPr>
-                <w:rFonts w:ascii="Times New Roman" w:hAnsi="Times New Roman" w:cs="Times New Roman"/>
-                <w:b/>
-                <w:sz w:val="16"/>
-                <w:szCs w:val="16"/>
-              </w:rPr>
-            </w:pPr>
-          </w:p>
-        </w:tc>
-        <w:tc>
-          <w:tcPr>
-            <w:tcW w:w="2078" w:type="pct"/>
-            <w:gridSpan w:val="2"/>
-            <w:vAlign w:val="center"/>
-          </w:tcPr>
-          <w:p>
-            <w:pPr>
-              <w:spacing w:after="0" w:line="240" w:lineRule="auto"/>
-              <w:jc w:val="center"/>
-              <w:rPr>
-                <w:rFonts w:ascii="Times New Roman" w:hAnsi="Times New Roman" w:cs="Times New Roman"/>
-                <w:b/>
-                <w:sz w:val="16"/>
-                <w:szCs w:val="16"/>
-              </w:rPr>
-            </w:pPr>
-            <w:r>
-              <w:rPr>
-                <w:rFonts w:ascii="Segoe UI Symbol" w:hAnsi="Segoe UI Symbol" w:cs="Segoe UI Symbol"/>
-                <w:b/>
-                <w:sz w:val="16"/>
-                <w:szCs w:val="16"/>
-              </w:rPr>
-              <w:t>☐</w:t>
-            </w:r>
-            <w:r>
-              <w:rPr>
-                <w:rFonts w:ascii="Times New Roman" w:hAnsi="Times New Roman" w:cs="Times New Roman"/>
-                <w:b/>
-                <w:sz w:val="16"/>
-                <w:szCs w:val="16"/>
-              </w:rPr>
-              <w:t xml:space="preserve"> 1. </w:t>
-            </w:r>
-            <w:proofErr w:type="spellStart"/>
-            <w:r>
-              <w:rPr>
-                <w:rFonts w:ascii="Times New Roman" w:hAnsi="Times New Roman" w:cs="Times New Roman"/>
-                <w:b/>
-                <w:sz w:val="16"/>
-                <w:szCs w:val="16"/>
-              </w:rPr>
-              <w:t>Dönem</w:t>
-            </w:r>
-            <w:proofErr w:type="spellEnd"/>
-            <w:r>
-              <w:rPr>
-                <w:rFonts w:ascii="Times New Roman" w:hAnsi="Times New Roman" w:cs="Times New Roman"/>
-                <w:b/>
-                <w:sz w:val="16"/>
-                <w:szCs w:val="16"/>
-              </w:rPr>
-              <w:t xml:space="preserve">   </w:t>
-            </w:r>
-            <w:r>
-              <w:rPr>
-                <w:rFonts w:ascii="Segoe UI Symbol" w:hAnsi="Segoe UI Symbol" w:cs="Segoe UI Symbol"/>
-                <w:b/>
-                <w:sz w:val="16"/>
-                <w:szCs w:val="16"/>
-              </w:rPr>
-              <w:t>☐</w:t>
-            </w:r>
-            <w:r>
-              <w:rPr>
-                <w:rFonts w:ascii="Times New Roman" w:hAnsi="Times New Roman" w:cs="Times New Roman"/>
-                <w:b/>
-                <w:sz w:val="16"/>
-                <w:szCs w:val="16"/>
-              </w:rPr>
-              <w:t xml:space="preserve"> 2. </w:t>
-            </w:r>
-            <w:proofErr w:type="spellStart"/>
-            <w:r>
-              <w:rPr>
-                <w:rFonts w:ascii="Times New Roman" w:hAnsi="Times New Roman" w:cs="Times New Roman"/>
-                <w:b/>
-                <w:sz w:val="16"/>
-                <w:szCs w:val="16"/>
-              </w:rPr>
-              <w:t>Dönem</w:t>
-            </w:r>
-            <w:proofErr w:type="spellEnd"/>
-          </w:p>
-        </w:tc>
-      </w:tr>
-      <w:tr>
-        <w:trPr>
-          <w:trHeight w:hRule="exact" w:val="249"/>
-        </w:trPr>
-        <w:tc>
-          <w:tcPr>
-            <w:tcW w:w="843" w:type="pct"/>
+            <w:tcW w:w="1737" w:type="pct"/>
             <w:shd w:val="clear" w:color="auto" w:fill="C6D9F1" w:themeFill="text2" w:themeFillTint="33"/>
             <w:tcMar>
               <w:top w:w="60" w:type="dxa"/>
@@ -737,8 +323,8 @@
               <w:rPr>
                 <w:rFonts w:ascii="Times New Roman" w:hAnsi="Times New Roman" w:cs="Times New Roman"/>
                 <w:b/>
-                <w:sz w:val="16"/>
-                <w:szCs w:val="16"/>
+                <w:sz w:val="20"/>
+                <w:szCs w:val="20"/>
               </w:rPr>
             </w:pPr>
             <w:proofErr w:type="spellStart"/>
@@ -746,37 +332,37 @@
               <w:rPr>
                 <w:rFonts w:ascii="Times New Roman" w:hAnsi="Times New Roman" w:cs="Times New Roman"/>
                 <w:b/>
-                <w:sz w:val="16"/>
-                <w:szCs w:val="16"/>
+                <w:sz w:val="20"/>
+                <w:szCs w:val="20"/>
               </w:rPr>
-              <w:t>Dersin</w:t>
+              <w:t>Sınıf</w:t>
             </w:r>
             <w:proofErr w:type="spellEnd"/>
             <w:r>
               <w:rPr>
                 <w:rFonts w:ascii="Times New Roman" w:hAnsi="Times New Roman" w:cs="Times New Roman"/>
                 <w:b/>
-                <w:sz w:val="16"/>
-                <w:szCs w:val="16"/>
+                <w:sz w:val="20"/>
+                <w:szCs w:val="20"/>
               </w:rPr>
-              <w:t xml:space="preserve"> </w:t>
+              <w:t>/</w:t>
             </w:r>
             <w:proofErr w:type="spellStart"/>
             <w:r>
               <w:rPr>
                 <w:rFonts w:ascii="Times New Roman" w:hAnsi="Times New Roman" w:cs="Times New Roman"/>
                 <w:b/>
-                <w:sz w:val="16"/>
-                <w:szCs w:val="16"/>
+                <w:sz w:val="20"/>
+                <w:szCs w:val="20"/>
               </w:rPr>
-              <w:t>Adı</w:t>
+              <w:t>Şube</w:t>
             </w:r>
             <w:proofErr w:type="spellEnd"/>
           </w:p>
         </w:tc>
         <w:tc>
           <w:tcPr>
-            <w:tcW w:w="2079" w:type="pct"/>
+            <w:tcW w:w="3263" w:type="pct"/>
             <w:tcMar>
               <w:top w:w="60" w:type="dxa"/>
               <w:left w:w="80" w:type="dxa"/>
@@ -791,124 +377,56 @@
               <w:rPr>
                 <w:rFonts w:ascii="Times New Roman" w:hAnsi="Times New Roman" w:cs="Times New Roman"/>
                 <w:b/>
-                <w:sz w:val="16"/>
-                <w:szCs w:val="16"/>
+                <w:sz w:val="14"/>
+                <w:szCs w:val="14"/>
               </w:rPr>
             </w:pPr>
           </w:p>
         </w:tc>
+      </w:tr>
+      <w:tr>
+        <w:trPr>
+          <w:trHeight w:hRule="exact" w:val="262"/>
+        </w:trPr>
         <w:tc>
           <w:tcPr>
-            <w:tcW w:w="2078" w:type="pct"/>
-            <w:gridSpan w:val="2"/>
+            <w:tcW w:w="1737" w:type="pct"/>
+            <w:shd w:val="clear" w:color="auto" w:fill="C6D9F1" w:themeFill="text2" w:themeFillTint="33"/>
+            <w:tcMar>
+              <w:top w:w="60" w:type="dxa"/>
+              <w:left w:w="80" w:type="dxa"/>
+              <w:bottom w:w="60" w:type="dxa"/>
+              <w:right w:w="80" w:type="dxa"/>
+            </w:tcMar>
             <w:vAlign w:val="center"/>
           </w:tcPr>
           <w:p>
             <w:pPr>
               <w:spacing w:after="0" w:line="240" w:lineRule="auto"/>
-              <w:jc w:val="center"/>
               <w:rPr>
                 <w:rFonts w:ascii="Times New Roman" w:hAnsi="Times New Roman" w:cs="Times New Roman"/>
                 <w:b/>
-                <w:sz w:val="16"/>
-                <w:szCs w:val="16"/>
+                <w:sz w:val="20"/>
+                <w:szCs w:val="20"/>
               </w:rPr>
             </w:pPr>
-            <w:r>
-              <w:rPr>
-                <w:rFonts w:ascii="Segoe UI Symbol" w:hAnsi="Segoe UI Symbol" w:cs="Segoe UI Symbol"/>
-                <w:b/>
-                <w:sz w:val="16"/>
-                <w:szCs w:val="16"/>
-              </w:rPr>
-              <w:t>☐</w:t>
-            </w:r>
+            <w:proofErr w:type="spellStart"/>
             <w:r>
               <w:rPr>
                 <w:rFonts w:ascii="Times New Roman" w:hAnsi="Times New Roman" w:cs="Times New Roman"/>
                 <w:b/>
-                <w:sz w:val="16"/>
-                <w:szCs w:val="16"/>
+                <w:sz w:val="20"/>
+                <w:szCs w:val="20"/>
               </w:rPr>
-              <w:t xml:space="preserve"> 1. </w:t>
-            </w:r>
-            <w:proofErr w:type="spellStart"/>
-            <w:proofErr w:type="gramStart"/>
-            <w:r>
-              <w:rPr>
-                <w:rFonts w:ascii="Times New Roman" w:hAnsi="Times New Roman" w:cs="Times New Roman"/>
-                <w:b/>
-                <w:sz w:val="16"/>
-                <w:szCs w:val="16"/>
-              </w:rPr>
-              <w:t>Yazılı</w:t>
+              <w:t>Sınav</w:t>
             </w:r>
             <w:proofErr w:type="spellEnd"/>
             <w:r>
               <w:rPr>
                 <w:rFonts w:ascii="Times New Roman" w:hAnsi="Times New Roman" w:cs="Times New Roman"/>
                 <w:b/>
-                <w:sz w:val="16"/>
-                <w:szCs w:val="16"/>
-              </w:rPr>
-              <w:t xml:space="preserve">  </w:t>
-            </w:r>
-            <w:r>
-              <w:rPr>
-                <w:rFonts w:ascii="Segoe UI Symbol" w:hAnsi="Segoe UI Symbol" w:cs="Segoe UI Symbol"/>
-                <w:b/>
-                <w:sz w:val="16"/>
-                <w:szCs w:val="16"/>
-              </w:rPr>
-              <w:t>☐</w:t>
-            </w:r>
-            <w:proofErr w:type="gramEnd"/>
-            <w:r>
-              <w:rPr>
-                <w:rFonts w:ascii="Times New Roman" w:hAnsi="Times New Roman" w:cs="Times New Roman"/>
-                <w:b/>
-                <w:sz w:val="16"/>
-                <w:szCs w:val="16"/>
-              </w:rPr>
-              <w:t xml:space="preserve"> 2. </w:t>
-            </w:r>
-            <w:proofErr w:type="spellStart"/>
-            <w:proofErr w:type="gramStart"/>
-            <w:r>
-              <w:rPr>
-                <w:rFonts w:ascii="Times New Roman" w:hAnsi="Times New Roman" w:cs="Times New Roman"/>
-                <w:b/>
-                <w:sz w:val="16"/>
-                <w:szCs w:val="16"/>
-              </w:rPr>
-              <w:t>Yazılı</w:t>
-            </w:r>
-            <w:proofErr w:type="spellEnd"/>
-            <w:r>
-              <w:rPr>
-                <w:rFonts w:ascii="Times New Roman" w:hAnsi="Times New Roman" w:cs="Times New Roman"/>
-                <w:b/>
-                <w:sz w:val="16"/>
-                <w:szCs w:val="16"/>
-              </w:rPr>
-              <w:t xml:space="preserve">  </w:t>
-            </w:r>
-            <w:r>
-              <w:rPr>
-                <w:rFonts w:ascii="Segoe UI Symbol" w:hAnsi="Segoe UI Symbol" w:cs="Segoe UI Symbol"/>
-                <w:b/>
-                <w:sz w:val="16"/>
-                <w:szCs w:val="16"/>
-              </w:rPr>
-              <w:t>☐</w:t>
-            </w:r>
-            <w:proofErr w:type="gramEnd"/>
-            <w:r>
-              <w:rPr>
-                <w:rFonts w:ascii="Times New Roman" w:hAnsi="Times New Roman" w:cs="Times New Roman"/>
-                <w:b/>
-                <w:sz w:val="16"/>
-                <w:szCs w:val="16"/>
+                <w:sz w:val="20"/>
+                <w:szCs w:val="20"/>
               </w:rPr>
               <w:t xml:space="preserve"> </w:t>
             </w:r>
@@ -917,222 +435,67 @@
               <w:rPr>
                 <w:rFonts w:ascii="Times New Roman" w:hAnsi="Times New Roman" w:cs="Times New Roman"/>
                 <w:b/>
-                <w:sz w:val="16"/>
-                <w:szCs w:val="16"/>
+                <w:sz w:val="20"/>
+                <w:szCs w:val="20"/>
               </w:rPr>
-              <w:t>Diğer</w:t>
+              <w:t>Türü</w:t>
             </w:r>
             <w:proofErr w:type="spellEnd"/>
-            <w:r>
+          </w:p>
+        </w:tc>
+        <w:tc>
+          <w:tcPr>
+            <w:tcW w:w="3263" w:type="pct"/>
+            <w:tcMar>
+              <w:top w:w="60" w:type="dxa"/>
+              <w:left w:w="80" w:type="dxa"/>
+              <w:bottom w:w="60" w:type="dxa"/>
+              <w:right w:w="80" w:type="dxa"/>
+            </w:tcMar>
+            <w:vAlign w:val="center"/>
+          </w:tcPr>
+          <w:p>
+            <w:pPr>
+              <w:spacing w:after="0" w:line="240" w:lineRule="auto"/>
               <w:rPr>
                 <w:rFonts w:ascii="Times New Roman" w:hAnsi="Times New Roman" w:cs="Times New Roman"/>
                 <w:b/>
-                <w:sz w:val="16"/>
-                <w:szCs w:val="16"/>
+                <w:sz w:val="14"/>
+                <w:szCs w:val="14"/>
               </w:rPr>
-              <w:t>:</w:t>
-            </w:r>
+            </w:pPr>
           </w:p>
         </w:tc>
       </w:tr>
     </w:tbl>
     <w:p>
       <w:pPr>
-        <w:spacing w:after="80"/>
+        <w:spacing w:after="0" w:line="240" w:lineRule="auto"/>
+        <w:rPr>
+          <w:rFonts w:ascii="Times New Roman" w:hAnsi="Times New Roman" w:cs="Times New Roman"/>
+          <w:b/>
+          <w:sz w:val="14"/>
+          <w:szCs w:val="14"/>
+        </w:rPr>
+      </w:pPr>
+    </w:p>
+    <w:p>
+      <w:pPr>
+        <w:spacing w:after="0" w:line="240" w:lineRule="auto"/>
         <w:jc w:val="center"/>
         <w:rPr>
           <w:rFonts w:ascii="Times New Roman" w:hAnsi="Times New Roman" w:cs="Times New Roman"/>
           <w:b/>
-          <w:sz w:val="16"/>
-          <w:szCs w:val="16"/>
-        </w:rPr>
-      </w:pPr>
-      <w:proofErr w:type="spellStart"/>
-      <w:r>
-        <w:rPr>
-          <w:b/>
-        </w:rPr>
-        <w:t>Sınıf</w:t>
-      </w:r>
-      <w:proofErr w:type="spellEnd"/>
-      <w:r>
-        <w:rPr>
-          <w:b/>
-        </w:rPr>
-        <w:t>/</w:t>
-      </w:r>
-      <w:proofErr w:type="spellStart"/>
-      <w:r>
-        <w:rPr>
-          <w:b/>
-        </w:rPr>
-        <w:t>şube</w:t>
-      </w:r>
-      <w:proofErr w:type="spellEnd"/>
-      <w:r>
-        <w:rPr>
-          <w:b/>
-        </w:rPr>
-        <w:t xml:space="preserve"> (</w:t>
-      </w:r>
-      <w:proofErr w:type="spellStart"/>
-      <w:r>
-        <w:rPr>
-          <w:b/>
-        </w:rPr>
-        <w:t>örn</w:t>
-      </w:r>
-      <w:proofErr w:type="spellEnd"/>
-      <w:r>
-        <w:rPr>
-          <w:b/>
-        </w:rPr>
-        <w:t xml:space="preserve">. 9-A) </w:t>
-      </w:r>
-      <w:proofErr w:type="spellStart"/>
-      <w:r>
-        <w:rPr>
-          <w:b/>
-        </w:rPr>
-        <w:t>ve</w:t>
-      </w:r>
-      <w:proofErr w:type="spellEnd"/>
-      <w:r>
-        <w:rPr>
-          <w:b/>
-        </w:rPr>
-        <w:t xml:space="preserve"> </w:t>
-      </w:r>
-      <w:proofErr w:type="spellStart"/>
-      <w:r>
-        <w:rPr>
-          <w:b/>
-        </w:rPr>
-        <w:t>sınav</w:t>
-      </w:r>
-      <w:proofErr w:type="spellEnd"/>
-      <w:r>
-        <w:rPr>
-          <w:b/>
-        </w:rPr>
-        <w:t xml:space="preserve"> </w:t>
-      </w:r>
-      <w:proofErr w:type="spellStart"/>
-      <w:r>
-        <w:rPr>
-          <w:b/>
-        </w:rPr>
-        <w:t>türü</w:t>
-      </w:r>
-      <w:proofErr w:type="spellEnd"/>
-      <w:r>
-        <w:rPr>
-          <w:b/>
-        </w:rPr>
-        <w:t xml:space="preserve"> (</w:t>
-      </w:r>
-      <w:proofErr w:type="spellStart"/>
-      <w:r>
-        <w:rPr>
-          <w:b/>
-        </w:rPr>
-        <w:t>Yazılı</w:t>
-      </w:r>
-      <w:proofErr w:type="spellEnd"/>
-      <w:r>
-        <w:rPr>
-          <w:b/>
-        </w:rPr>
-        <w:t xml:space="preserve">, </w:t>
-      </w:r>
-      <w:proofErr w:type="spellStart"/>
-      <w:r>
-        <w:rPr>
-          <w:b/>
-        </w:rPr>
-        <w:t>Dinleme</w:t>
-      </w:r>
-      <w:proofErr w:type="spellEnd"/>
-      <w:r>
-        <w:rPr>
-          <w:b/>
-        </w:rPr>
-        <w:t xml:space="preserve"> </w:t>
-      </w:r>
-      <w:proofErr w:type="spellStart"/>
-      <w:r>
-        <w:rPr>
-          <w:b/>
-        </w:rPr>
-        <w:t>veya</w:t>
-      </w:r>
-      <w:proofErr w:type="spellEnd"/>
-      <w:r>
-        <w:rPr>
-          <w:b/>
-        </w:rPr>
-        <w:t xml:space="preserve"> </w:t>
-      </w:r>
-      <w:proofErr w:type="spellStart"/>
-      <w:r>
-        <w:rPr>
-          <w:b/>
-        </w:rPr>
-        <w:t>Konuşma</w:t>
-      </w:r>
-      <w:proofErr w:type="spellEnd"/>
-      <w:r>
-        <w:rPr>
-          <w:b/>
-        </w:rPr>
-        <w:t xml:space="preserve">) </w:t>
-      </w:r>
-      <w:proofErr w:type="spellStart"/>
-      <w:r>
-        <w:rPr>
-          <w:b/>
-        </w:rPr>
-        <w:t>mutlaka</w:t>
-      </w:r>
-      <w:proofErr w:type="spellEnd"/>
-      <w:r>
-        <w:rPr>
-          <w:b/>
-        </w:rPr>
-        <w:t xml:space="preserve"> </w:t>
-      </w:r>
-      <w:proofErr w:type="spellStart"/>
-      <w:r>
-        <w:rPr>
-          <w:b/>
-        </w:rPr>
-        <w:t>belirtilmelidir</w:t>
-      </w:r>
-      <w:proofErr w:type="spellEnd"/>
-      <w:r>
-        <w:rPr>
-          <w:b/>
-        </w:rPr>
-        <w:t>.</w:t>
-      </w:r>
-    </w:p>
-    <w:p>
-      <w:pPr>
-        <w:spacing w:after="60" w:line="240" w:lineRule="auto"/>
-        <w:jc w:val="center"/>
-        <w:rPr>
-          <w:rFonts w:ascii="Times New Roman" w:hAnsi="Times New Roman" w:cs="Times New Roman"/>
-          <w:b/>
-          <w:sz w:val="16"/>
-          <w:szCs w:val="16"/>
+          <w:sz w:val="24"/>
+          <w:szCs w:val="24"/>
         </w:rPr>
       </w:pPr>
       <w:r>
         <w:rPr>
           <w:rFonts w:ascii="Times New Roman" w:hAnsi="Times New Roman" w:cs="Times New Roman"/>
           <w:b/>
-          <w:sz w:val="16"/>
-          <w:szCs w:val="16"/>
+          <w:sz w:val="24"/>
+          <w:szCs w:val="24"/>
         </w:rPr>
         <w:t>SORU BAZLI PUAN ÇİZELGESİ</w:t>
       </w:r>
@@ -1145,27 +508,27 @@
         <w:tblLook w:val="04A0" w:firstRow="1" w:lastRow="0" w:firstColumn="1" w:lastColumn="0" w:noHBand="0" w:noVBand="1"/>
       </w:tblPr>
       <w:tblGrid>
-        <w:gridCol w:w="1807"/>
-        <w:gridCol w:w="349"/>
-        <w:gridCol w:w="349"/>
-        <w:gridCol w:w="349"/>
-        <w:gridCol w:w="349"/>
-        <w:gridCol w:w="349"/>
-        <w:gridCol w:w="349"/>
-        <w:gridCol w:w="349"/>
-        <w:gridCol w:w="349"/>
-        <w:gridCol w:w="349"/>
-        <w:gridCol w:w="429"/>
+        <w:gridCol w:w="1836"/>
         <w:gridCol w:w="714"/>
+        <w:gridCol w:w="714"/>
+        <w:gridCol w:w="714"/>
+        <w:gridCol w:w="714"/>
+        <w:gridCol w:w="714"/>
+        <w:gridCol w:w="715"/>
+        <w:gridCol w:w="714"/>
+        <w:gridCol w:w="714"/>
+        <w:gridCol w:w="714"/>
+        <w:gridCol w:w="714"/>
+        <w:gridCol w:w="715"/>
       </w:tblGrid>
       <w:tr>
         <w:trPr>
-          <w:trHeight w:val="20"/>
+          <w:trHeight w:hRule="exact" w:val="230"/>
           <w:jc w:val="center"/>
         </w:trPr>
         <w:tc>
           <w:tcPr>
-            <w:tcW w:w="0" w:type="auto"/>
+            <w:tcW w:w="1836" w:type="dxa"/>
             <w:shd w:val="clear" w:color="auto" w:fill="C6D9F1" w:themeFill="text2" w:themeFillTint="33"/>
             <w:tcMar>
               <w:top w:w="70" w:type="dxa"/>
@@ -1181,8 +544,8 @@
               <w:rPr>
                 <w:rFonts w:ascii="Times New Roman" w:hAnsi="Times New Roman" w:cs="Times New Roman"/>
                 <w:b/>
-                <w:sz w:val="16"/>
-                <w:szCs w:val="16"/>
+                <w:sz w:val="14"/>
+                <w:szCs w:val="14"/>
               </w:rPr>
             </w:pPr>
             <w:proofErr w:type="spellStart"/>
@@ -1190,8 +553,8 @@
               <w:rPr>
                 <w:rFonts w:ascii="Times New Roman" w:hAnsi="Times New Roman" w:cs="Times New Roman"/>
                 <w:b/>
-                <w:sz w:val="16"/>
-                <w:szCs w:val="16"/>
+                <w:sz w:val="14"/>
+                <w:szCs w:val="14"/>
               </w:rPr>
               <w:t>Sorular</w:t>
             </w:r>
@@ -1200,7 +563,7 @@
         </w:tc>
         <w:tc>
           <w:tcPr>
-            <w:tcW w:w="0" w:type="auto"/>
+            <w:tcW w:w="714" w:type="dxa"/>
             <w:shd w:val="clear" w:color="auto" w:fill="C6D9F1" w:themeFill="text2" w:themeFillTint="33"/>
             <w:tcMar>
               <w:top w:w="70" w:type="dxa"/>
@@ -1216,16 +579,16 @@
               <w:rPr>
                 <w:rFonts w:ascii="Times New Roman" w:hAnsi="Times New Roman" w:cs="Times New Roman"/>
                 <w:b/>
-                <w:sz w:val="16"/>
-                <w:szCs w:val="16"/>
+                <w:sz w:val="14"/>
+                <w:szCs w:val="14"/>
               </w:rPr>
             </w:pPr>
             <w:r>
               <w:rPr>
                 <w:rFonts w:ascii="Times New Roman" w:hAnsi="Times New Roman" w:cs="Times New Roman"/>
                 <w:b/>
-                <w:sz w:val="16"/>
-                <w:szCs w:val="16"/>
+                <w:sz w:val="14"/>
+                <w:szCs w:val="14"/>
               </w:rPr>
               <w:t>S1</w:t>
             </w:r>
@@ -1233,7 +596,7 @@
         </w:tc>
         <w:tc>
           <w:tcPr>
-            <w:tcW w:w="0" w:type="auto"/>
+            <w:tcW w:w="714" w:type="dxa"/>
             <w:shd w:val="clear" w:color="auto" w:fill="C6D9F1" w:themeFill="text2" w:themeFillTint="33"/>
             <w:tcMar>
               <w:top w:w="70" w:type="dxa"/>
@@ -1249,16 +612,16 @@
               <w:rPr>
                 <w:rFonts w:ascii="Times New Roman" w:hAnsi="Times New Roman" w:cs="Times New Roman"/>
                 <w:b/>
-                <w:sz w:val="16"/>
-                <w:szCs w:val="16"/>
+                <w:sz w:val="14"/>
+                <w:szCs w:val="14"/>
               </w:rPr>
             </w:pPr>
             <w:r>
               <w:rPr>
                 <w:rFonts w:ascii="Times New Roman" w:hAnsi="Times New Roman" w:cs="Times New Roman"/>
                 <w:b/>
-                <w:sz w:val="16"/>
-                <w:szCs w:val="16"/>
+                <w:sz w:val="14"/>
+                <w:szCs w:val="14"/>
               </w:rPr>
               <w:t>S2</w:t>
             </w:r>
@@ -1266,7 +629,7 @@
         </w:tc>
         <w:tc>
           <w:tcPr>
-            <w:tcW w:w="0" w:type="auto"/>
+            <w:tcW w:w="714" w:type="dxa"/>
             <w:shd w:val="clear" w:color="auto" w:fill="C6D9F1" w:themeFill="text2" w:themeFillTint="33"/>
             <w:tcMar>
               <w:top w:w="70" w:type="dxa"/>
@@ -1282,16 +645,16 @@
               <w:rPr>
                 <w:rFonts w:ascii="Times New Roman" w:hAnsi="Times New Roman" w:cs="Times New Roman"/>
                 <w:b/>
-                <w:sz w:val="16"/>
-                <w:szCs w:val="16"/>
+                <w:sz w:val="14"/>
+                <w:szCs w:val="14"/>
               </w:rPr>
             </w:pPr>
             <w:r>
               <w:rPr>
                 <w:rFonts w:ascii="Times New Roman" w:hAnsi="Times New Roman" w:cs="Times New Roman"/>
                 <w:b/>
-                <w:sz w:val="16"/>
-                <w:szCs w:val="16"/>
+                <w:sz w:val="14"/>
+                <w:szCs w:val="14"/>
               </w:rPr>
               <w:t>S3</w:t>
             </w:r>
@@ -1299,7 +662,7 @@
         </w:tc>
         <w:tc>
           <w:tcPr>
-            <w:tcW w:w="0" w:type="auto"/>
+            <w:tcW w:w="714" w:type="dxa"/>
             <w:shd w:val="clear" w:color="auto" w:fill="C6D9F1" w:themeFill="text2" w:themeFillTint="33"/>
             <w:tcMar>
               <w:top w:w="70" w:type="dxa"/>
@@ -1315,16 +678,16 @@
               <w:rPr>
                 <w:rFonts w:ascii="Times New Roman" w:hAnsi="Times New Roman" w:cs="Times New Roman"/>
                 <w:b/>
-                <w:sz w:val="16"/>
-                <w:szCs w:val="16"/>
+                <w:sz w:val="14"/>
+                <w:szCs w:val="14"/>
               </w:rPr>
             </w:pPr>
             <w:r>
               <w:rPr>
                 <w:rFonts w:ascii="Times New Roman" w:hAnsi="Times New Roman" w:cs="Times New Roman"/>
                 <w:b/>
-                <w:sz w:val="16"/>
-                <w:szCs w:val="16"/>
+                <w:sz w:val="14"/>
+                <w:szCs w:val="14"/>
               </w:rPr>
               <w:t>S4</w:t>
             </w:r>
@@ -1332,7 +695,7 @@
         </w:tc>
         <w:tc>
           <w:tcPr>
-            <w:tcW w:w="0" w:type="auto"/>
+            <w:tcW w:w="714" w:type="dxa"/>
             <w:shd w:val="clear" w:color="auto" w:fill="C6D9F1" w:themeFill="text2" w:themeFillTint="33"/>
             <w:tcMar>
               <w:top w:w="70" w:type="dxa"/>
@@ -1348,16 +711,16 @@
               <w:rPr>
                 <w:rFonts w:ascii="Times New Roman" w:hAnsi="Times New Roman" w:cs="Times New Roman"/>
                 <w:b/>
-                <w:sz w:val="16"/>
-                <w:szCs w:val="16"/>
+                <w:sz w:val="14"/>
+                <w:szCs w:val="14"/>
               </w:rPr>
             </w:pPr>
             <w:r>
               <w:rPr>
                 <w:rFonts w:ascii="Times New Roman" w:hAnsi="Times New Roman" w:cs="Times New Roman"/>
                 <w:b/>
-                <w:sz w:val="16"/>
-                <w:szCs w:val="16"/>
+                <w:sz w:val="14"/>
+                <w:szCs w:val="14"/>
               </w:rPr>
               <w:t>S5</w:t>
             </w:r>
@@ -1365,7 +728,7 @@
         </w:tc>
         <w:tc>
           <w:tcPr>
-            <w:tcW w:w="0" w:type="auto"/>
+            <w:tcW w:w="715" w:type="dxa"/>
             <w:shd w:val="clear" w:color="auto" w:fill="C6D9F1" w:themeFill="text2" w:themeFillTint="33"/>
             <w:tcMar>
               <w:top w:w="70" w:type="dxa"/>
@@ -1381,16 +744,16 @@
               <w:rPr>
                 <w:rFonts w:ascii="Times New Roman" w:hAnsi="Times New Roman" w:cs="Times New Roman"/>
                 <w:b/>
-                <w:sz w:val="16"/>
-                <w:szCs w:val="16"/>
+                <w:sz w:val="14"/>
+                <w:szCs w:val="14"/>
               </w:rPr>
             </w:pPr>
             <w:r>
               <w:rPr>
                 <w:rFonts w:ascii="Times New Roman" w:hAnsi="Times New Roman" w:cs="Times New Roman"/>
                 <w:b/>
-                <w:sz w:val="16"/>
-                <w:szCs w:val="16"/>
+                <w:sz w:val="14"/>
+                <w:szCs w:val="14"/>
               </w:rPr>
               <w:t>S6</w:t>
             </w:r>
@@ -1398,7 +761,7 @@
         </w:tc>
         <w:tc>
           <w:tcPr>
-            <w:tcW w:w="0" w:type="auto"/>
+            <w:tcW w:w="714" w:type="dxa"/>
             <w:shd w:val="clear" w:color="auto" w:fill="C6D9F1" w:themeFill="text2" w:themeFillTint="33"/>
             <w:tcMar>
               <w:top w:w="70" w:type="dxa"/>
@@ -1414,16 +777,16 @@
               <w:rPr>
                 <w:rFonts w:ascii="Times New Roman" w:hAnsi="Times New Roman" w:cs="Times New Roman"/>
                 <w:b/>
-                <w:sz w:val="16"/>
-                <w:szCs w:val="16"/>
+                <w:sz w:val="14"/>
+                <w:szCs w:val="14"/>
               </w:rPr>
             </w:pPr>
             <w:r>
               <w:rPr>
                 <w:rFonts w:ascii="Times New Roman" w:hAnsi="Times New Roman" w:cs="Times New Roman"/>
                 <w:b/>
-                <w:sz w:val="16"/>
-                <w:szCs w:val="16"/>
+                <w:sz w:val="14"/>
+                <w:szCs w:val="14"/>
               </w:rPr>
               <w:t>S7</w:t>
             </w:r>
@@ -1431,7 +794,7 @@
         </w:tc>
         <w:tc>
           <w:tcPr>
-            <w:tcW w:w="0" w:type="auto"/>
+            <w:tcW w:w="714" w:type="dxa"/>
             <w:shd w:val="clear" w:color="auto" w:fill="C6D9F1" w:themeFill="text2" w:themeFillTint="33"/>
             <w:tcMar>
               <w:top w:w="70" w:type="dxa"/>
@@ -1447,16 +810,16 @@
               <w:rPr>
                 <w:rFonts w:ascii="Times New Roman" w:hAnsi="Times New Roman" w:cs="Times New Roman"/>
                 <w:b/>
-                <w:sz w:val="16"/>
-                <w:szCs w:val="16"/>
+                <w:sz w:val="14"/>
+                <w:szCs w:val="14"/>
               </w:rPr>
             </w:pPr>
             <w:r>
               <w:rPr>
                 <w:rFonts w:ascii="Times New Roman" w:hAnsi="Times New Roman" w:cs="Times New Roman"/>
                 <w:b/>
-                <w:sz w:val="16"/>
-                <w:szCs w:val="16"/>
+                <w:sz w:val="14"/>
+                <w:szCs w:val="14"/>
               </w:rPr>
               <w:t>S8</w:t>
             </w:r>
@@ -1464,7 +827,7 @@
         </w:tc>
         <w:tc>
           <w:tcPr>
-            <w:tcW w:w="0" w:type="auto"/>
+            <w:tcW w:w="714" w:type="dxa"/>
             <w:shd w:val="clear" w:color="auto" w:fill="C6D9F1" w:themeFill="text2" w:themeFillTint="33"/>
             <w:tcMar>
               <w:top w:w="70" w:type="dxa"/>
@@ -1480,16 +843,16 @@
               <w:rPr>
                 <w:rFonts w:ascii="Times New Roman" w:hAnsi="Times New Roman" w:cs="Times New Roman"/>
                 <w:b/>
-                <w:sz w:val="16"/>
-                <w:szCs w:val="16"/>
+                <w:sz w:val="14"/>
+                <w:szCs w:val="14"/>
               </w:rPr>
             </w:pPr>
             <w:r>
               <w:rPr>
                 <w:rFonts w:ascii="Times New Roman" w:hAnsi="Times New Roman" w:cs="Times New Roman"/>
                 <w:b/>
-                <w:sz w:val="16"/>
-                <w:szCs w:val="16"/>
+                <w:sz w:val="14"/>
+                <w:szCs w:val="14"/>
               </w:rPr>
               <w:t>S9</w:t>
             </w:r>
@@ -1497,7 +860,7 @@
         </w:tc>
         <w:tc>
           <w:tcPr>
-            <w:tcW w:w="0" w:type="auto"/>
+            <w:tcW w:w="714" w:type="dxa"/>
             <w:shd w:val="clear" w:color="auto" w:fill="C6D9F1" w:themeFill="text2" w:themeFillTint="33"/>
             <w:tcMar>
               <w:top w:w="70" w:type="dxa"/>
@@ -1513,16 +876,16 @@
               <w:rPr>
                 <w:rFonts w:ascii="Times New Roman" w:hAnsi="Times New Roman" w:cs="Times New Roman"/>
                 <w:b/>
-                <w:sz w:val="16"/>
-                <w:szCs w:val="16"/>
+                <w:sz w:val="14"/>
+                <w:szCs w:val="14"/>
               </w:rPr>
             </w:pPr>
             <w:r>
               <w:rPr>
                 <w:rFonts w:ascii="Times New Roman" w:hAnsi="Times New Roman" w:cs="Times New Roman"/>
                 <w:b/>
-                <w:sz w:val="16"/>
-                <w:szCs w:val="16"/>
+                <w:sz w:val="14"/>
+                <w:szCs w:val="14"/>
               </w:rPr>
               <w:t>S10</w:t>
             </w:r>
@@ -1530,7 +893,7 @@
         </w:tc>
         <w:tc>
           <w:tcPr>
-            <w:tcW w:w="0" w:type="auto"/>
+            <w:tcW w:w="715" w:type="dxa"/>
             <w:shd w:val="clear" w:color="auto" w:fill="C6D9F1" w:themeFill="text2" w:themeFillTint="33"/>
             <w:tcMar>
               <w:top w:w="70" w:type="dxa"/>
@@ -1546,16 +909,16 @@
               <w:rPr>
                 <w:rFonts w:ascii="Times New Roman" w:hAnsi="Times New Roman" w:cs="Times New Roman"/>
                 <w:b/>
-                <w:sz w:val="16"/>
-                <w:szCs w:val="16"/>
+                <w:sz w:val="14"/>
+                <w:szCs w:val="14"/>
               </w:rPr>
             </w:pPr>
             <w:r>
               <w:rPr>
                 <w:rFonts w:ascii="Times New Roman" w:hAnsi="Times New Roman" w:cs="Times New Roman"/>
                 <w:b/>
-                <w:sz w:val="16"/>
-                <w:szCs w:val="16"/>
+                <w:sz w:val="14"/>
+                <w:szCs w:val="14"/>
               </w:rPr>
               <w:t>Toplam</w:t>
             </w:r>
@@ -1564,12 +927,12 @@
       </w:tr>
       <w:tr>
         <w:trPr>
-          <w:trHeight w:val="133"/>
+          <w:trHeight w:hRule="exact" w:val="230"/>
           <w:jc w:val="center"/>
         </w:trPr>
         <w:tc>
           <w:tcPr>
-            <w:tcW w:w="0" w:type="auto"/>
+            <w:tcW w:w="1836" w:type="dxa"/>
             <w:tcMar>
               <w:top w:w="70" w:type="dxa"/>
               <w:left w:w="90" w:type="dxa"/>
@@ -1584,16 +947,16 @@
               <w:rPr>
                 <w:rFonts w:ascii="Times New Roman" w:hAnsi="Times New Roman" w:cs="Times New Roman"/>
                 <w:b/>
-                <w:sz w:val="16"/>
-                <w:szCs w:val="16"/>
+                <w:sz w:val="14"/>
+                <w:szCs w:val="14"/>
               </w:rPr>
             </w:pPr>
             <w:r>
               <w:rPr>
                 <w:rFonts w:ascii="Times New Roman" w:hAnsi="Times New Roman" w:cs="Times New Roman"/>
                 <w:b/>
-                <w:sz w:val="16"/>
-                <w:szCs w:val="16"/>
+                <w:sz w:val="14"/>
+                <w:szCs w:val="14"/>
               </w:rPr>
               <w:t>Azami Puan</w:t>
             </w:r>
@@ -1601,7 +964,7 @@
         </w:tc>
         <w:tc>
           <w:tcPr>
-            <w:tcW w:w="0" w:type="auto"/>
+            <w:tcW w:w="714" w:type="dxa"/>
             <w:tcMar>
               <w:top w:w="70" w:type="dxa"/>
               <w:left w:w="90" w:type="dxa"/>
@@ -1616,16 +979,16 @@
               <w:rPr>
                 <w:rFonts w:ascii="Times New Roman" w:hAnsi="Times New Roman" w:cs="Times New Roman"/>
                 <w:b/>
-                <w:sz w:val="16"/>
-                <w:szCs w:val="16"/>
+                <w:sz w:val="14"/>
+                <w:szCs w:val="14"/>
               </w:rPr>
             </w:pPr>
             <w:r>
               <w:rPr>
                 <w:rFonts w:ascii="Times New Roman" w:hAnsi="Times New Roman" w:cs="Times New Roman"/>
                 <w:b/>
-                <w:sz w:val="16"/>
-                <w:szCs w:val="16"/>
+                <w:sz w:val="14"/>
+                <w:szCs w:val="14"/>
               </w:rPr>
               <w:t>10</w:t>
             </w:r>
@@ -1633,7 +996,7 @@
         </w:tc>
         <w:tc>
           <w:tcPr>
-            <w:tcW w:w="0" w:type="auto"/>
+            <w:tcW w:w="714" w:type="dxa"/>
             <w:tcMar>
               <w:top w:w="70" w:type="dxa"/>
               <w:left w:w="90" w:type="dxa"/>
@@ -1648,16 +1011,16 @@
               <w:rPr>
                 <w:rFonts w:ascii="Times New Roman" w:hAnsi="Times New Roman" w:cs="Times New Roman"/>
                 <w:b/>
-                <w:sz w:val="16"/>
-                <w:szCs w:val="16"/>
+                <w:sz w:val="14"/>
+                <w:szCs w:val="14"/>
               </w:rPr>
             </w:pPr>
             <w:r>
               <w:rPr>
                 <w:rFonts w:ascii="Times New Roman" w:hAnsi="Times New Roman" w:cs="Times New Roman"/>
                 <w:b/>
-                <w:sz w:val="16"/>
-                <w:szCs w:val="16"/>
+                <w:sz w:val="14"/>
+                <w:szCs w:val="14"/>
               </w:rPr>
               <w:t>10</w:t>
             </w:r>
@@ -1665,7 +1028,7 @@
         </w:tc>
         <w:tc>
           <w:tcPr>
-            <w:tcW w:w="0" w:type="auto"/>
+            <w:tcW w:w="714" w:type="dxa"/>
             <w:tcMar>
               <w:top w:w="70" w:type="dxa"/>
               <w:left w:w="90" w:type="dxa"/>
@@ -1680,16 +1043,16 @@
               <w:rPr>
                 <w:rFonts w:ascii="Times New Roman" w:hAnsi="Times New Roman" w:cs="Times New Roman"/>
                 <w:b/>
-                <w:sz w:val="16"/>
-                <w:szCs w:val="16"/>
+                <w:sz w:val="14"/>
+                <w:szCs w:val="14"/>
               </w:rPr>
             </w:pPr>
             <w:r>
               <w:rPr>
                 <w:rFonts w:ascii="Times New Roman" w:hAnsi="Times New Roman" w:cs="Times New Roman"/>
                 <w:b/>
-                <w:sz w:val="16"/>
-                <w:szCs w:val="16"/>
+                <w:sz w:val="14"/>
+                <w:szCs w:val="14"/>
               </w:rPr>
               <w:t>10</w:t>
             </w:r>
@@ -1697,7 +1060,7 @@
         </w:tc>
         <w:tc>
           <w:tcPr>
-            <w:tcW w:w="0" w:type="auto"/>
+            <w:tcW w:w="714" w:type="dxa"/>
             <w:tcMar>
               <w:top w:w="70" w:type="dxa"/>
               <w:left w:w="90" w:type="dxa"/>
@@ -1712,16 +1075,16 @@
               <w:rPr>
                 <w:rFonts w:ascii="Times New Roman" w:hAnsi="Times New Roman" w:cs="Times New Roman"/>
                 <w:b/>
-                <w:sz w:val="16"/>
-                <w:szCs w:val="16"/>
+                <w:sz w:val="14"/>
+                <w:szCs w:val="14"/>
               </w:rPr>
             </w:pPr>
             <w:r>
               <w:rPr>
                 <w:rFonts w:ascii="Times New Roman" w:hAnsi="Times New Roman" w:cs="Times New Roman"/>
                 <w:b/>
-                <w:sz w:val="16"/>
-                <w:szCs w:val="16"/>
+                <w:sz w:val="14"/>
+                <w:szCs w:val="14"/>
               </w:rPr>
               <w:t>10</w:t>
             </w:r>
@@ -1729,7 +1092,7 @@
         </w:tc>
         <w:tc>
           <w:tcPr>
-            <w:tcW w:w="0" w:type="auto"/>
+            <w:tcW w:w="714" w:type="dxa"/>
             <w:tcMar>
               <w:top w:w="70" w:type="dxa"/>
               <w:left w:w="90" w:type="dxa"/>
@@ -1744,16 +1107,16 @@
               <w:rPr>
                 <w:rFonts w:ascii="Times New Roman" w:hAnsi="Times New Roman" w:cs="Times New Roman"/>
                 <w:b/>
-                <w:sz w:val="16"/>
-                <w:szCs w:val="16"/>
+                <w:sz w:val="14"/>
+                <w:szCs w:val="14"/>
               </w:rPr>
             </w:pPr>
             <w:r>
               <w:rPr>
                 <w:rFonts w:ascii="Times New Roman" w:hAnsi="Times New Roman" w:cs="Times New Roman"/>
                 <w:b/>
-                <w:sz w:val="16"/>
-                <w:szCs w:val="16"/>
+                <w:sz w:val="14"/>
+                <w:szCs w:val="14"/>
               </w:rPr>
               <w:t>10</w:t>
             </w:r>
@@ -1761,7 +1124,7 @@
         </w:tc>
         <w:tc>
           <w:tcPr>
-            <w:tcW w:w="0" w:type="auto"/>
+            <w:tcW w:w="715" w:type="dxa"/>
             <w:tcMar>
               <w:top w:w="70" w:type="dxa"/>
               <w:left w:w="90" w:type="dxa"/>
@@ -1776,16 +1139,16 @@
               <w:rPr>
                 <w:rFonts w:ascii="Times New Roman" w:hAnsi="Times New Roman" w:cs="Times New Roman"/>
                 <w:b/>
-                <w:sz w:val="16"/>
-                <w:szCs w:val="16"/>
+                <w:sz w:val="14"/>
+                <w:szCs w:val="14"/>
               </w:rPr>
             </w:pPr>
             <w:r>
               <w:rPr>
                 <w:rFonts w:ascii="Times New Roman" w:hAnsi="Times New Roman" w:cs="Times New Roman"/>
                 <w:b/>
-                <w:sz w:val="16"/>
-                <w:szCs w:val="16"/>
+                <w:sz w:val="14"/>
+                <w:szCs w:val="14"/>
               </w:rPr>
               <w:t>10</w:t>
             </w:r>
@@ -1793,7 +1156,7 @@
         </w:tc>
         <w:tc>
           <w:tcPr>
-            <w:tcW w:w="0" w:type="auto"/>
+            <w:tcW w:w="714" w:type="dxa"/>
             <w:tcMar>
               <w:top w:w="70" w:type="dxa"/>
               <w:left w:w="90" w:type="dxa"/>
@@ -1808,16 +1171,16 @@
               <w:rPr>
                 <w:rFonts w:ascii="Times New Roman" w:hAnsi="Times New Roman" w:cs="Times New Roman"/>
                 <w:b/>
-                <w:sz w:val="16"/>
-                <w:szCs w:val="16"/>
+                <w:sz w:val="14"/>
+                <w:szCs w:val="14"/>
               </w:rPr>
             </w:pPr>
             <w:r>
               <w:rPr>
                 <w:rFonts w:ascii="Times New Roman" w:hAnsi="Times New Roman" w:cs="Times New Roman"/>
                 <w:b/>
-                <w:sz w:val="16"/>
-                <w:szCs w:val="16"/>
+                <w:sz w:val="14"/>
+                <w:szCs w:val="14"/>
               </w:rPr>
               <w:t>10</w:t>
             </w:r>
@@ -1825,7 +1188,7 @@
         </w:tc>
         <w:tc>
           <w:tcPr>
-            <w:tcW w:w="0" w:type="auto"/>
+            <w:tcW w:w="714" w:type="dxa"/>
             <w:tcMar>
               <w:top w:w="70" w:type="dxa"/>
               <w:left w:w="90" w:type="dxa"/>
@@ -1840,16 +1203,16 @@
               <w:rPr>
                 <w:rFonts w:ascii="Times New Roman" w:hAnsi="Times New Roman" w:cs="Times New Roman"/>
                 <w:b/>
-                <w:sz w:val="16"/>
-                <w:szCs w:val="16"/>
+                <w:sz w:val="14"/>
+                <w:szCs w:val="14"/>
               </w:rPr>
             </w:pPr>
             <w:r>
               <w:rPr>
                 <w:rFonts w:ascii="Times New Roman" w:hAnsi="Times New Roman" w:cs="Times New Roman"/>
                 <w:b/>
-                <w:sz w:val="16"/>
-                <w:szCs w:val="16"/>
+                <w:sz w:val="14"/>
+                <w:szCs w:val="14"/>
               </w:rPr>
               <w:t>10</w:t>
             </w:r>
@@ -1857,7 +1220,7 @@
         </w:tc>
         <w:tc>
           <w:tcPr>
-            <w:tcW w:w="0" w:type="auto"/>
+            <w:tcW w:w="714" w:type="dxa"/>
             <w:tcMar>
               <w:top w:w="70" w:type="dxa"/>
               <w:left w:w="90" w:type="dxa"/>
@@ -1872,16 +1235,16 @@
               <w:rPr>
                 <w:rFonts w:ascii="Times New Roman" w:hAnsi="Times New Roman" w:cs="Times New Roman"/>
                 <w:b/>
-                <w:sz w:val="16"/>
-                <w:szCs w:val="16"/>
+                <w:sz w:val="14"/>
+                <w:szCs w:val="14"/>
               </w:rPr>
             </w:pPr>
             <w:r>
               <w:rPr>
                 <w:rFonts w:ascii="Times New Roman" w:hAnsi="Times New Roman" w:cs="Times New Roman"/>
                 <w:b/>
-                <w:sz w:val="16"/>
-                <w:szCs w:val="16"/>
+                <w:sz w:val="14"/>
+                <w:szCs w:val="14"/>
               </w:rPr>
               <w:t>10</w:t>
             </w:r>
@@ -1889,7 +1252,7 @@
         </w:tc>
         <w:tc>
           <w:tcPr>
-            <w:tcW w:w="0" w:type="auto"/>
+            <w:tcW w:w="714" w:type="dxa"/>
             <w:tcMar>
               <w:top w:w="70" w:type="dxa"/>
               <w:left w:w="90" w:type="dxa"/>
@@ -1904,16 +1267,16 @@
               <w:rPr>
                 <w:rFonts w:ascii="Times New Roman" w:hAnsi="Times New Roman" w:cs="Times New Roman"/>
                 <w:b/>
-                <w:sz w:val="16"/>
-                <w:szCs w:val="16"/>
+                <w:sz w:val="14"/>
+                <w:szCs w:val="14"/>
               </w:rPr>
             </w:pPr>
             <w:r>
               <w:rPr>
                 <w:rFonts w:ascii="Times New Roman" w:hAnsi="Times New Roman" w:cs="Times New Roman"/>
                 <w:b/>
-                <w:sz w:val="16"/>
-                <w:szCs w:val="16"/>
+                <w:sz w:val="14"/>
+                <w:szCs w:val="14"/>
               </w:rPr>
               <w:t>10</w:t>
             </w:r>
@@ -1921,7 +1284,7 @@
         </w:tc>
         <w:tc>
           <w:tcPr>
-            <w:tcW w:w="0" w:type="auto"/>
+            <w:tcW w:w="715" w:type="dxa"/>
             <w:tcMar>
               <w:top w:w="70" w:type="dxa"/>
               <w:left w:w="90" w:type="dxa"/>
@@ -1936,16 +1299,16 @@
               <w:rPr>
                 <w:rFonts w:ascii="Times New Roman" w:hAnsi="Times New Roman" w:cs="Times New Roman"/>
                 <w:b/>
-                <w:sz w:val="16"/>
-                <w:szCs w:val="16"/>
+                <w:sz w:val="14"/>
+                <w:szCs w:val="14"/>
               </w:rPr>
             </w:pPr>
             <w:r>
               <w:rPr>
                 <w:rFonts w:ascii="Times New Roman" w:hAnsi="Times New Roman" w:cs="Times New Roman"/>
                 <w:b/>
-                <w:sz w:val="16"/>
-                <w:szCs w:val="16"/>
+                <w:sz w:val="14"/>
+                <w:szCs w:val="14"/>
               </w:rPr>
               <w:t>100</w:t>
             </w:r>
@@ -1954,11 +1317,12 @@
       </w:tr>
       <w:tr>
         <w:trPr>
+          <w:trHeight w:hRule="exact" w:val="230"/>
           <w:jc w:val="center"/>
         </w:trPr>
         <w:tc>
           <w:tcPr>
-            <w:tcW w:w="0" w:type="auto"/>
+            <w:tcW w:w="1836" w:type="dxa"/>
             <w:tcMar>
               <w:top w:w="70" w:type="dxa"/>
               <w:left w:w="90" w:type="dxa"/>
@@ -1973,8 +1337,8 @@
               <w:rPr>
                 <w:rFonts w:ascii="Times New Roman" w:hAnsi="Times New Roman" w:cs="Times New Roman"/>
                 <w:b/>
-                <w:sz w:val="16"/>
-                <w:szCs w:val="16"/>
+                <w:sz w:val="14"/>
+                <w:szCs w:val="14"/>
               </w:rPr>
             </w:pPr>
             <w:proofErr w:type="spellStart"/>
@@ -1982,8 +1346,8 @@
               <w:rPr>
                 <w:rFonts w:ascii="Times New Roman" w:hAnsi="Times New Roman" w:cs="Times New Roman"/>
                 <w:b/>
-                <w:sz w:val="16"/>
-                <w:szCs w:val="16"/>
+                <w:sz w:val="14"/>
+                <w:szCs w:val="14"/>
               </w:rPr>
               <w:t>Öğrencinin</w:t>
             </w:r>
@@ -1992,8 +1356,8 @@
               <w:rPr>
                 <w:rFonts w:ascii="Times New Roman" w:hAnsi="Times New Roman" w:cs="Times New Roman"/>
                 <w:b/>
-                <w:sz w:val="16"/>
-                <w:szCs w:val="16"/>
+                <w:sz w:val="14"/>
+                <w:szCs w:val="14"/>
               </w:rPr>
               <w:t xml:space="preserve"> </w:t>
             </w:r>
@@ -2002,8 +1366,8 @@
               <w:rPr>
                 <w:rFonts w:ascii="Times New Roman" w:hAnsi="Times New Roman" w:cs="Times New Roman"/>
                 <w:b/>
-                <w:sz w:val="16"/>
-                <w:szCs w:val="16"/>
+                <w:sz w:val="14"/>
+                <w:szCs w:val="14"/>
               </w:rPr>
               <w:t>Aldığı</w:t>
             </w:r>
@@ -2012,8 +1376,8 @@
               <w:rPr>
                 <w:rFonts w:ascii="Times New Roman" w:hAnsi="Times New Roman" w:cs="Times New Roman"/>
                 <w:b/>
-                <w:sz w:val="16"/>
-                <w:szCs w:val="16"/>
+                <w:sz w:val="14"/>
+                <w:szCs w:val="14"/>
               </w:rPr>
               <w:t xml:space="preserve"> Puan</w:t>
             </w:r>
@@ -2021,7 +1385,7 @@
         </w:tc>
         <w:tc>
           <w:tcPr>
-            <w:tcW w:w="0" w:type="auto"/>
+            <w:tcW w:w="714" w:type="dxa"/>
             <w:tcMar>
               <w:top w:w="70" w:type="dxa"/>
               <w:left w:w="90" w:type="dxa"/>
@@ -2036,15 +1400,15 @@
               <w:rPr>
                 <w:rFonts w:ascii="Times New Roman" w:hAnsi="Times New Roman" w:cs="Times New Roman"/>
                 <w:b/>
-                <w:sz w:val="16"/>
-                <w:szCs w:val="16"/>
+                <w:sz w:val="14"/>
+                <w:szCs w:val="14"/>
               </w:rPr>
             </w:pPr>
           </w:p>
         </w:tc>
         <w:tc>
           <w:tcPr>
-            <w:tcW w:w="0" w:type="auto"/>
+            <w:tcW w:w="714" w:type="dxa"/>
             <w:tcMar>
               <w:top w:w="70" w:type="dxa"/>
               <w:left w:w="90" w:type="dxa"/>
@@ -2058,16 +1422,16 @@
               <w:jc w:val="center"/>
               <w:rPr>
                 <w:rFonts w:ascii="Times New Roman" w:hAnsi="Times New Roman" w:cs="Times New Roman"/>
-                <w:bCs/>
-                <w:sz w:val="16"/>
-                <w:szCs w:val="16"/>
+                <w:b/>
+                <w:sz w:val="14"/>
+                <w:szCs w:val="14"/>
               </w:rPr>
             </w:pPr>
           </w:p>
         </w:tc>
         <w:tc>
           <w:tcPr>
-            <w:tcW w:w="0" w:type="auto"/>
+            <w:tcW w:w="714" w:type="dxa"/>
             <w:tcMar>
               <w:top w:w="70" w:type="dxa"/>
               <w:left w:w="90" w:type="dxa"/>
@@ -2081,16 +1445,16 @@
               <w:jc w:val="center"/>
               <w:rPr>
                 <w:rFonts w:ascii="Times New Roman" w:hAnsi="Times New Roman" w:cs="Times New Roman"/>
-                <w:bCs/>
-                <w:sz w:val="16"/>
-                <w:szCs w:val="16"/>
+                <w:b/>
+                <w:sz w:val="14"/>
+                <w:szCs w:val="14"/>
               </w:rPr>
             </w:pPr>
           </w:p>
         </w:tc>
         <w:tc>
           <w:tcPr>
-            <w:tcW w:w="0" w:type="auto"/>
+            <w:tcW w:w="714" w:type="dxa"/>
             <w:tcMar>
               <w:top w:w="70" w:type="dxa"/>
               <w:left w:w="90" w:type="dxa"/>
@@ -2104,16 +1468,16 @@
               <w:jc w:val="center"/>
               <w:rPr>
                 <w:rFonts w:ascii="Times New Roman" w:hAnsi="Times New Roman" w:cs="Times New Roman"/>
-                <w:bCs/>
-                <w:sz w:val="16"/>
-                <w:szCs w:val="16"/>
+                <w:b/>
+                <w:sz w:val="14"/>
+                <w:szCs w:val="14"/>
               </w:rPr>
             </w:pPr>
           </w:p>
         </w:tc>
         <w:tc>
           <w:tcPr>
-            <w:tcW w:w="0" w:type="auto"/>
+            <w:tcW w:w="714" w:type="dxa"/>
             <w:tcMar>
               <w:top w:w="70" w:type="dxa"/>
               <w:left w:w="90" w:type="dxa"/>
@@ -2127,16 +1491,16 @@
               <w:jc w:val="center"/>
               <w:rPr>
                 <w:rFonts w:ascii="Times New Roman" w:hAnsi="Times New Roman" w:cs="Times New Roman"/>
-                <w:bCs/>
-                <w:sz w:val="16"/>
-                <w:szCs w:val="16"/>
+                <w:b/>
+                <w:sz w:val="14"/>
+                <w:szCs w:val="14"/>
               </w:rPr>
             </w:pPr>
           </w:p>
         </w:tc>
         <w:tc>
           <w:tcPr>
-            <w:tcW w:w="0" w:type="auto"/>
+            <w:tcW w:w="715" w:type="dxa"/>
             <w:tcMar>
               <w:top w:w="70" w:type="dxa"/>
               <w:left w:w="90" w:type="dxa"/>
@@ -2150,16 +1514,16 @@
               <w:jc w:val="center"/>
               <w:rPr>
                 <w:rFonts w:ascii="Times New Roman" w:hAnsi="Times New Roman" w:cs="Times New Roman"/>
-                <w:bCs/>
-                <w:sz w:val="16"/>
-                <w:szCs w:val="16"/>
+                <w:b/>
+                <w:sz w:val="14"/>
+                <w:szCs w:val="14"/>
               </w:rPr>
             </w:pPr>
           </w:p>
         </w:tc>
         <w:tc>
           <w:tcPr>
-            <w:tcW w:w="0" w:type="auto"/>
+            <w:tcW w:w="714" w:type="dxa"/>
             <w:tcMar>
               <w:top w:w="70" w:type="dxa"/>
               <w:left w:w="90" w:type="dxa"/>
@@ -2173,16 +1537,16 @@
               <w:jc w:val="center"/>
               <w:rPr>
                 <w:rFonts w:ascii="Times New Roman" w:hAnsi="Times New Roman" w:cs="Times New Roman"/>
-                <w:bCs/>
-                <w:sz w:val="16"/>
-                <w:szCs w:val="16"/>
+                <w:b/>
+                <w:sz w:val="14"/>
+                <w:szCs w:val="14"/>
               </w:rPr>
             </w:pPr>
           </w:p>
         </w:tc>
         <w:tc>
           <w:tcPr>
-            <w:tcW w:w="0" w:type="auto"/>
+            <w:tcW w:w="714" w:type="dxa"/>
             <w:tcMar>
               <w:top w:w="70" w:type="dxa"/>
               <w:left w:w="90" w:type="dxa"/>
@@ -2196,16 +1560,16 @@
               <w:jc w:val="center"/>
               <w:rPr>
                 <w:rFonts w:ascii="Times New Roman" w:hAnsi="Times New Roman" w:cs="Times New Roman"/>
-                <w:bCs/>
-                <w:sz w:val="16"/>
-                <w:szCs w:val="16"/>
+                <w:b/>
+                <w:sz w:val="14"/>
+                <w:szCs w:val="14"/>
               </w:rPr>
             </w:pPr>
           </w:p>
         </w:tc>
         <w:tc>
           <w:tcPr>
-            <w:tcW w:w="0" w:type="auto"/>
+            <w:tcW w:w="714" w:type="dxa"/>
             <w:tcMar>
               <w:top w:w="70" w:type="dxa"/>
               <w:left w:w="90" w:type="dxa"/>
@@ -2219,16 +1583,16 @@
               <w:jc w:val="center"/>
               <w:rPr>
                 <w:rFonts w:ascii="Times New Roman" w:hAnsi="Times New Roman" w:cs="Times New Roman"/>
-                <w:bCs/>
-                <w:sz w:val="16"/>
-                <w:szCs w:val="16"/>
+                <w:b/>
+                <w:sz w:val="14"/>
+                <w:szCs w:val="14"/>
               </w:rPr>
             </w:pPr>
           </w:p>
         </w:tc>
         <w:tc>
           <w:tcPr>
-            <w:tcW w:w="0" w:type="auto"/>
+            <w:tcW w:w="714" w:type="dxa"/>
             <w:tcMar>
               <w:top w:w="70" w:type="dxa"/>
               <w:left w:w="90" w:type="dxa"/>
@@ -2242,16 +1606,16 @@
               <w:jc w:val="center"/>
               <w:rPr>
                 <w:rFonts w:ascii="Times New Roman" w:hAnsi="Times New Roman" w:cs="Times New Roman"/>
-                <w:bCs/>
-                <w:sz w:val="16"/>
-                <w:szCs w:val="16"/>
+                <w:b/>
+                <w:sz w:val="14"/>
+                <w:szCs w:val="14"/>
               </w:rPr>
             </w:pPr>
           </w:p>
         </w:tc>
         <w:tc>
           <w:tcPr>
-            <w:tcW w:w="0" w:type="auto"/>
+            <w:tcW w:w="715" w:type="dxa"/>
             <w:tcMar>
               <w:top w:w="70" w:type="dxa"/>
               <w:left w:w="90" w:type="dxa"/>
@@ -2265,9 +1629,9 @@
               <w:jc w:val="center"/>
               <w:rPr>
                 <w:rFonts w:ascii="Times New Roman" w:hAnsi="Times New Roman" w:cs="Times New Roman"/>
-                <w:bCs/>
-                <w:sz w:val="16"/>
-                <w:szCs w:val="16"/>
+                <w:b/>
+                <w:sz w:val="14"/>
+                <w:szCs w:val="14"/>
               </w:rPr>
             </w:pPr>
           </w:p>
@@ -2276,7 +1640,19 @@
     </w:tbl>
     <w:p>
       <w:pPr>
-        <w:spacing w:before="120" w:after="0"/>
+        <w:spacing w:after="0" w:line="240" w:lineRule="auto"/>
+        <w:jc w:val="center"/>
+        <w:rPr>
+          <w:rFonts w:ascii="Times New Roman" w:hAnsi="Times New Roman" w:cs="Times New Roman"/>
+          <w:b/>
+          <w:sz w:val="24"/>
+          <w:szCs w:val="24"/>
+        </w:rPr>
+      </w:pPr>
+    </w:p>
+    <w:p>
+      <w:pPr>
+        <w:spacing w:after="0" w:line="240" w:lineRule="auto"/>
         <w:jc w:val="center"/>
         <w:rPr>
           <w:rFonts w:ascii="Times New Roman" w:hAnsi="Times New Roman" w:cs="Times New Roman"/>
@@ -2297,7 +1673,7 @@
     </w:p>
     <w:p>
       <w:pPr>
-        <w:spacing w:before="120" w:after="0"/>
+        <w:spacing w:after="0" w:line="240" w:lineRule="auto"/>
         <w:rPr>
           <w:rFonts w:ascii="Times New Roman" w:hAnsi="Times New Roman" w:cs="Times New Roman"/>
           <w:b/>
@@ -2312,16 +1688,7 @@
           <w:sz w:val="24"/>
           <w:szCs w:val="24"/>
         </w:rPr>
-        <w:t>S1</w:t>
-      </w:r>
-      <w:r>
-        <w:rPr>
-          <w:rFonts w:ascii="Times New Roman" w:hAnsi="Times New Roman" w:cs="Times New Roman"/>
-          <w:b/>
-          <w:sz w:val="24"/>
-          <w:szCs w:val="24"/>
-        </w:rPr>
-        <w:t>….</w:t>
+        <w:t>S1….</w:t>
       </w:r>
     </w:p>
     <w:sectPr>
